--- a/04-滤波电路/03-带通滤波/多反馈带通滤波电路/多反馈带通滤波电路.docx
+++ b/04-滤波电路/03-带通滤波/多反馈带通滤波电路/多反馈带通滤波电路.docx
@@ -3469,6 +3469,20 @@
     </w:p>
     <w:bookmarkEnd w:id="26"/>
     <w:bookmarkEnd w:id="27"/>
+    <w:p>
+      <w:pPr>
+        <w:spacing w:before="360"/>
+        <w:jc w:val="center"/>
+      </w:pPr>
+      <w:r>
+        <w:rPr>
+          <w:rFonts w:ascii="Times New Roman" w:hAnsi="Times New Roman"/>
+          <w:color w:val="555555"/>
+          <w:sz w:val="21"/>
+        </w:rPr>
+        <w:t>材料收集者：杜文杰</w:t>
+      </w:r>
+    </w:p>
     <w:sectPr>
       <w:headerReference r:id="rId9" w:type="default"/>
       <w:footerReference r:id="rId10" w:type="default"/>

--- a/04-滤波电路/03-带通滤波/多反馈带通滤波电路/多反馈带通滤波电路.docx
+++ b/04-滤波电路/03-带通滤波/多反馈带通滤波电路/多反馈带通滤波电路.docx
@@ -1,6 +1,6 @@
 
 <file path=word/document.xml><?xml version="1.0" encoding="utf-8"?>
-<w:document xmlns:w="http://schemas.openxmlformats.org/wordprocessingml/2006/main" xmlns:m="http://schemas.openxmlformats.org/officeDocument/2006/math" xmlns:r="http://schemas.openxmlformats.org/officeDocument/2006/relationships" xmlns:o="urn:schemas-microsoft-com:office:office" xmlns:v="urn:schemas-microsoft-com:vml" xmlns:w10="urn:schemas-microsoft-com:office:word" xmlns:a="http://schemas.openxmlformats.org/drawingml/2006/main" xmlns:pic="http://schemas.openxmlformats.org/drawingml/2006/picture" xmlns:wp="http://schemas.openxmlformats.org/drawingml/2006/wordprocessingDrawing">
+<w:document xmlns:m="http://schemas.openxmlformats.org/officeDocument/2006/math" xmlns:r="http://schemas.openxmlformats.org/officeDocument/2006/relationships" xmlns:w="http://schemas.openxmlformats.org/wordprocessingml/2006/main" xmlns:o="urn:schemas-microsoft-com:office:office" xmlns:v="urn:schemas-microsoft-com:vml" xmlns:w10="urn:schemas-microsoft-com:office:word" xmlns:a="http://schemas.openxmlformats.org/drawingml/2006/main" xmlns:pic="http://schemas.openxmlformats.org/drawingml/2006/picture" xmlns:wp="http://schemas.openxmlformats.org/drawingml/2006/wordprocessingDrawing">
   <w:body>
     <w:bookmarkStart w:id="27" w:name="多反馈带通滤波电路"/>
     <w:p>
@@ -9,7 +9,7 @@
       </w:pPr>
       <w:r>
         <w:rPr>
-          <w:rFonts w:hint="eastAsia"/>
+          <w:rFonts w:hint="eastAsia" w:eastAsia="黑体"/>
         </w:rPr>
         <w:t xml:space="preserve">多反馈带通滤波电路</w:t>
       </w:r>
@@ -21,7 +21,7 @@
       </w:pPr>
       <w:r>
         <w:rPr>
-          <w:rFonts w:hint="eastAsia"/>
+          <w:rFonts w:hint="eastAsia" w:eastAsia="黑体"/>
         </w:rPr>
         <w:t xml:space="preserve">拓扑描述</w:t>
       </w:r>
@@ -32,16 +32,19 @@
       </w:pPr>
       <w:r>
         <w:rPr>
-          <w:rFonts w:hint="eastAsia"/>
+          <w:rFonts w:hint="eastAsia" w:eastAsia="黑体"/>
         </w:rPr>
         <w:t xml:space="preserve">本电路由</w:t>
       </w:r>
       <w:r>
+        <w:rPr>
+          <w:rFonts w:eastAsia="黑体"/>
+        </w:rPr>
         <w:t xml:space="preserve"> </w:t>
       </w:r>
       <w:r>
         <w:rPr>
-          <w:rFonts w:hint="eastAsia"/>
+          <w:rFonts w:hint="eastAsia" w:eastAsia="黑体"/>
           <w:b/>
           <w:bCs/>
         </w:rPr>
@@ -49,6 +52,7 @@
       </w:r>
       <w:r>
         <w:rPr>
+          <w:rFonts w:eastAsia="黑体"/>
           <w:b/>
           <w:bCs/>
         </w:rPr>
@@ -56,7 +60,7 @@
       </w:r>
       <w:r>
         <w:rPr>
-          <w:rFonts w:hint="eastAsia"/>
+          <w:rFonts w:hint="eastAsia" w:eastAsia="黑体"/>
           <w:b/>
           <w:bCs/>
         </w:rPr>
@@ -64,6 +68,7 @@
       </w:r>
       <w:r>
         <w:rPr>
+          <w:rFonts w:eastAsia="黑体"/>
           <w:b/>
           <w:bCs/>
         </w:rPr>
@@ -85,6 +90,7 @@
       </m:oMath>
       <w:r>
         <w:rPr>
+          <w:rFonts w:eastAsia="黑体"/>
           <w:b/>
           <w:bCs/>
         </w:rPr>
@@ -106,6 +112,7 @@
       </m:oMath>
       <w:r>
         <w:rPr>
+          <w:rFonts w:eastAsia="黑体"/>
           <w:b/>
           <w:bCs/>
         </w:rPr>
@@ -127,7 +134,7 @@
       </m:oMath>
       <w:r>
         <w:rPr>
-          <w:rFonts w:hint="eastAsia"/>
+          <w:rFonts w:hint="eastAsia" w:eastAsia="黑体"/>
           <w:b/>
           <w:bCs/>
         </w:rPr>
@@ -135,6 +142,7 @@
       </w:r>
       <w:r>
         <w:rPr>
+          <w:rFonts w:eastAsia="黑体"/>
           <w:b/>
           <w:bCs/>
         </w:rPr>
@@ -156,6 +164,7 @@
       </m:oMath>
       <w:r>
         <w:rPr>
+          <w:rFonts w:eastAsia="黑体"/>
           <w:b/>
           <w:bCs/>
         </w:rPr>
@@ -176,15 +185,21 @@
         </m:sSub>
       </m:oMath>
       <w:r>
+        <w:rPr>
+          <w:rFonts w:eastAsia="黑体"/>
+        </w:rPr>
         <w:t xml:space="preserve"> </w:t>
       </w:r>
       <w:r>
         <w:rPr>
-          <w:rFonts w:hint="eastAsia"/>
+          <w:rFonts w:hint="eastAsia" w:eastAsia="黑体"/>
         </w:rPr>
         <w:t xml:space="preserve">组成，构成二阶多重反馈（MFB）有源带通滤波器。关键节点命名如下：输入节点</w:t>
       </w:r>
       <w:r>
+        <w:rPr>
+          <w:rFonts w:eastAsia="黑体"/>
+        </w:rPr>
         <w:t xml:space="preserve"> </w:t>
       </w:r>
       <m:oMath>
@@ -205,15 +220,21 @@
         </m:sSub>
       </m:oMath>
       <w:r>
+        <w:rPr>
+          <w:rFonts w:eastAsia="黑体"/>
+        </w:rPr>
         <w:t xml:space="preserve"> </w:t>
       </w:r>
       <w:r>
         <w:rPr>
-          <w:rFonts w:hint="eastAsia"/>
+          <w:rFonts w:hint="eastAsia" w:eastAsia="黑体"/>
         </w:rPr>
         <w:t xml:space="preserve">承接输入信号，地节点</w:t>
       </w:r>
       <w:r>
+        <w:rPr>
+          <w:rFonts w:eastAsia="黑体"/>
+        </w:rPr>
         <w:t xml:space="preserve"> </w:t>
       </w:r>
       <m:oMath>
@@ -228,15 +249,21 @@
         </m:r>
       </m:oMath>
       <w:r>
+        <w:rPr>
+          <w:rFonts w:eastAsia="黑体"/>
+        </w:rPr>
         <w:t xml:space="preserve"> </w:t>
       </w:r>
       <w:r>
         <w:rPr>
-          <w:rFonts w:hint="eastAsia"/>
+          <w:rFonts w:hint="eastAsia" w:eastAsia="黑体"/>
         </w:rPr>
         <w:t xml:space="preserve">为公共参考，输出节点</w:t>
       </w:r>
       <w:r>
+        <w:rPr>
+          <w:rFonts w:eastAsia="黑体"/>
+        </w:rPr>
         <w:t xml:space="preserve"> </w:t>
       </w:r>
       <m:oMath>
@@ -260,24 +287,33 @@
         </m:sSub>
       </m:oMath>
       <w:r>
+        <w:rPr>
+          <w:rFonts w:eastAsia="黑体"/>
+        </w:rPr>
         <w:t xml:space="preserve"> </w:t>
       </w:r>
       <w:r>
         <w:rPr>
-          <w:rFonts w:hint="eastAsia"/>
+          <w:rFonts w:hint="eastAsia" w:eastAsia="黑体"/>
         </w:rPr>
         <w:t xml:space="preserve">由运放输出端</w:t>
       </w:r>
       <w:r>
+        <w:rPr>
+          <w:rFonts w:eastAsia="黑体"/>
+        </w:rPr>
         <w:t xml:space="preserve"> OUT </w:t>
       </w:r>
       <w:r>
         <w:rPr>
-          <w:rFonts w:hint="eastAsia"/>
+          <w:rFonts w:hint="eastAsia" w:eastAsia="黑体"/>
         </w:rPr>
         <w:t xml:space="preserve">提供；中间节点</w:t>
       </w:r>
       <w:r>
+        <w:rPr>
+          <w:rFonts w:eastAsia="黑体"/>
+        </w:rPr>
         <w:t xml:space="preserve"> </w:t>
       </w:r>
       <m:oMath>
@@ -304,24 +340,33 @@
         </m:sSub>
       </m:oMath>
       <w:r>
+        <w:rPr>
+          <w:rFonts w:eastAsia="黑体"/>
+        </w:rPr>
         <w:t xml:space="preserve"> </w:t>
       </w:r>
       <w:r>
         <w:rPr>
-          <w:rFonts w:hint="eastAsia"/>
+          <w:rFonts w:hint="eastAsia" w:eastAsia="黑体"/>
         </w:rPr>
         <w:t xml:space="preserve">即运放反相输入端</w:t>
       </w:r>
       <w:r>
+        <w:rPr>
+          <w:rFonts w:eastAsia="黑体"/>
+        </w:rPr>
         <w:t xml:space="preserve"> </w:t>
       </w:r>
       <w:r>
         <w:rPr>
-          <w:rFonts w:hint="eastAsia"/>
+          <w:rFonts w:hint="eastAsia" w:eastAsia="黑体"/>
         </w:rPr>
         <w:t xml:space="preserve">IN−，其上汇聚电阻</w:t>
       </w:r>
       <w:r>
+        <w:rPr>
+          <w:rFonts w:eastAsia="黑体"/>
+        </w:rPr>
         <w:t xml:space="preserve"> </w:t>
       </w:r>
       <m:oMath>
@@ -339,6 +384,9 @@
         </m:sSub>
       </m:oMath>
       <w:r>
+        <w:rPr>
+          <w:rFonts w:eastAsia="黑体"/>
+        </w:rPr>
         <w:t xml:space="preserve">、</w:t>
       </w:r>
       <m:oMath>
@@ -357,11 +405,14 @@
       </m:oMath>
       <w:r>
         <w:rPr>
-          <w:rFonts w:hint="eastAsia"/>
+          <w:rFonts w:hint="eastAsia" w:eastAsia="黑体"/>
         </w:rPr>
         <w:t xml:space="preserve">、电容</w:t>
       </w:r>
       <w:r>
+        <w:rPr>
+          <w:rFonts w:eastAsia="黑体"/>
+        </w:rPr>
         <w:t xml:space="preserve"> </w:t>
       </w:r>
       <m:oMath>
@@ -379,24 +430,33 @@
         </m:sSub>
       </m:oMath>
       <w:r>
+        <w:rPr>
+          <w:rFonts w:eastAsia="黑体"/>
+        </w:rPr>
         <w:t xml:space="preserve"> </w:t>
       </w:r>
       <w:r>
         <w:rPr>
-          <w:rFonts w:hint="eastAsia"/>
+          <w:rFonts w:hint="eastAsia" w:eastAsia="黑体"/>
         </w:rPr>
         <w:t xml:space="preserve">与运放</w:t>
       </w:r>
       <w:r>
+        <w:rPr>
+          <w:rFonts w:eastAsia="黑体"/>
+        </w:rPr>
         <w:t xml:space="preserve"> IN− </w:t>
       </w:r>
       <w:r>
         <w:rPr>
-          <w:rFonts w:hint="eastAsia"/>
+          <w:rFonts w:hint="eastAsia" w:eastAsia="黑体"/>
         </w:rPr>
         <w:t xml:space="preserve">等端子；中间节点</w:t>
       </w:r>
       <w:r>
+        <w:rPr>
+          <w:rFonts w:eastAsia="黑体"/>
+        </w:rPr>
         <w:t xml:space="preserve"> </w:t>
       </w:r>
       <m:oMath>
@@ -417,15 +477,21 @@
         </m:sSub>
       </m:oMath>
       <w:r>
+        <w:rPr>
+          <w:rFonts w:eastAsia="黑体"/>
+        </w:rPr>
         <w:t xml:space="preserve"> </w:t>
       </w:r>
       <w:r>
         <w:rPr>
-          <w:rFonts w:hint="eastAsia"/>
+          <w:rFonts w:hint="eastAsia" w:eastAsia="黑体"/>
         </w:rPr>
         <w:t xml:space="preserve">位于</w:t>
       </w:r>
       <w:r>
+        <w:rPr>
+          <w:rFonts w:eastAsia="黑体"/>
+        </w:rPr>
         <w:t xml:space="preserve"> </w:t>
       </w:r>
       <m:oMath>
@@ -443,15 +509,21 @@
         </m:sSub>
       </m:oMath>
       <w:r>
+        <w:rPr>
+          <w:rFonts w:eastAsia="黑体"/>
+        </w:rPr>
         <w:t xml:space="preserve"> </w:t>
       </w:r>
       <w:r>
         <w:rPr>
-          <w:rFonts w:hint="eastAsia"/>
+          <w:rFonts w:hint="eastAsia" w:eastAsia="黑体"/>
         </w:rPr>
         <w:t xml:space="preserve">与</w:t>
       </w:r>
       <w:r>
+        <w:rPr>
+          <w:rFonts w:eastAsia="黑体"/>
+        </w:rPr>
         <w:t xml:space="preserve"> </w:t>
       </w:r>
       <m:oMath>
@@ -469,15 +541,21 @@
         </m:sSub>
       </m:oMath>
       <w:r>
+        <w:rPr>
+          <w:rFonts w:eastAsia="黑体"/>
+        </w:rPr>
         <w:t xml:space="preserve"> </w:t>
       </w:r>
       <w:r>
         <w:rPr>
-          <w:rFonts w:hint="eastAsia"/>
+          <w:rFonts w:hint="eastAsia" w:eastAsia="黑体"/>
         </w:rPr>
         <w:t xml:space="preserve">的连接点，复接电容</w:t>
       </w:r>
       <w:r>
+        <w:rPr>
+          <w:rFonts w:eastAsia="黑体"/>
+        </w:rPr>
         <w:t xml:space="preserve"> </w:t>
       </w:r>
       <m:oMath>
@@ -495,6 +573,9 @@
         </m:sSub>
       </m:oMath>
       <w:r>
+        <w:rPr>
+          <w:rFonts w:eastAsia="黑体"/>
+        </w:rPr>
         <w:t xml:space="preserve">、</w:t>
       </w:r>
       <m:oMath>
@@ -512,15 +593,21 @@
         </m:sSub>
       </m:oMath>
       <w:r>
+        <w:rPr>
+          <w:rFonts w:eastAsia="黑体"/>
+        </w:rPr>
         <w:t xml:space="preserve"> </w:t>
       </w:r>
       <w:r>
         <w:rPr>
-          <w:rFonts w:hint="eastAsia"/>
+          <w:rFonts w:hint="eastAsia" w:eastAsia="黑体"/>
         </w:rPr>
         <w:t xml:space="preserve">与</w:t>
       </w:r>
       <w:r>
+        <w:rPr>
+          <w:rFonts w:eastAsia="黑体"/>
+        </w:rPr>
         <w:t xml:space="preserve"> </w:t>
       </w:r>
       <m:oMath>
@@ -538,24 +625,33 @@
         </m:sSub>
       </m:oMath>
       <w:r>
+        <w:rPr>
+          <w:rFonts w:eastAsia="黑体"/>
+        </w:rPr>
         <w:t xml:space="preserve"> </w:t>
       </w:r>
       <w:r>
         <w:rPr>
-          <w:rFonts w:hint="eastAsia"/>
+          <w:rFonts w:hint="eastAsia" w:eastAsia="黑体"/>
         </w:rPr>
         <w:t xml:space="preserve">各一端；运放同相输入端</w:t>
       </w:r>
       <w:r>
+        <w:rPr>
+          <w:rFonts w:eastAsia="黑体"/>
+        </w:rPr>
         <w:t xml:space="preserve"> IN+ </w:t>
       </w:r>
       <w:r>
         <w:rPr>
-          <w:rFonts w:hint="eastAsia"/>
+          <w:rFonts w:hint="eastAsia" w:eastAsia="黑体"/>
         </w:rPr>
         <w:t xml:space="preserve">直接接地节点</w:t>
       </w:r>
       <w:r>
+        <w:rPr>
+          <w:rFonts w:eastAsia="黑体"/>
+        </w:rPr>
         <w:t xml:space="preserve"> </w:t>
       </w:r>
       <m:oMath>
@@ -571,16 +667,19 @@
       </m:oMath>
       <w:r>
         <w:rPr>
-          <w:rFonts w:hint="eastAsia"/>
+          <w:rFonts w:hint="eastAsia" w:eastAsia="黑体"/>
         </w:rPr>
         <w:t xml:space="preserve">，正负电源端</w:t>
       </w:r>
       <w:r>
+        <w:rPr>
+          <w:rFonts w:eastAsia="黑体"/>
+        </w:rPr>
         <w:t xml:space="preserve"> V+、V− </w:t>
       </w:r>
       <w:r>
         <w:rPr>
-          <w:rFonts w:hint="eastAsia"/>
+          <w:rFonts w:hint="eastAsia" w:eastAsia="黑体"/>
         </w:rPr>
         <w:t xml:space="preserve">分别接正负电源轨。</w:t>
       </w:r>
@@ -589,11 +688,14 @@
       <w:pPr/>
       <w:r>
         <w:rPr>
-          <w:rFonts w:hint="eastAsia"/>
+          <w:rFonts w:hint="eastAsia" w:eastAsia="黑体"/>
         </w:rPr>
         <w:t xml:space="preserve">各元件管脚连接：电阻</w:t>
       </w:r>
       <w:r>
+        <w:rPr>
+          <w:rFonts w:eastAsia="黑体"/>
+        </w:rPr>
         <w:t xml:space="preserve"> </w:t>
       </w:r>
       <m:oMath>
@@ -611,15 +713,21 @@
         </m:sSub>
       </m:oMath>
       <w:r>
+        <w:rPr>
+          <w:rFonts w:eastAsia="黑体"/>
+        </w:rPr>
         <w:t xml:space="preserve"> </w:t>
       </w:r>
       <w:r>
         <w:rPr>
-          <w:rFonts w:hint="eastAsia"/>
+          <w:rFonts w:hint="eastAsia" w:eastAsia="黑体"/>
         </w:rPr>
         <w:t xml:space="preserve">一端接输入节点</w:t>
       </w:r>
       <w:r>
+        <w:rPr>
+          <w:rFonts w:eastAsia="黑体"/>
+        </w:rPr>
         <w:t xml:space="preserve"> </w:t>
       </w:r>
       <m:oMath>
@@ -641,11 +749,14 @@
       </m:oMath>
       <w:r>
         <w:rPr>
-          <w:rFonts w:hint="eastAsia"/>
+          <w:rFonts w:hint="eastAsia" w:eastAsia="黑体"/>
         </w:rPr>
         <w:t xml:space="preserve">，另一端接运放反相端节点</w:t>
       </w:r>
       <w:r>
+        <w:rPr>
+          <w:rFonts w:eastAsia="黑体"/>
+        </w:rPr>
         <w:t xml:space="preserve"> </w:t>
       </w:r>
       <m:oMath>
@@ -673,11 +784,14 @@
       </m:oMath>
       <w:r>
         <w:rPr>
-          <w:rFonts w:hint="eastAsia"/>
+          <w:rFonts w:hint="eastAsia" w:eastAsia="黑体"/>
         </w:rPr>
         <w:t xml:space="preserve">；电容</w:t>
       </w:r>
       <w:r>
+        <w:rPr>
+          <w:rFonts w:eastAsia="黑体"/>
+        </w:rPr>
         <w:t xml:space="preserve"> </w:t>
       </w:r>
       <m:oMath>
@@ -695,15 +809,21 @@
         </m:sSub>
       </m:oMath>
       <w:r>
+        <w:rPr>
+          <w:rFonts w:eastAsia="黑体"/>
+        </w:rPr>
         <w:t xml:space="preserve"> </w:t>
       </w:r>
       <w:r>
         <w:rPr>
-          <w:rFonts w:hint="eastAsia"/>
+          <w:rFonts w:hint="eastAsia" w:eastAsia="黑体"/>
         </w:rPr>
         <w:t xml:space="preserve">一端接</w:t>
       </w:r>
       <w:r>
+        <w:rPr>
+          <w:rFonts w:eastAsia="黑体"/>
+        </w:rPr>
         <w:t xml:space="preserve"> </w:t>
       </w:r>
       <m:oMath>
@@ -731,11 +851,14 @@
       </m:oMath>
       <w:r>
         <w:rPr>
-          <w:rFonts w:hint="eastAsia"/>
+          <w:rFonts w:hint="eastAsia" w:eastAsia="黑体"/>
         </w:rPr>
         <w:t xml:space="preserve">，另一端接运放输出节点</w:t>
       </w:r>
       <w:r>
+        <w:rPr>
+          <w:rFonts w:eastAsia="黑体"/>
+        </w:rPr>
         <w:t xml:space="preserve"> </w:t>
       </w:r>
       <m:oMath>
@@ -760,11 +883,14 @@
       </m:oMath>
       <w:r>
         <w:rPr>
-          <w:rFonts w:hint="eastAsia"/>
+          <w:rFonts w:hint="eastAsia" w:eastAsia="黑体"/>
         </w:rPr>
         <w:t xml:space="preserve">，构成反相端到输出的反馈电容；电阻</w:t>
       </w:r>
       <w:r>
+        <w:rPr>
+          <w:rFonts w:eastAsia="黑体"/>
+        </w:rPr>
         <w:t xml:space="preserve"> </w:t>
       </w:r>
       <m:oMath>
@@ -782,15 +908,21 @@
         </m:sSub>
       </m:oMath>
       <w:r>
+        <w:rPr>
+          <w:rFonts w:eastAsia="黑体"/>
+        </w:rPr>
         <w:t xml:space="preserve"> </w:t>
       </w:r>
       <w:r>
         <w:rPr>
-          <w:rFonts w:hint="eastAsia"/>
+          <w:rFonts w:hint="eastAsia" w:eastAsia="黑体"/>
         </w:rPr>
         <w:t xml:space="preserve">一端接</w:t>
       </w:r>
       <w:r>
+        <w:rPr>
+          <w:rFonts w:eastAsia="黑体"/>
+        </w:rPr>
         <w:t xml:space="preserve"> </w:t>
       </w:r>
       <m:oMath>
@@ -818,11 +950,14 @@
       </m:oMath>
       <w:r>
         <w:rPr>
-          <w:rFonts w:hint="eastAsia"/>
+          <w:rFonts w:hint="eastAsia" w:eastAsia="黑体"/>
         </w:rPr>
         <w:t xml:space="preserve">，另一端接中间节点</w:t>
       </w:r>
       <w:r>
+        <w:rPr>
+          <w:rFonts w:eastAsia="黑体"/>
+        </w:rPr>
         <w:t xml:space="preserve"> </w:t>
       </w:r>
       <m:oMath>
@@ -844,11 +979,14 @@
       </m:oMath>
       <w:r>
         <w:rPr>
-          <w:rFonts w:hint="eastAsia"/>
+          <w:rFonts w:hint="eastAsia" w:eastAsia="黑体"/>
         </w:rPr>
         <w:t xml:space="preserve">；电容</w:t>
       </w:r>
       <w:r>
+        <w:rPr>
+          <w:rFonts w:eastAsia="黑体"/>
+        </w:rPr>
         <w:t xml:space="preserve"> </w:t>
       </w:r>
       <m:oMath>
@@ -866,15 +1004,21 @@
         </m:sSub>
       </m:oMath>
       <w:r>
+        <w:rPr>
+          <w:rFonts w:eastAsia="黑体"/>
+        </w:rPr>
         <w:t xml:space="preserve"> </w:t>
       </w:r>
       <w:r>
         <w:rPr>
-          <w:rFonts w:hint="eastAsia"/>
+          <w:rFonts w:hint="eastAsia" w:eastAsia="黑体"/>
         </w:rPr>
         <w:t xml:space="preserve">一端接</w:t>
       </w:r>
       <w:r>
+        <w:rPr>
+          <w:rFonts w:eastAsia="黑体"/>
+        </w:rPr>
         <w:t xml:space="preserve"> </w:t>
       </w:r>
       <m:oMath>
@@ -896,11 +1040,14 @@
       </m:oMath>
       <w:r>
         <w:rPr>
-          <w:rFonts w:hint="eastAsia"/>
+          <w:rFonts w:hint="eastAsia" w:eastAsia="黑体"/>
         </w:rPr>
         <w:t xml:space="preserve">，另一端接地节点</w:t>
       </w:r>
       <w:r>
+        <w:rPr>
+          <w:rFonts w:eastAsia="黑体"/>
+        </w:rPr>
         <w:t xml:space="preserve"> </w:t>
       </w:r>
       <m:oMath>
@@ -916,11 +1063,14 @@
       </m:oMath>
       <w:r>
         <w:rPr>
-          <w:rFonts w:hint="eastAsia"/>
+          <w:rFonts w:hint="eastAsia" w:eastAsia="黑体"/>
         </w:rPr>
         <w:t xml:space="preserve">；电阻</w:t>
       </w:r>
       <w:r>
+        <w:rPr>
+          <w:rFonts w:eastAsia="黑体"/>
+        </w:rPr>
         <w:t xml:space="preserve"> </w:t>
       </w:r>
       <m:oMath>
@@ -938,15 +1088,21 @@
         </m:sSub>
       </m:oMath>
       <w:r>
+        <w:rPr>
+          <w:rFonts w:eastAsia="黑体"/>
+        </w:rPr>
         <w:t xml:space="preserve"> </w:t>
       </w:r>
       <w:r>
         <w:rPr>
-          <w:rFonts w:hint="eastAsia"/>
+          <w:rFonts w:hint="eastAsia" w:eastAsia="黑体"/>
         </w:rPr>
         <w:t xml:space="preserve">一端接</w:t>
       </w:r>
       <w:r>
+        <w:rPr>
+          <w:rFonts w:eastAsia="黑体"/>
+        </w:rPr>
         <w:t xml:space="preserve"> </w:t>
       </w:r>
       <m:oMath>
@@ -968,11 +1124,14 @@
       </m:oMath>
       <w:r>
         <w:rPr>
-          <w:rFonts w:hint="eastAsia"/>
+          <w:rFonts w:hint="eastAsia" w:eastAsia="黑体"/>
         </w:rPr>
         <w:t xml:space="preserve">，另一端接运放输出节点</w:t>
       </w:r>
       <w:r>
+        <w:rPr>
+          <w:rFonts w:eastAsia="黑体"/>
+        </w:rPr>
         <w:t xml:space="preserve"> </w:t>
       </w:r>
       <m:oMath>
@@ -997,29 +1156,38 @@
       </m:oMath>
       <w:r>
         <w:rPr>
-          <w:rFonts w:hint="eastAsia"/>
+          <w:rFonts w:hint="eastAsia" w:eastAsia="黑体"/>
         </w:rPr>
         <w:t xml:space="preserve">；运放</w:t>
       </w:r>
       <w:r>
+        <w:rPr>
+          <w:rFonts w:eastAsia="黑体"/>
+        </w:rPr>
         <w:t xml:space="preserve"> A </w:t>
       </w:r>
       <w:r>
         <w:rPr>
-          <w:rFonts w:hint="eastAsia"/>
+          <w:rFonts w:hint="eastAsia" w:eastAsia="黑体"/>
         </w:rPr>
         <w:t xml:space="preserve">的</w:t>
       </w:r>
       <w:r>
+        <w:rPr>
+          <w:rFonts w:eastAsia="黑体"/>
+        </w:rPr>
         <w:t xml:space="preserve"> IN− </w:t>
       </w:r>
       <w:r>
         <w:rPr>
-          <w:rFonts w:hint="eastAsia"/>
+          <w:rFonts w:hint="eastAsia" w:eastAsia="黑体"/>
         </w:rPr>
         <w:t xml:space="preserve">接</w:t>
       </w:r>
       <w:r>
+        <w:rPr>
+          <w:rFonts w:eastAsia="黑体"/>
+        </w:rPr>
         <w:t xml:space="preserve"> </w:t>
       </w:r>
       <m:oMath>
@@ -1046,15 +1214,21 @@
         </m:sSub>
       </m:oMath>
       <w:r>
+        <w:rPr>
+          <w:rFonts w:eastAsia="黑体"/>
+        </w:rPr>
         <w:t xml:space="preserve">、IN+ </w:t>
       </w:r>
       <w:r>
         <w:rPr>
-          <w:rFonts w:hint="eastAsia"/>
+          <w:rFonts w:hint="eastAsia" w:eastAsia="黑体"/>
         </w:rPr>
         <w:t xml:space="preserve">接</w:t>
       </w:r>
       <w:r>
+        <w:rPr>
+          <w:rFonts w:eastAsia="黑体"/>
+        </w:rPr>
         <w:t xml:space="preserve"> </w:t>
       </w:r>
       <m:oMath>
@@ -1069,15 +1243,21 @@
         </m:r>
       </m:oMath>
       <w:r>
+        <w:rPr>
+          <w:rFonts w:eastAsia="黑体"/>
+        </w:rPr>
         <w:t xml:space="preserve">、OUT </w:t>
       </w:r>
       <w:r>
         <w:rPr>
-          <w:rFonts w:hint="eastAsia"/>
+          <w:rFonts w:hint="eastAsia" w:eastAsia="黑体"/>
         </w:rPr>
         <w:t xml:space="preserve">接</w:t>
       </w:r>
       <w:r>
+        <w:rPr>
+          <w:rFonts w:eastAsia="黑体"/>
+        </w:rPr>
         <w:t xml:space="preserve"> </w:t>
       </w:r>
       <m:oMath>
@@ -1101,24 +1281,33 @@
         </m:sSub>
       </m:oMath>
       <w:r>
+        <w:rPr>
+          <w:rFonts w:eastAsia="黑体"/>
+        </w:rPr>
         <w:t xml:space="preserve">、V+ </w:t>
       </w:r>
       <w:r>
         <w:rPr>
-          <w:rFonts w:hint="eastAsia"/>
+          <w:rFonts w:hint="eastAsia" w:eastAsia="黑体"/>
         </w:rPr>
         <w:t xml:space="preserve">与</w:t>
       </w:r>
       <w:r>
+        <w:rPr>
+          <w:rFonts w:eastAsia="黑体"/>
+        </w:rPr>
         <w:t xml:space="preserve"> V− </w:t>
       </w:r>
       <w:r>
         <w:rPr>
-          <w:rFonts w:hint="eastAsia"/>
+          <w:rFonts w:hint="eastAsia" w:eastAsia="黑体"/>
         </w:rPr>
         <w:t xml:space="preserve">分别接正、负电源轨，其中</w:t>
       </w:r>
       <w:r>
+        <w:rPr>
+          <w:rFonts w:eastAsia="黑体"/>
+        </w:rPr>
         <w:t xml:space="preserve"> </w:t>
       </w:r>
       <m:oMath>
@@ -1136,15 +1325,21 @@
         </m:sSub>
       </m:oMath>
       <w:r>
+        <w:rPr>
+          <w:rFonts w:eastAsia="黑体"/>
+        </w:rPr>
         <w:t xml:space="preserve"> </w:t>
       </w:r>
       <w:r>
         <w:rPr>
-          <w:rFonts w:hint="eastAsia"/>
+          <w:rFonts w:hint="eastAsia" w:eastAsia="黑体"/>
         </w:rPr>
         <w:t xml:space="preserve">与</w:t>
       </w:r>
       <w:r>
+        <w:rPr>
+          <w:rFonts w:eastAsia="黑体"/>
+        </w:rPr>
         <w:t xml:space="preserve"> </w:t>
       </w:r>
       <m:oMath>
@@ -1162,6 +1357,9 @@
         </m:sSub>
       </m:oMath>
       <w:r>
+        <w:rPr>
+          <w:rFonts w:eastAsia="黑体"/>
+        </w:rPr>
         <w:t xml:space="preserve">、</w:t>
       </w:r>
       <m:oMath>
@@ -1179,15 +1377,21 @@
         </m:sSub>
       </m:oMath>
       <w:r>
+        <w:rPr>
+          <w:rFonts w:eastAsia="黑体"/>
+        </w:rPr>
         <w:t xml:space="preserve"> </w:t>
       </w:r>
       <w:r>
         <w:rPr>
-          <w:rFonts w:hint="eastAsia"/>
+          <w:rFonts w:hint="eastAsia" w:eastAsia="黑体"/>
         </w:rPr>
         <w:t xml:space="preserve">构成从输出经中间节点</w:t>
       </w:r>
       <w:r>
+        <w:rPr>
+          <w:rFonts w:eastAsia="黑体"/>
+        </w:rPr>
         <w:t xml:space="preserve"> </w:t>
       </w:r>
       <m:oMath>
@@ -1208,11 +1412,14 @@
         </m:sSub>
       </m:oMath>
       <w:r>
+        <w:rPr>
+          <w:rFonts w:eastAsia="黑体"/>
+        </w:rPr>
         <w:t xml:space="preserve"> </w:t>
       </w:r>
       <w:r>
         <w:rPr>
-          <w:rFonts w:hint="eastAsia"/>
+          <w:rFonts w:hint="eastAsia" w:eastAsia="黑体"/>
         </w:rPr>
         <w:t xml:space="preserve">折回反相端的双重反馈（多重反馈）路径。</w:t>
       </w:r>
@@ -1221,11 +1428,14 @@
       <w:pPr/>
       <w:r>
         <w:rPr>
-          <w:rFonts w:hint="eastAsia"/>
+          <w:rFonts w:hint="eastAsia" w:eastAsia="黑体"/>
         </w:rPr>
         <w:t xml:space="preserve">组态上，这是一个单运放、经</w:t>
       </w:r>
       <w:r>
+        <w:rPr>
+          <w:rFonts w:eastAsia="黑体"/>
+        </w:rPr>
         <w:t xml:space="preserve"> </w:t>
       </w:r>
       <m:oMath>
@@ -1243,11 +1453,14 @@
         </m:sSub>
       </m:oMath>
       <w:r>
+        <w:rPr>
+          <w:rFonts w:eastAsia="黑体"/>
+        </w:rPr>
         <w:t xml:space="preserve"> </w:t>
       </w:r>
       <w:r>
         <w:rPr>
-          <w:rFonts w:hint="eastAsia"/>
+          <w:rFonts w:hint="eastAsia" w:eastAsia="黑体"/>
         </w:rPr>
         <w:t xml:space="preserve">串联输入至反相端并带双重反馈的二阶带通组态，输出与输入反相，用于音频与窄带选频。</w:t>
       </w:r>
@@ -1260,7 +1473,7 @@
       </w:pPr>
       <w:r>
         <w:rPr>
-          <w:rFonts w:hint="eastAsia"/>
+          <w:rFonts w:hint="eastAsia" w:eastAsia="黑体"/>
         </w:rPr>
         <w:t xml:space="preserve">工作原理</w:t>
       </w:r>
@@ -1270,11 +1483,14 @@
         <w:pStyle w:val="FirstParagraph"/>
       </w:pPr>
       <w:r>
+        <w:rPr>
+          <w:rFonts w:eastAsia="黑体"/>
+        </w:rPr>
         <w:t xml:space="preserve">MFB </w:t>
       </w:r>
       <w:r>
         <w:rPr>
-          <w:rFonts w:hint="eastAsia"/>
+          <w:rFonts w:hint="eastAsia" w:eastAsia="黑体"/>
         </w:rPr>
         <w:t xml:space="preserve">网络在中心频率处呈现最大反馈与选频增益，偏离中心频率时阻容网络衰减信号，从而只让中心频率附近一段频带通过，形成带通特性。输出与输入反相。</w:t>
       </w:r>
@@ -1287,7 +1503,7 @@
       </w:pPr>
       <w:r>
         <w:rPr>
-          <w:rFonts w:hint="eastAsia"/>
+          <w:rFonts w:hint="eastAsia" w:eastAsia="黑体"/>
         </w:rPr>
         <w:t xml:space="preserve">关键计算公式</w:t>
       </w:r>
@@ -1301,11 +1517,14 @@
       </w:pPr>
       <w:r>
         <w:rPr>
-          <w:rFonts w:hint="eastAsia"/>
+          <w:rFonts w:hint="eastAsia" w:eastAsia="黑体"/>
         </w:rPr>
         <w:t xml:space="preserve">中心（谐振）频率（取</w:t>
       </w:r>
       <w:r>
+        <w:rPr>
+          <w:rFonts w:eastAsia="黑体"/>
+        </w:rPr>
         <w:t xml:space="preserve"> </w:t>
       </w:r>
       <m:oMath>
@@ -1351,7 +1570,7 @@
       </m:oMath>
       <w:r>
         <w:rPr>
-          <w:rFonts w:hint="eastAsia"/>
+          <w:rFonts w:hint="eastAsia" w:eastAsia="黑体"/>
         </w:rPr>
         <w:t xml:space="preserve">）：</w:t>
       </w:r>
@@ -1500,7 +1719,7 @@
       </w:pPr>
       <w:r>
         <w:rPr>
-          <w:rFonts w:hint="eastAsia"/>
+          <w:rFonts w:hint="eastAsia" w:eastAsia="黑体"/>
         </w:rPr>
         <w:t xml:space="preserve">品质因数：</w:t>
       </w:r>
@@ -1646,7 +1865,7 @@
       </w:pPr>
       <w:r>
         <w:rPr>
-          <w:rFonts w:hint="eastAsia"/>
+          <w:rFonts w:hint="eastAsia" w:eastAsia="黑体"/>
         </w:rPr>
         <w:t xml:space="preserve">带宽：</w:t>
       </w:r>
@@ -1709,7 +1928,7 @@
       </w:pPr>
       <w:r>
         <w:rPr>
-          <w:rFonts w:hint="eastAsia"/>
+          <w:rFonts w:hint="eastAsia" w:eastAsia="黑体"/>
         </w:rPr>
         <w:t xml:space="preserve">中心增益（输出反相）：</w:t>
       </w:r>
@@ -1818,7 +2037,7 @@
             </w:pPr>
             <w:r>
               <w:rPr>
-                <w:rFonts w:hint="eastAsia"/>
+                <w:rFonts w:hint="eastAsia" w:eastAsia="黑体"/>
               </w:rPr>
               <w:t xml:space="preserve">符号</w:t>
             </w:r>
@@ -1832,7 +2051,7 @@
             </w:pPr>
             <w:r>
               <w:rPr>
-                <w:rFonts w:hint="eastAsia"/>
+                <w:rFonts w:hint="eastAsia" w:eastAsia="黑体"/>
               </w:rPr>
               <w:t xml:space="preserve">含义</w:t>
             </w:r>
@@ -1846,7 +2065,7 @@
             </w:pPr>
             <w:r>
               <w:rPr>
-                <w:rFonts w:hint="eastAsia"/>
+                <w:rFonts w:hint="eastAsia" w:eastAsia="黑体"/>
               </w:rPr>
               <w:t xml:space="preserve">单位</w:t>
             </w:r>
@@ -1911,6 +2130,9 @@
               </m:sSub>
             </m:oMath>
             <w:r>
+              <w:rPr>
+                <w:rFonts w:eastAsia="黑体"/>
+              </w:rPr>
               <w:t xml:space="preserve">​</w:t>
             </w:r>
           </w:p>
@@ -1923,7 +2145,7 @@
             </w:pPr>
             <w:r>
               <w:rPr>
-                <w:rFonts w:hint="eastAsia"/>
+                <w:rFonts w:hint="eastAsia" w:eastAsia="黑体"/>
               </w:rPr>
               <w:t xml:space="preserve">阻容/反馈电阻</w:t>
             </w:r>
@@ -1936,6 +2158,9 @@
               <w:pStyle w:val="Compact"/>
             </w:pPr>
             <w:r>
+              <w:rPr>
+                <w:rFonts w:eastAsia="黑体"/>
+              </w:rPr>
               <w:t xml:space="preserve">Ω</w:t>
             </w:r>
           </w:p>
@@ -1981,6 +2206,9 @@
               </m:sSub>
             </m:oMath>
             <w:r>
+              <w:rPr>
+                <w:rFonts w:eastAsia="黑体"/>
+              </w:rPr>
               <w:t xml:space="preserve">​</w:t>
             </w:r>
           </w:p>
@@ -1993,7 +2221,7 @@
             </w:pPr>
             <w:r>
               <w:rPr>
-                <w:rFonts w:hint="eastAsia"/>
+                <w:rFonts w:hint="eastAsia" w:eastAsia="黑体"/>
               </w:rPr>
               <w:t xml:space="preserve">选频电容</w:t>
             </w:r>
@@ -2006,6 +2234,9 @@
               <w:pStyle w:val="Compact"/>
             </w:pPr>
             <w:r>
+              <w:rPr>
+                <w:rFonts w:eastAsia="黑体"/>
+              </w:rPr>
               <w:t xml:space="preserve">F</w:t>
             </w:r>
           </w:p>
@@ -2033,6 +2264,9 @@
               </m:sSub>
             </m:oMath>
             <w:r>
+              <w:rPr>
+                <w:rFonts w:eastAsia="黑体"/>
+              </w:rPr>
               <w:t xml:space="preserve">​</w:t>
             </w:r>
           </w:p>
@@ -2045,7 +2279,7 @@
             </w:pPr>
             <w:r>
               <w:rPr>
-                <w:rFonts w:hint="eastAsia"/>
+                <w:rFonts w:hint="eastAsia" w:eastAsia="黑体"/>
               </w:rPr>
               <w:t xml:space="preserve">中心频率</w:t>
             </w:r>
@@ -2058,6 +2292,9 @@
               <w:pStyle w:val="Compact"/>
             </w:pPr>
             <w:r>
+              <w:rPr>
+                <w:rFonts w:eastAsia="黑体"/>
+              </w:rPr>
               <w:t xml:space="preserve">Hz</w:t>
             </w:r>
           </w:p>
@@ -2076,6 +2313,9 @@
               </m:r>
             </m:oMath>
             <w:r>
+              <w:rPr>
+                <w:rFonts w:eastAsia="黑体"/>
+              </w:rPr>
               <w:t xml:space="preserve">​</w:t>
             </w:r>
           </w:p>
@@ -2088,7 +2328,7 @@
             </w:pPr>
             <w:r>
               <w:rPr>
-                <w:rFonts w:hint="eastAsia"/>
+                <w:rFonts w:hint="eastAsia" w:eastAsia="黑体"/>
               </w:rPr>
               <w:t xml:space="preserve">品质因数</w:t>
             </w:r>
@@ -2102,7 +2342,7 @@
             </w:pPr>
             <w:r>
               <w:rPr>
-                <w:rFonts w:hint="eastAsia"/>
+                <w:rFonts w:hint="eastAsia" w:eastAsia="黑体"/>
               </w:rPr>
               <w:t xml:space="preserve">无量纲</w:t>
             </w:r>
@@ -2125,6 +2365,9 @@
               </m:r>
             </m:oMath>
             <w:r>
+              <w:rPr>
+                <w:rFonts w:eastAsia="黑体"/>
+              </w:rPr>
               <w:t xml:space="preserve">​</w:t>
             </w:r>
           </w:p>
@@ -2137,7 +2380,7 @@
             </w:pPr>
             <w:r>
               <w:rPr>
-                <w:rFonts w:hint="eastAsia"/>
+                <w:rFonts w:hint="eastAsia" w:eastAsia="黑体"/>
               </w:rPr>
               <w:t xml:space="preserve">带宽</w:t>
             </w:r>
@@ -2150,6 +2393,9 @@
               <w:pStyle w:val="Compact"/>
             </w:pPr>
             <w:r>
+              <w:rPr>
+                <w:rFonts w:eastAsia="黑体"/>
+              </w:rPr>
               <w:t xml:space="preserve">Hz</w:t>
             </w:r>
           </w:p>
@@ -2177,6 +2423,9 @@
               </m:sSub>
             </m:oMath>
             <w:r>
+              <w:rPr>
+                <w:rFonts w:eastAsia="黑体"/>
+              </w:rPr>
               <w:t xml:space="preserve">​</w:t>
             </w:r>
           </w:p>
@@ -2189,7 +2438,7 @@
             </w:pPr>
             <w:r>
               <w:rPr>
-                <w:rFonts w:hint="eastAsia"/>
+                <w:rFonts w:hint="eastAsia" w:eastAsia="黑体"/>
               </w:rPr>
               <w:t xml:space="preserve">中心增益</w:t>
             </w:r>
@@ -2203,7 +2452,7 @@
             </w:pPr>
             <w:r>
               <w:rPr>
-                <w:rFonts w:hint="eastAsia"/>
+                <w:rFonts w:hint="eastAsia" w:eastAsia="黑体"/>
               </w:rPr>
               <w:t xml:space="preserve">无量纲</w:t>
             </w:r>
@@ -2219,7 +2468,7 @@
       </w:pPr>
       <w:r>
         <w:rPr>
-          <w:rFonts w:hint="eastAsia"/>
+          <w:rFonts w:hint="eastAsia" w:eastAsia="黑体"/>
         </w:rPr>
         <w:t xml:space="preserve">元件调整影响</w:t>
       </w:r>
@@ -2248,6 +2497,7 @@
       </m:oMath>
       <w:r>
         <w:rPr>
+          <w:rFonts w:eastAsia="黑体"/>
           <w:b/>
           <w:bCs/>
         </w:rPr>
@@ -2269,6 +2519,7 @@
       </m:oMath>
       <w:r>
         <w:rPr>
+          <w:rFonts w:eastAsia="黑体"/>
           <w:b/>
           <w:bCs/>
         </w:rPr>
@@ -2276,19 +2527,28 @@
       </w:r>
       <w:r>
         <w:rPr>
-          <w:rFonts w:hint="eastAsia"/>
+          <w:rFonts w:hint="eastAsia" w:eastAsia="黑体"/>
           <w:b/>
           <w:bCs/>
         </w:rPr>
         <w:t xml:space="preserve">增大</w:t>
       </w:r>
       <w:r>
+        <w:rPr>
+          <w:rFonts w:eastAsia="黑体"/>
+        </w:rPr>
         <w:t xml:space="preserve"> </w:t>
       </w:r>
       <w:r>
+        <w:rPr>
+          <w:rFonts w:eastAsia="黑体"/>
+        </w:rPr>
         <w:t xml:space="preserve">→</w:t>
       </w:r>
       <w:r>
+        <w:rPr>
+          <w:rFonts w:eastAsia="黑体"/>
+        </w:rPr>
         <w:t xml:space="preserve"> </w:t>
       </w:r>
       <m:oMath>
@@ -2306,11 +2566,14 @@
         </m:sSub>
       </m:oMath>
       <w:r>
+        <w:rPr>
+          <w:rFonts w:eastAsia="黑体"/>
+        </w:rPr>
         <w:t xml:space="preserve"> </w:t>
       </w:r>
       <w:r>
         <w:rPr>
-          <w:rFonts w:hint="eastAsia"/>
+          <w:rFonts w:hint="eastAsia" w:eastAsia="黑体"/>
         </w:rPr>
         <w:t xml:space="preserve">降低。</w:t>
       </w:r>
@@ -2339,6 +2602,7 @@
       </m:oMath>
       <w:r>
         <w:rPr>
+          <w:rFonts w:eastAsia="黑体"/>
           <w:b/>
           <w:bCs/>
         </w:rPr>
@@ -2346,21 +2610,27 @@
       </w:r>
       <w:r>
         <w:rPr>
-          <w:rFonts w:hint="eastAsia"/>
+          <w:rFonts w:hint="eastAsia" w:eastAsia="黑体"/>
           <w:b/>
           <w:bCs/>
         </w:rPr>
         <w:t xml:space="preserve">增大</w:t>
       </w:r>
       <w:r>
+        <w:rPr>
+          <w:rFonts w:eastAsia="黑体"/>
+        </w:rPr>
         <w:t xml:space="preserve"> </w:t>
       </w:r>
       <w:r>
+        <w:rPr>
+          <w:rFonts w:eastAsia="黑体"/>
+        </w:rPr>
         <w:t xml:space="preserve">→ Q </w:t>
       </w:r>
       <w:r>
         <w:rPr>
-          <w:rFonts w:hint="eastAsia"/>
+          <w:rFonts w:hint="eastAsia" w:eastAsia="黑体"/>
         </w:rPr>
         <w:t xml:space="preserve">升高、带宽变窄、中心增益增大。</w:t>
       </w:r>
@@ -2389,6 +2659,7 @@
       </m:oMath>
       <w:r>
         <w:rPr>
+          <w:rFonts w:eastAsia="黑体"/>
           <w:b/>
           <w:bCs/>
         </w:rPr>
@@ -2396,21 +2667,27 @@
       </w:r>
       <w:r>
         <w:rPr>
-          <w:rFonts w:hint="eastAsia"/>
+          <w:rFonts w:hint="eastAsia" w:eastAsia="黑体"/>
           <w:b/>
           <w:bCs/>
         </w:rPr>
         <w:t xml:space="preserve">增大</w:t>
       </w:r>
       <w:r>
+        <w:rPr>
+          <w:rFonts w:eastAsia="黑体"/>
+        </w:rPr>
         <w:t xml:space="preserve"> </w:t>
       </w:r>
       <w:r>
+        <w:rPr>
+          <w:rFonts w:eastAsia="黑体"/>
+        </w:rPr>
         <w:t xml:space="preserve">→ </w:t>
       </w:r>
       <w:r>
         <w:rPr>
-          <w:rFonts w:hint="eastAsia"/>
+          <w:rFonts w:hint="eastAsia" w:eastAsia="黑体"/>
         </w:rPr>
         <w:t xml:space="preserve">输入阻抗增大，但中心增益降低。</w:t>
       </w:r>
@@ -2439,6 +2716,7 @@
       </m:oMath>
       <w:r>
         <w:rPr>
+          <w:rFonts w:eastAsia="黑体"/>
           <w:b/>
           <w:bCs/>
         </w:rPr>
@@ -2446,25 +2724,34 @@
       </w:r>
       <w:r>
         <w:rPr>
-          <w:rFonts w:hint="eastAsia"/>
+          <w:rFonts w:hint="eastAsia" w:eastAsia="黑体"/>
           <w:b/>
           <w:bCs/>
         </w:rPr>
         <w:t xml:space="preserve">增大</w:t>
       </w:r>
       <w:r>
+        <w:rPr>
+          <w:rFonts w:eastAsia="黑体"/>
+        </w:rPr>
         <w:t xml:space="preserve"> </w:t>
       </w:r>
       <w:r>
+        <w:rPr>
+          <w:rFonts w:eastAsia="黑体"/>
+        </w:rPr>
         <w:t xml:space="preserve">→ </w:t>
       </w:r>
       <w:r>
         <w:rPr>
-          <w:rFonts w:hint="eastAsia"/>
+          <w:rFonts w:hint="eastAsia" w:eastAsia="黑体"/>
         </w:rPr>
         <w:t xml:space="preserve">对</w:t>
       </w:r>
       <w:r>
+        <w:rPr>
+          <w:rFonts w:eastAsia="黑体"/>
+        </w:rPr>
         <w:t xml:space="preserve"> </w:t>
       </w:r>
       <m:oMath>
@@ -2482,11 +2769,14 @@
         </m:sSub>
       </m:oMath>
       <w:r>
+        <w:rPr>
+          <w:rFonts w:eastAsia="黑体"/>
+        </w:rPr>
         <w:t xml:space="preserve"> </w:t>
       </w:r>
       <w:r>
         <w:rPr>
-          <w:rFonts w:hint="eastAsia"/>
+          <w:rFonts w:hint="eastAsia" w:eastAsia="黑体"/>
         </w:rPr>
         <w:t xml:space="preserve">与增益有综合影响，需整体核算。</w:t>
       </w:r>
@@ -2499,7 +2789,7 @@
       </w:pPr>
       <w:r>
         <w:rPr>
-          <w:rFonts w:hint="eastAsia"/>
+          <w:rFonts w:hint="eastAsia" w:eastAsia="黑体"/>
         </w:rPr>
         <w:t xml:space="preserve">典型参数示例</w:t>
       </w:r>
@@ -2514,11 +2804,14 @@
       </w:pPr>
       <w:r>
         <w:rPr>
-          <w:rFonts w:hint="eastAsia"/>
+          <w:rFonts w:hint="eastAsia" w:eastAsia="黑体"/>
         </w:rPr>
         <w:t xml:space="preserve">取</w:t>
       </w:r>
       <w:r>
+        <w:rPr>
+          <w:rFonts w:eastAsia="黑体"/>
+        </w:rPr>
         <w:t xml:space="preserve"> </w:t>
       </w:r>
       <m:oMath>
@@ -2573,6 +2866,9 @@
         </m:r>
       </m:oMath>
       <w:r>
+        <w:rPr>
+          <w:rFonts w:eastAsia="黑体"/>
+        </w:rPr>
         <w:t xml:space="preserve">、</w:t>
       </w:r>
       <m:oMath>
@@ -2609,6 +2905,9 @@
         </m:r>
       </m:oMath>
       <w:r>
+        <w:rPr>
+          <w:rFonts w:eastAsia="黑体"/>
+        </w:rPr>
         <w:t xml:space="preserve">、</w:t>
       </w:r>
       <m:oMath>
@@ -2637,7 +2936,7 @@
       </m:oMath>
       <w:r>
         <w:rPr>
-          <w:rFonts w:hint="eastAsia"/>
+          <w:rFonts w:hint="eastAsia" w:eastAsia="黑体"/>
         </w:rPr>
         <w:t xml:space="preserve">：</w:t>
       </w:r>
@@ -2819,7 +3118,7 @@
       </m:oMath>
       <w:r>
         <w:rPr>
-          <w:rFonts w:hint="eastAsia"/>
+          <w:rFonts w:hint="eastAsia" w:eastAsia="黑体"/>
         </w:rPr>
         <w:t xml:space="preserve">，</w:t>
       </w:r>
@@ -2955,7 +3254,7 @@
       </m:oMath>
       <w:r>
         <w:rPr>
-          <w:rFonts w:hint="eastAsia"/>
+          <w:rFonts w:hint="eastAsia" w:eastAsia="黑体"/>
         </w:rPr>
         <w:t xml:space="preserve">，</w:t>
       </w:r>
@@ -3048,6 +3347,9 @@
         </m:r>
       </m:oMath>
       <w:r>
+        <w:rPr>
+          <w:rFonts w:eastAsia="黑体"/>
+        </w:rPr>
         <w:t xml:space="preserve">。</w:t>
       </w:r>
     </w:p>
@@ -3061,11 +3363,14 @@
       </w:pPr>
       <w:r>
         <w:rPr>
-          <w:rFonts w:hint="eastAsia"/>
+          <w:rFonts w:hint="eastAsia" w:eastAsia="黑体"/>
         </w:rPr>
         <w:t xml:space="preserve">由此</w:t>
       </w:r>
       <w:r>
+        <w:rPr>
+          <w:rFonts w:eastAsia="黑体"/>
+        </w:rPr>
         <w:t xml:space="preserve"> </w:t>
       </w:r>
       <m:oMath>
@@ -3124,6 +3429,9 @@
         </m:r>
       </m:oMath>
       <w:r>
+        <w:rPr>
+          <w:rFonts w:eastAsia="黑体"/>
+        </w:rPr>
         <w:t xml:space="preserve">。</w:t>
       </w:r>
     </w:p>
@@ -3135,7 +3443,7 @@
       </w:pPr>
       <w:r>
         <w:rPr>
-          <w:rFonts w:hint="eastAsia"/>
+          <w:rFonts w:hint="eastAsia" w:eastAsia="黑体"/>
         </w:rPr>
         <w:t xml:space="preserve">常见器件型号</w:t>
       </w:r>
@@ -3150,7 +3458,7 @@
       </w:pPr>
       <w:r>
         <w:rPr>
-          <w:rFonts w:hint="eastAsia"/>
+          <w:rFonts w:hint="eastAsia" w:eastAsia="黑体"/>
         </w:rPr>
         <w:t xml:space="preserve">运放：TL072、LM358、NE5532、OPA2134。</w:t>
       </w:r>
@@ -3165,25 +3473,31 @@
       </w:pPr>
       <w:r>
         <w:rPr>
-          <w:rFonts w:hint="eastAsia"/>
+          <w:rFonts w:hint="eastAsia" w:eastAsia="黑体"/>
         </w:rPr>
         <w:t xml:space="preserve">电阻/电容：1%</w:t>
       </w:r>
       <w:r>
+        <w:rPr>
+          <w:rFonts w:eastAsia="黑体"/>
+        </w:rPr>
         <w:t xml:space="preserve"> </w:t>
       </w:r>
       <w:r>
         <w:rPr>
-          <w:rFonts w:hint="eastAsia"/>
+          <w:rFonts w:hint="eastAsia" w:eastAsia="黑体"/>
         </w:rPr>
         <w:t xml:space="preserve">金属膜电阻、C0G/NP0</w:t>
       </w:r>
       <w:r>
+        <w:rPr>
+          <w:rFonts w:eastAsia="黑体"/>
+        </w:rPr>
         <w:t xml:space="preserve"> </w:t>
       </w:r>
       <w:r>
         <w:rPr>
-          <w:rFonts w:hint="eastAsia"/>
+          <w:rFonts w:hint="eastAsia" w:eastAsia="黑体"/>
         </w:rPr>
         <w:t xml:space="preserve">电容。</w:t>
       </w:r>
@@ -3198,7 +3512,7 @@
       </w:pPr>
       <w:r>
         <w:rPr>
-          <w:rFonts w:hint="eastAsia"/>
+          <w:rFonts w:hint="eastAsia" w:eastAsia="黑体"/>
         </w:rPr>
         <w:t xml:space="preserve">常用：按需选型。</w:t>
       </w:r>
@@ -3211,7 +3525,7 @@
       </w:pPr>
       <w:r>
         <w:rPr>
-          <w:rFonts w:hint="eastAsia"/>
+          <w:rFonts w:hint="eastAsia" w:eastAsia="黑体"/>
         </w:rPr>
         <w:t xml:space="preserve">注意事项</w:t>
       </w:r>
@@ -3225,20 +3539,26 @@
         </w:numPr>
       </w:pPr>
       <w:r>
+        <w:rPr>
+          <w:rFonts w:eastAsia="黑体"/>
+        </w:rPr>
         <w:t xml:space="preserve">MFB </w:t>
       </w:r>
       <w:r>
         <w:rPr>
-          <w:rFonts w:hint="eastAsia"/>
+          <w:rFonts w:hint="eastAsia" w:eastAsia="黑体"/>
         </w:rPr>
         <w:t xml:space="preserve">带通输出反相，且</w:t>
       </w:r>
       <w:r>
+        <w:rPr>
+          <w:rFonts w:eastAsia="黑体"/>
+        </w:rPr>
         <w:t xml:space="preserve"> Q </w:t>
       </w:r>
       <w:r>
         <w:rPr>
-          <w:rFonts w:hint="eastAsia"/>
+          <w:rFonts w:hint="eastAsia" w:eastAsia="黑体"/>
         </w:rPr>
         <w:t xml:space="preserve">与增益耦合（</w:t>
       </w:r>
@@ -3303,7 +3623,7 @@
       </m:oMath>
       <w:r>
         <w:rPr>
-          <w:rFonts w:hint="eastAsia"/>
+          <w:rFonts w:hint="eastAsia" w:eastAsia="黑体"/>
         </w:rPr>
         <w:t xml:space="preserve">），设计需联立求解元件值。</w:t>
       </w:r>
@@ -3318,16 +3638,19 @@
       </w:pPr>
       <w:r>
         <w:rPr>
-          <w:rFonts w:hint="eastAsia"/>
+          <w:rFonts w:hint="eastAsia" w:eastAsia="黑体"/>
         </w:rPr>
         <w:t xml:space="preserve">高</w:t>
       </w:r>
       <w:r>
+        <w:rPr>
+          <w:rFonts w:eastAsia="黑体"/>
+        </w:rPr>
         <w:t xml:space="preserve"> Q </w:t>
       </w:r>
       <w:r>
         <w:rPr>
-          <w:rFonts w:hint="eastAsia"/>
+          <w:rFonts w:hint="eastAsia" w:eastAsia="黑体"/>
         </w:rPr>
         <w:t xml:space="preserve">对元件容差与温度敏感。</w:t>
       </w:r>
@@ -3342,11 +3665,14 @@
       </w:pPr>
       <w:r>
         <w:rPr>
-          <w:rFonts w:hint="eastAsia"/>
+          <w:rFonts w:hint="eastAsia" w:eastAsia="黑体"/>
         </w:rPr>
         <w:t xml:space="preserve">上述公式取</w:t>
       </w:r>
       <w:r>
+        <w:rPr>
+          <w:rFonts w:eastAsia="黑体"/>
+        </w:rPr>
         <w:t xml:space="preserve"> </w:t>
       </w:r>
       <m:oMath>
@@ -3391,11 +3717,14 @@
         </m:r>
       </m:oMath>
       <w:r>
+        <w:rPr>
+          <w:rFonts w:eastAsia="黑体"/>
+        </w:rPr>
         <w:t xml:space="preserve"> </w:t>
       </w:r>
       <w:r>
         <w:rPr>
-          <w:rFonts w:hint="eastAsia"/>
+          <w:rFonts w:hint="eastAsia" w:eastAsia="黑体"/>
         </w:rPr>
         <w:t xml:space="preserve">的简化形式，若两电容不等需用完整表达式。</w:t>
       </w:r>
@@ -3408,7 +3737,7 @@
       </w:pPr>
       <w:r>
         <w:rPr>
-          <w:rFonts w:hint="eastAsia"/>
+          <w:rFonts w:hint="eastAsia" w:eastAsia="黑体"/>
         </w:rPr>
         <w:t xml:space="preserve">参考资料</w:t>
       </w:r>
@@ -3422,20 +3751,26 @@
         </w:numPr>
       </w:pPr>
       <w:r>
+        <w:rPr>
+          <w:rFonts w:eastAsia="黑体"/>
+        </w:rPr>
         <w:t xml:space="preserve">TI </w:t>
       </w:r>
       <w:r>
         <w:rPr>
-          <w:rFonts w:hint="eastAsia"/>
+          <w:rFonts w:hint="eastAsia" w:eastAsia="黑体"/>
         </w:rPr>
         <w:t xml:space="preserve">应用笔记</w:t>
       </w:r>
       <w:r>
+        <w:rPr>
+          <w:rFonts w:eastAsia="黑体"/>
+        </w:rPr>
         <w:t xml:space="preserve"> </w:t>
       </w:r>
       <w:r>
         <w:rPr>
-          <w:rFonts w:hint="eastAsia"/>
+          <w:rFonts w:hint="eastAsia" w:eastAsia="黑体"/>
         </w:rPr>
         <w:t xml:space="preserve">SLOA049（有源滤波器设计）。</w:t>
       </w:r>
@@ -3449,6 +3784,9 @@
         </w:numPr>
       </w:pPr>
       <w:r>
+        <w:rPr>
+          <w:rFonts w:eastAsia="黑体"/>
+        </w:rPr>
         <w:t xml:space="preserve">Wikipedia: Multiple feedback topology。</w:t>
       </w:r>
     </w:p>
@@ -3462,7 +3800,7 @@
       </w:pPr>
       <w:r>
         <w:rPr>
-          <w:rFonts w:hint="eastAsia"/>
+          <w:rFonts w:hint="eastAsia" w:eastAsia="黑体"/>
         </w:rPr>
         <w:t xml:space="preserve">《模拟电子技术基础》（童诗白、华成英）。</w:t>
       </w:r>
@@ -3476,11 +3814,11 @@
       </w:pPr>
       <w:r>
         <w:rPr>
-          <w:rFonts w:ascii="Times New Roman" w:hAnsi="Times New Roman"/>
+          <w:rFonts w:ascii="Times New Roman" w:hAnsi="Times New Roman" w:eastAsia="黑体"/>
           <w:color w:val="555555"/>
           <w:sz w:val="21"/>
         </w:rPr>
-        <w:t>材料收集者：杜文杰</w:t>
+        <w:t>材料收集者：杜文杰，WX手机：19519196569，QQ:3478827729</w:t>
       </w:r>
     </w:p>
     <w:sectPr>
@@ -3500,7 +3838,7 @@
 </file>
 
 <file path=word/footer1.xml><?xml version="1.0" encoding="utf-8"?>
-<w:ftr xmlns:m="http://schemas.openxmlformats.org/officeDocument/2006/math" xmlns:mc="http://schemas.openxmlformats.org/markup-compatibility/2006" xmlns:mo="http://schemas.microsoft.com/office/mac/office/2008/main" xmlns:mv="urn:schemas-microsoft-com:mac:vml" xmlns:o="urn:schemas-microsoft-com:office:office" xmlns:r="http://schemas.openxmlformats.org/officeDocument/2006/relationships" xmlns:v="urn:schemas-microsoft-com:vml" xmlns:w10="urn:schemas-microsoft-com:office:word" xmlns:w14="http://schemas.microsoft.com/office/word/2010/wordml" xmlns:w="http://schemas.openxmlformats.org/wordprocessingml/2006/main" xmlns:wne="http://schemas.microsoft.com/office/word/2006/wordml" xmlns:wp14="http://schemas.microsoft.com/office/word/2010/wordprocessingDrawing" xmlns:wp="http://schemas.openxmlformats.org/drawingml/2006/wordprocessingDrawing" xmlns:wpc="http://schemas.microsoft.com/office/word/2010/wordprocessingCanvas" xmlns:wpg="http://schemas.microsoft.com/office/word/2010/wordprocessingGroup" xmlns:wpi="http://schemas.microsoft.com/office/word/2010/wordprocessingInk" xmlns:wps="http://schemas.microsoft.com/office/word/2010/wordprocessingShape" mc:Ignorable="w14 wp14">
+<w:ftr xmlns:mc="http://schemas.openxmlformats.org/markup-compatibility/2006" xmlns:w="http://schemas.openxmlformats.org/wordprocessingml/2006/main" xmlns:m="http://schemas.openxmlformats.org/officeDocument/2006/math" xmlns:mo="http://schemas.microsoft.com/office/mac/office/2008/main" xmlns:mv="urn:schemas-microsoft-com:mac:vml" xmlns:o="urn:schemas-microsoft-com:office:office" xmlns:r="http://schemas.openxmlformats.org/officeDocument/2006/relationships" xmlns:v="urn:schemas-microsoft-com:vml" xmlns:w10="urn:schemas-microsoft-com:office:word" xmlns:w14="http://schemas.microsoft.com/office/word/2010/wordml" xmlns:wne="http://schemas.microsoft.com/office/word/2006/wordml" xmlns:wp14="http://schemas.microsoft.com/office/word/2010/wordprocessingDrawing" xmlns:wp="http://schemas.openxmlformats.org/drawingml/2006/wordprocessingDrawing" xmlns:wpc="http://schemas.microsoft.com/office/word/2010/wordprocessingCanvas" xmlns:wpg="http://schemas.microsoft.com/office/word/2010/wordprocessingGroup" xmlns:wpi="http://schemas.microsoft.com/office/word/2010/wordprocessingInk" xmlns:wps="http://schemas.microsoft.com/office/word/2010/wordprocessingShape" mc:Ignorable="w14 wp14">
   <w:p>
     <w:pPr>
       <w:pStyle w:val="Footer"/>
@@ -3508,12 +3846,14 @@
     </w:pPr>
     <w:r>
       <w:rPr>
+        <w:rFonts w:eastAsia="黑体"/>
         <w:sz w:val="18"/>
       </w:rPr>
       <w:t xml:space="preserve">第 </w:t>
     </w:r>
     <w:r>
       <w:rPr>
+        <w:rFonts w:eastAsia="黑体"/>
         <w:sz w:val="18"/>
       </w:rPr>
       <w:fldChar w:fldCharType="begin"/>
@@ -3522,6 +3862,7 @@
     </w:r>
     <w:r>
       <w:rPr>
+        <w:rFonts w:eastAsia="黑体"/>
         <w:sz w:val="18"/>
       </w:rPr>
       <w:t xml:space="preserve"> 页</w:t>
@@ -3535,6 +3876,9 @@
   <w:footnote w:type="continuationSeparator" w:id="0">
     <w:p>
       <w:r>
+        <w:rPr>
+          <w:rFonts w:eastAsia="黑体"/>
+        </w:rPr>
         <w:continuationSeparator/>
       </w:r>
     </w:p>
@@ -3542,6 +3886,9 @@
   <w:footnote w:type="separator" w:id="-1">
     <w:p>
       <w:r>
+        <w:rPr>
+          <w:rFonts w:eastAsia="黑体"/>
+        </w:rPr>
         <w:separator/>
       </w:r>
     </w:p>
@@ -3550,7 +3897,7 @@
 </file>
 
 <file path=word/header1.xml><?xml version="1.0" encoding="utf-8"?>
-<w:hdr xmlns:m="http://schemas.openxmlformats.org/officeDocument/2006/math" xmlns:mc="http://schemas.openxmlformats.org/markup-compatibility/2006" xmlns:mo="http://schemas.microsoft.com/office/mac/office/2008/main" xmlns:mv="urn:schemas-microsoft-com:mac:vml" xmlns:o="urn:schemas-microsoft-com:office:office" xmlns:r="http://schemas.openxmlformats.org/officeDocument/2006/relationships" xmlns:v="urn:schemas-microsoft-com:vml" xmlns:w10="urn:schemas-microsoft-com:office:word" xmlns:w14="http://schemas.microsoft.com/office/word/2010/wordml" xmlns:w="http://schemas.openxmlformats.org/wordprocessingml/2006/main" xmlns:wne="http://schemas.microsoft.com/office/word/2006/wordml" xmlns:wp14="http://schemas.microsoft.com/office/word/2010/wordprocessingDrawing" xmlns:wp="http://schemas.openxmlformats.org/drawingml/2006/wordprocessingDrawing" xmlns:wpc="http://schemas.microsoft.com/office/word/2010/wordprocessingCanvas" xmlns:wpg="http://schemas.microsoft.com/office/word/2010/wordprocessingGroup" xmlns:wpi="http://schemas.microsoft.com/office/word/2010/wordprocessingInk" xmlns:wps="http://schemas.microsoft.com/office/word/2010/wordprocessingShape" mc:Ignorable="w14 wp14">
+<w:hdr xmlns:mc="http://schemas.openxmlformats.org/markup-compatibility/2006" xmlns:w="http://schemas.openxmlformats.org/wordprocessingml/2006/main" xmlns:m="http://schemas.openxmlformats.org/officeDocument/2006/math" xmlns:mo="http://schemas.microsoft.com/office/mac/office/2008/main" xmlns:mv="urn:schemas-microsoft-com:mac:vml" xmlns:o="urn:schemas-microsoft-com:office:office" xmlns:r="http://schemas.openxmlformats.org/officeDocument/2006/relationships" xmlns:v="urn:schemas-microsoft-com:vml" xmlns:w10="urn:schemas-microsoft-com:office:word" xmlns:w14="http://schemas.microsoft.com/office/word/2010/wordml" xmlns:wne="http://schemas.microsoft.com/office/word/2006/wordml" xmlns:wp14="http://schemas.microsoft.com/office/word/2010/wordprocessingDrawing" xmlns:wp="http://schemas.openxmlformats.org/drawingml/2006/wordprocessingDrawing" xmlns:wpc="http://schemas.microsoft.com/office/word/2010/wordprocessingCanvas" xmlns:wpg="http://schemas.microsoft.com/office/word/2010/wordprocessingGroup" xmlns:wpi="http://schemas.microsoft.com/office/word/2010/wordprocessingInk" xmlns:wps="http://schemas.microsoft.com/office/word/2010/wordprocessingShape" mc:Ignorable="w14 wp14">
   <w:p>
     <w:pPr>
       <w:pStyle w:val="Header"/>
@@ -3558,7 +3905,7 @@
     </w:pPr>
     <w:r>
       <w:rPr>
-        <w:rFonts w:ascii="Times New Roman" w:hAnsi="Times New Roman"/>
+        <w:rFonts w:ascii="Times New Roman" w:hAnsi="Times New Roman" w:eastAsia="黑体"/>
         <w:sz w:val="18"/>
         <w:rFonts w:eastAsia="黑体"/>
         <w:rFonts w:eastAsia="黑体"/>
@@ -3570,7 +3917,7 @@
 </file>
 
 <file path=word/numbering.xml><?xml version="1.0" encoding="utf-8"?>
-<w:numbering xmlns:m="http://schemas.openxmlformats.org/officeDocument/2006/math" xmlns:mc="http://schemas.openxmlformats.org/markup-compatibility/2006" xmlns:mo="http://schemas.microsoft.com/office/mac/office/2008/main" xmlns:mv="urn:schemas-microsoft-com:mac:vml" xmlns:o="urn:schemas-microsoft-com:office:office" xmlns:r="http://schemas.openxmlformats.org/officeDocument/2006/relationships" xmlns:v="urn:schemas-microsoft-com:vml" xmlns:w="http://schemas.openxmlformats.org/wordprocessingml/2006/main" xmlns:w10="urn:schemas-microsoft-com:office:word" xmlns:w14="http://schemas.microsoft.com/office/word/2010/wordml" xmlns:wne="http://schemas.microsoft.com/office/word/2006/wordml" xmlns:wp="http://schemas.openxmlformats.org/drawingml/2006/wordprocessingDrawing" xmlns:wp14="http://schemas.microsoft.com/office/word/2010/wordprocessingDrawing" xmlns:wpc="http://schemas.microsoft.com/office/word/2010/wordprocessingCanvas" xmlns:wpg="http://schemas.microsoft.com/office/word/2010/wordprocessingGroup" xmlns:wpi="http://schemas.microsoft.com/office/word/2010/wordprocessingInk" xmlns:wps="http://schemas.microsoft.com/office/word/2010/wordprocessingShape" mc:Ignorable="w14 wp14">
+<w:numbering xmlns:mc="http://schemas.openxmlformats.org/markup-compatibility/2006" xmlns:w="http://schemas.openxmlformats.org/wordprocessingml/2006/main" xmlns:m="http://schemas.openxmlformats.org/officeDocument/2006/math" xmlns:mo="http://schemas.microsoft.com/office/mac/office/2008/main" xmlns:mv="urn:schemas-microsoft-com:mac:vml" xmlns:o="urn:schemas-microsoft-com:office:office" xmlns:r="http://schemas.openxmlformats.org/officeDocument/2006/relationships" xmlns:v="urn:schemas-microsoft-com:vml" xmlns:w10="urn:schemas-microsoft-com:office:word" xmlns:w14="http://schemas.microsoft.com/office/word/2010/wordml" xmlns:wne="http://schemas.microsoft.com/office/word/2006/wordml" xmlns:wp="http://schemas.openxmlformats.org/drawingml/2006/wordprocessingDrawing" xmlns:wp14="http://schemas.microsoft.com/office/word/2010/wordprocessingDrawing" xmlns:wpc="http://schemas.microsoft.com/office/word/2010/wordprocessingCanvas" xmlns:wpg="http://schemas.microsoft.com/office/word/2010/wordprocessingGroup" xmlns:wpi="http://schemas.microsoft.com/office/word/2010/wordprocessingInk" xmlns:wps="http://schemas.microsoft.com/office/word/2010/wordprocessingShape" mc:Ignorable="w14 wp14">
   <w:abstractNum w:abstractNumId="0">
     <w:nsid w:val="FFFFFF7C"/>
     <w:multiLevelType w:val="singleLevel"/>
@@ -3657,7 +4004,7 @@
         <w:ind w:hanging="360" w:left="1440"/>
       </w:pPr>
       <w:rPr>
-        <w:rFonts w:ascii="Symbol" w:hAnsi="Symbol" w:hint="default"/>
+        <w:rFonts w:ascii="Symbol" w:hAnsi="Symbol" w:hint="default" w:eastAsia="黑体"/>
       </w:rPr>
     </w:lvl>
   </w:abstractNum>
@@ -3678,7 +4025,7 @@
         <w:ind w:hanging="360" w:left="1080"/>
       </w:pPr>
       <w:rPr>
-        <w:rFonts w:ascii="Symbol" w:hAnsi="Symbol" w:hint="default"/>
+        <w:rFonts w:ascii="Symbol" w:hAnsi="Symbol" w:hint="default" w:eastAsia="黑体"/>
       </w:rPr>
     </w:lvl>
   </w:abstractNum>
@@ -3699,7 +4046,7 @@
         <w:ind w:hanging="360" w:left="720"/>
       </w:pPr>
       <w:rPr>
-        <w:rFonts w:ascii="Symbol" w:hAnsi="Symbol" w:hint="default"/>
+        <w:rFonts w:ascii="Symbol" w:hAnsi="Symbol" w:hint="default" w:eastAsia="黑体"/>
       </w:rPr>
     </w:lvl>
   </w:abstractNum>
@@ -3738,7 +4085,7 @@
         <w:ind w:hanging="360" w:left="360"/>
       </w:pPr>
       <w:rPr>
-        <w:rFonts w:ascii="Symbol" w:hAnsi="Symbol" w:hint="default"/>
+        <w:rFonts w:ascii="Symbol" w:hAnsi="Symbol" w:hint="default" w:eastAsia="黑体"/>
       </w:rPr>
     </w:lvl>
   </w:abstractNum>
@@ -3829,7 +4176,7 @@
         <w:ind w:left="720" w:hanging="360"/>
       </w:pPr>
       <w:rPr>
-        <w:rFonts w:ascii="Symbol" w:hAnsi="Symbol" w:cs="Symbol" w:hint="default"/>
+        <w:rFonts w:ascii="Symbol" w:hAnsi="Symbol" w:cs="Symbol" w:hint="default" w:eastAsia="黑体"/>
       </w:rPr>
     </w:lvl>
     <w:lvl w:ilvl="1">
@@ -3840,7 +4187,7 @@
         <w:ind w:left="1440" w:hanging="360"/>
       </w:pPr>
       <w:rPr>
-        <w:rFonts w:ascii="Courier New" w:hAnsi="Courier New" w:cs="Courier New" w:hint="default"/>
+        <w:rFonts w:ascii="Courier New" w:hAnsi="Courier New" w:cs="Courier New" w:hint="default" w:eastAsia="黑体"/>
       </w:rPr>
     </w:lvl>
     <w:lvl w:ilvl="2">
@@ -3851,7 +4198,7 @@
         <w:ind w:left="2160" w:hanging="360"/>
       </w:pPr>
       <w:rPr>
-        <w:rFonts w:ascii="Wingdings" w:hAnsi="Wingdings" w:cs="Wingdings" w:hint="default"/>
+        <w:rFonts w:ascii="Wingdings" w:hAnsi="Wingdings" w:cs="Wingdings" w:hint="default" w:eastAsia="黑体"/>
       </w:rPr>
     </w:lvl>
     <w:lvl w:ilvl="3">
@@ -3862,7 +4209,7 @@
         <w:ind w:left="2880" w:hanging="360"/>
       </w:pPr>
       <w:rPr>
-        <w:rFonts w:ascii="Symbol" w:hAnsi="Symbol" w:cs="Symbol" w:hint="default"/>
+        <w:rFonts w:ascii="Symbol" w:hAnsi="Symbol" w:cs="Symbol" w:hint="default" w:eastAsia="黑体"/>
       </w:rPr>
     </w:lvl>
     <w:lvl w:ilvl="4">
@@ -3873,7 +4220,7 @@
         <w:ind w:left="3600" w:hanging="360"/>
       </w:pPr>
       <w:rPr>
-        <w:rFonts w:ascii="Courier New" w:hAnsi="Courier New" w:cs="Courier New" w:hint="default"/>
+        <w:rFonts w:ascii="Courier New" w:hAnsi="Courier New" w:cs="Courier New" w:hint="default" w:eastAsia="黑体"/>
       </w:rPr>
     </w:lvl>
     <w:lvl w:ilvl="5">
@@ -3884,7 +4231,7 @@
         <w:ind w:left="4320" w:hanging="360"/>
       </w:pPr>
       <w:rPr>
-        <w:rFonts w:ascii="Wingdings" w:hAnsi="Wingdings" w:cs="Wingdings" w:hint="default"/>
+        <w:rFonts w:ascii="Wingdings" w:hAnsi="Wingdings" w:cs="Wingdings" w:hint="default" w:eastAsia="黑体"/>
       </w:rPr>
     </w:lvl>
     <w:lvl w:ilvl="6">
@@ -3895,7 +4242,7 @@
         <w:ind w:left="5040" w:hanging="360"/>
       </w:pPr>
       <w:rPr>
-        <w:rFonts w:ascii="Symbol" w:hAnsi="Symbol" w:cs="Symbol" w:hint="default"/>
+        <w:rFonts w:ascii="Symbol" w:hAnsi="Symbol" w:cs="Symbol" w:hint="default" w:eastAsia="黑体"/>
       </w:rPr>
     </w:lvl>
     <w:lvl w:ilvl="7">
@@ -3906,7 +4253,7 @@
         <w:ind w:left="5760" w:hanging="360"/>
       </w:pPr>
       <w:rPr>
-        <w:rFonts w:ascii="Courier New" w:hAnsi="Courier New" w:cs="Courier New" w:hint="default"/>
+        <w:rFonts w:ascii="Courier New" w:hAnsi="Courier New" w:cs="Courier New" w:hint="default" w:eastAsia="黑体"/>
       </w:rPr>
     </w:lvl>
     <w:lvl w:ilvl="8">
@@ -3917,7 +4264,7 @@
         <w:ind w:left="6480" w:hanging="360"/>
       </w:pPr>
       <w:rPr>
-        <w:rFonts w:ascii="Wingdings" w:hAnsi="Wingdings" w:cs="Wingdings" w:hint="default"/>
+        <w:rFonts w:ascii="Wingdings" w:hAnsi="Wingdings" w:cs="Wingdings" w:hint="default" w:eastAsia="黑体"/>
       </w:rPr>
     </w:lvl>
   </w:abstractNum>
@@ -3973,11 +4320,11 @@
 </file>
 
 <file path=word/styles.xml><?xml version="1.0" encoding="utf-8"?>
-<w:styles xmlns:mc="http://schemas.openxmlformats.org/markup-compatibility/2006" xmlns:r="http://schemas.openxmlformats.org/officeDocument/2006/relationships" xmlns:w="http://schemas.openxmlformats.org/wordprocessingml/2006/main" xmlns:w14="http://schemas.microsoft.com/office/word/2010/wordml" mc:Ignorable="w14">
+<w:styles xmlns:mc="http://schemas.openxmlformats.org/markup-compatibility/2006" xmlns:w="http://schemas.openxmlformats.org/wordprocessingml/2006/main" xmlns:r="http://schemas.openxmlformats.org/officeDocument/2006/relationships" xmlns:w14="http://schemas.microsoft.com/office/word/2010/wordml" mc:Ignorable="w14">
   <w:docDefaults>
     <w:rPrDefault>
       <w:rPr>
-        <w:rFonts w:asciiTheme="minorHAnsi" w:cstheme="minorBidi" w:eastAsiaTheme="minorEastAsia" w:hAnsiTheme="minorHAnsi"/>
+        <w:rFonts w:asciiTheme="minorHAnsi" w:cstheme="minorBidi" w:hAnsiTheme="minorHAnsi" w:eastAsia="黑体"/>
         <w:sz w:val="22"/>
         <w:szCs w:val="22"/>
         <w:lang w:bidi="ar-SA" w:eastAsia="en-US" w:val="en-US"/>
@@ -4199,7 +4546,7 @@
       <w:outlineLvl w:val="0"/>
     </w:pPr>
     <w:rPr>
-      <w:rFonts w:ascii="Times New Roman" w:asciiTheme="majorHAnsi" w:cstheme="majorBidi" w:eastAsia="黑体" w:eastAsiaTheme="majorEastAsia" w:hAnsi="Times New Roman" w:hAnsiTheme="majorHAnsi"/>
+      <w:rFonts w:ascii="Times New Roman" w:asciiTheme="majorHAnsi" w:cstheme="majorBidi" w:eastAsia="黑体" w:hAnsi="Times New Roman" w:hAnsiTheme="majorHAnsi"/>
       <w:b/>
       <w:bCs/>
       <w:color w:val="1F3864"/>
@@ -4223,7 +4570,7 @@
       <w:outlineLvl w:val="1"/>
     </w:pPr>
     <w:rPr>
-      <w:rFonts w:ascii="Times New Roman" w:asciiTheme="majorHAnsi" w:cstheme="majorBidi" w:eastAsia="黑体" w:eastAsiaTheme="majorEastAsia" w:hAnsi="Times New Roman" w:hAnsiTheme="majorHAnsi"/>
+      <w:rFonts w:ascii="Times New Roman" w:asciiTheme="majorHAnsi" w:cstheme="majorBidi" w:eastAsia="黑体" w:hAnsi="Times New Roman" w:hAnsiTheme="majorHAnsi"/>
       <w:b/>
       <w:bCs/>
       <w:color w:val="2E4E7E"/>
@@ -4247,7 +4594,7 @@
       <w:outlineLvl w:val="2"/>
     </w:pPr>
     <w:rPr>
-      <w:rFonts w:ascii="Times New Roman" w:asciiTheme="majorHAnsi" w:cstheme="majorBidi" w:eastAsia="黑体" w:eastAsiaTheme="majorEastAsia" w:hAnsi="Times New Roman" w:hAnsiTheme="majorHAnsi"/>
+      <w:rFonts w:ascii="Times New Roman" w:asciiTheme="majorHAnsi" w:cstheme="majorBidi" w:eastAsia="黑体" w:hAnsi="Times New Roman" w:hAnsiTheme="majorHAnsi"/>
       <w:b/>
       <w:bCs/>
       <w:color w:val="2E4E7E"/>
@@ -4271,7 +4618,7 @@
       <w:outlineLvl w:val="3"/>
     </w:pPr>
     <w:rPr>
-      <w:rFonts w:ascii="Times New Roman" w:asciiTheme="majorHAnsi" w:cstheme="majorBidi" w:eastAsia="黑体" w:eastAsiaTheme="majorEastAsia" w:hAnsi="Times New Roman" w:hAnsiTheme="majorHAnsi"/>
+      <w:rFonts w:ascii="Times New Roman" w:asciiTheme="majorHAnsi" w:cstheme="majorBidi" w:eastAsia="黑体" w:hAnsi="Times New Roman" w:hAnsiTheme="majorHAnsi"/>
       <w:b/>
       <w:bCs/>
       <w:i/>
@@ -4297,7 +4644,7 @@
       <w:outlineLvl w:val="4"/>
     </w:pPr>
     <w:rPr>
-      <w:rFonts w:ascii="Times New Roman" w:asciiTheme="majorHAnsi" w:cstheme="majorBidi" w:eastAsia="黑体" w:eastAsiaTheme="majorEastAsia" w:hAnsi="Times New Roman" w:hAnsiTheme="majorHAnsi"/>
+      <w:rFonts w:ascii="Times New Roman" w:asciiTheme="majorHAnsi" w:cstheme="majorBidi" w:eastAsia="黑体" w:hAnsi="Times New Roman" w:hAnsiTheme="majorHAnsi"/>
       <w:b/>
       <w:color w:val="333333"/>
       <w:sz w:val="22"/>
@@ -4320,7 +4667,7 @@
       <w:outlineLvl w:val="5"/>
     </w:pPr>
     <w:rPr>
-      <w:rFonts w:asciiTheme="majorHAnsi" w:cstheme="majorBidi" w:eastAsiaTheme="majorEastAsia" w:hAnsiTheme="majorHAnsi"/>
+      <w:rFonts w:asciiTheme="majorHAnsi" w:cstheme="majorBidi" w:hAnsiTheme="majorHAnsi" w:eastAsia="黑体"/>
       <w:i/>
       <w:iCs/>
       <w:color w:themeColor="accent1" w:themeShade="7F" w:val="243F60"/>
@@ -4343,7 +4690,7 @@
       <w:outlineLvl w:val="6"/>
     </w:pPr>
     <w:rPr>
-      <w:rFonts w:asciiTheme="majorHAnsi" w:cstheme="majorBidi" w:eastAsiaTheme="majorEastAsia" w:hAnsiTheme="majorHAnsi"/>
+      <w:rFonts w:asciiTheme="majorHAnsi" w:cstheme="majorBidi" w:hAnsiTheme="majorHAnsi" w:eastAsia="黑体"/>
       <w:i/>
       <w:iCs/>
       <w:color w:themeColor="text1" w:themeTint="BF" w:val="404040"/>
@@ -4366,7 +4713,7 @@
       <w:outlineLvl w:val="7"/>
     </w:pPr>
     <w:rPr>
-      <w:rFonts w:asciiTheme="majorHAnsi" w:cstheme="majorBidi" w:eastAsiaTheme="majorEastAsia" w:hAnsiTheme="majorHAnsi"/>
+      <w:rFonts w:asciiTheme="majorHAnsi" w:cstheme="majorBidi" w:hAnsiTheme="majorHAnsi" w:eastAsia="黑体"/>
       <w:color w:themeColor="accent1" w:val="4F81BD"/>
       <w:sz w:val="20"/>
       <w:szCs w:val="20"/>
@@ -4389,7 +4736,7 @@
       <w:outlineLvl w:val="8"/>
     </w:pPr>
     <w:rPr>
-      <w:rFonts w:asciiTheme="majorHAnsi" w:cstheme="majorBidi" w:eastAsiaTheme="majorEastAsia" w:hAnsiTheme="majorHAnsi"/>
+      <w:rFonts w:asciiTheme="majorHAnsi" w:cstheme="majorBidi" w:hAnsiTheme="majorHAnsi" w:eastAsia="黑体"/>
       <w:i/>
       <w:iCs/>
       <w:color w:themeColor="text1" w:themeTint="BF" w:val="404040"/>
@@ -4440,7 +4787,7 @@
     <w:uiPriority w:val="9"/>
     <w:rsid w:val="00FC693F"/>
     <w:rPr>
-      <w:rFonts w:asciiTheme="majorHAnsi" w:cstheme="majorBidi" w:eastAsiaTheme="majorEastAsia" w:hAnsiTheme="majorHAnsi"/>
+      <w:rFonts w:asciiTheme="majorHAnsi" w:cstheme="majorBidi" w:hAnsiTheme="majorHAnsi" w:eastAsia="黑体"/>
       <w:b/>
       <w:bCs/>
       <w:color w:themeColor="accent1" w:themeShade="BF" w:val="365F91"/>
@@ -4455,7 +4802,7 @@
     <w:uiPriority w:val="9"/>
     <w:rsid w:val="00FC693F"/>
     <w:rPr>
-      <w:rFonts w:asciiTheme="majorHAnsi" w:cstheme="majorBidi" w:eastAsiaTheme="majorEastAsia" w:hAnsiTheme="majorHAnsi"/>
+      <w:rFonts w:asciiTheme="majorHAnsi" w:cstheme="majorBidi" w:hAnsiTheme="majorHAnsi" w:eastAsia="黑体"/>
       <w:b/>
       <w:bCs/>
       <w:color w:themeColor="accent1" w:val="4F81BD"/>
@@ -4470,7 +4817,7 @@
     <w:uiPriority w:val="9"/>
     <w:rsid w:val="00FC693F"/>
     <w:rPr>
-      <w:rFonts w:asciiTheme="majorHAnsi" w:cstheme="majorBidi" w:eastAsiaTheme="majorEastAsia" w:hAnsiTheme="majorHAnsi"/>
+      <w:rFonts w:asciiTheme="majorHAnsi" w:cstheme="majorBidi" w:hAnsiTheme="majorHAnsi" w:eastAsia="黑体"/>
       <w:b/>
       <w:bCs/>
       <w:color w:themeColor="accent1" w:val="4F81BD"/>
@@ -4493,7 +4840,7 @@
       <w:contextualSpacing/>
     </w:pPr>
     <w:rPr>
-      <w:rFonts w:ascii="Times New Roman" w:asciiTheme="majorHAnsi" w:cstheme="majorBidi" w:eastAsia="黑体" w:eastAsiaTheme="majorEastAsia" w:hAnsi="Times New Roman" w:hAnsiTheme="majorHAnsi"/>
+      <w:rFonts w:ascii="Times New Roman" w:asciiTheme="majorHAnsi" w:cstheme="majorBidi" w:eastAsia="黑体" w:hAnsi="Times New Roman" w:hAnsiTheme="majorHAnsi"/>
       <w:b/>
       <w:color w:val="1F3864"/>
       <w:spacing w:val="5"/>
@@ -4509,7 +4856,7 @@
     <w:uiPriority w:val="10"/>
     <w:rsid w:val="00FC693F"/>
     <w:rPr>
-      <w:rFonts w:asciiTheme="majorHAnsi" w:cstheme="majorBidi" w:eastAsiaTheme="majorEastAsia" w:hAnsiTheme="majorHAnsi"/>
+      <w:rFonts w:asciiTheme="majorHAnsi" w:cstheme="majorBidi" w:hAnsiTheme="majorHAnsi" w:eastAsia="黑体"/>
       <w:color w:themeColor="text2" w:themeShade="BF" w:val="17365D"/>
       <w:spacing w:val="5"/>
       <w:kern w:val="28"/>
@@ -4531,7 +4878,7 @@
       </w:numPr>
     </w:pPr>
     <w:rPr>
-      <w:rFonts w:asciiTheme="majorHAnsi" w:cstheme="majorBidi" w:eastAsiaTheme="majorEastAsia" w:hAnsiTheme="majorHAnsi"/>
+      <w:rFonts w:asciiTheme="majorHAnsi" w:cstheme="majorBidi" w:hAnsiTheme="majorHAnsi" w:eastAsia="黑体"/>
       <w:i/>
       <w:iCs/>
       <w:color w:themeColor="accent1" w:val="4F81BD"/>
@@ -4547,7 +4894,7 @@
     <w:uiPriority w:val="11"/>
     <w:rsid w:val="00FC693F"/>
     <w:rPr>
-      <w:rFonts w:asciiTheme="majorHAnsi" w:cstheme="majorBidi" w:eastAsiaTheme="majorEastAsia" w:hAnsiTheme="majorHAnsi"/>
+      <w:rFonts w:asciiTheme="majorHAnsi" w:cstheme="majorBidi" w:hAnsiTheme="majorHAnsi" w:eastAsia="黑体"/>
       <w:i/>
       <w:iCs/>
       <w:color w:themeColor="accent1" w:val="4F81BD"/>
@@ -4614,6 +4961,7 @@
       <w:spacing w:after="120"/>
     </w:pPr>
     <w:rPr>
+      <w:rFonts w:eastAsia="黑体"/>
       <w:sz w:val="16"/>
       <w:szCs w:val="16"/>
     </w:rPr>
@@ -4625,6 +4973,7 @@
     <w:uiPriority w:val="99"/>
     <w:rsid w:val="00AA1D8D"/>
     <w:rPr>
+      <w:rFonts w:eastAsia="黑体"/>
       <w:sz w:val="16"/>
       <w:szCs w:val="16"/>
     </w:rPr>
@@ -4794,7 +5143,7 @@
       </w:tabs>
     </w:pPr>
     <w:rPr>
-      <w:rFonts w:ascii="Courier" w:hAnsi="Courier"/>
+      <w:rFonts w:ascii="Courier" w:hAnsi="Courier" w:eastAsia="黑体"/>
       <w:sz w:val="20"/>
       <w:szCs w:val="20"/>
     </w:rPr>
@@ -4806,7 +5155,7 @@
     <w:uiPriority w:val="99"/>
     <w:rsid w:val="0029639D"/>
     <w:rPr>
-      <w:rFonts w:ascii="Courier" w:hAnsi="Courier"/>
+      <w:rFonts w:ascii="Courier" w:hAnsi="Courier" w:eastAsia="黑体"/>
       <w:sz w:val="20"/>
       <w:szCs w:val="20"/>
     </w:rPr>
@@ -4842,6 +5191,7 @@
     <w:uiPriority w:val="29"/>
     <w:rsid w:val="00FC693F"/>
     <w:rPr>
+      <w:rFonts w:eastAsia="黑体"/>
       <w:i/>
       <w:iCs/>
       <w:color w:themeColor="text1" w:val="000000"/>
@@ -4855,7 +5205,7 @@
     <w:semiHidden/>
     <w:rsid w:val="00FC693F"/>
     <w:rPr>
-      <w:rFonts w:asciiTheme="majorHAnsi" w:cstheme="majorBidi" w:eastAsiaTheme="majorEastAsia" w:hAnsiTheme="majorHAnsi"/>
+      <w:rFonts w:asciiTheme="majorHAnsi" w:cstheme="majorBidi" w:hAnsiTheme="majorHAnsi" w:eastAsia="黑体"/>
       <w:b/>
       <w:bCs/>
       <w:i/>
@@ -4871,7 +5221,7 @@
     <w:semiHidden/>
     <w:rsid w:val="00FC693F"/>
     <w:rPr>
-      <w:rFonts w:asciiTheme="majorHAnsi" w:cstheme="majorBidi" w:eastAsiaTheme="majorEastAsia" w:hAnsiTheme="majorHAnsi"/>
+      <w:rFonts w:asciiTheme="majorHAnsi" w:cstheme="majorBidi" w:hAnsiTheme="majorHAnsi" w:eastAsia="黑体"/>
       <w:color w:themeColor="accent1" w:themeShade="7F" w:val="243F60"/>
     </w:rPr>
   </w:style>
@@ -4883,7 +5233,7 @@
     <w:semiHidden/>
     <w:rsid w:val="00FC693F"/>
     <w:rPr>
-      <w:rFonts w:asciiTheme="majorHAnsi" w:cstheme="majorBidi" w:eastAsiaTheme="majorEastAsia" w:hAnsiTheme="majorHAnsi"/>
+      <w:rFonts w:asciiTheme="majorHAnsi" w:cstheme="majorBidi" w:hAnsiTheme="majorHAnsi" w:eastAsia="黑体"/>
       <w:i/>
       <w:iCs/>
       <w:color w:themeColor="accent1" w:themeShade="7F" w:val="243F60"/>
@@ -4897,7 +5247,7 @@
     <w:semiHidden/>
     <w:rsid w:val="00FC693F"/>
     <w:rPr>
-      <w:rFonts w:asciiTheme="majorHAnsi" w:cstheme="majorBidi" w:eastAsiaTheme="majorEastAsia" w:hAnsiTheme="majorHAnsi"/>
+      <w:rFonts w:asciiTheme="majorHAnsi" w:cstheme="majorBidi" w:hAnsiTheme="majorHAnsi" w:eastAsia="黑体"/>
       <w:i/>
       <w:iCs/>
       <w:color w:themeColor="text1" w:themeTint="BF" w:val="404040"/>
@@ -4911,7 +5261,7 @@
     <w:semiHidden/>
     <w:rsid w:val="00FC693F"/>
     <w:rPr>
-      <w:rFonts w:asciiTheme="majorHAnsi" w:cstheme="majorBidi" w:eastAsiaTheme="majorEastAsia" w:hAnsiTheme="majorHAnsi"/>
+      <w:rFonts w:asciiTheme="majorHAnsi" w:cstheme="majorBidi" w:hAnsiTheme="majorHAnsi" w:eastAsia="黑体"/>
       <w:color w:themeColor="accent1" w:val="4F81BD"/>
       <w:sz w:val="20"/>
       <w:szCs w:val="20"/>
@@ -4925,7 +5275,7 @@
     <w:semiHidden/>
     <w:rsid w:val="00FC693F"/>
     <w:rPr>
-      <w:rFonts w:asciiTheme="majorHAnsi" w:cstheme="majorBidi" w:eastAsiaTheme="majorEastAsia" w:hAnsiTheme="majorHAnsi"/>
+      <w:rFonts w:asciiTheme="majorHAnsi" w:cstheme="majorBidi" w:hAnsiTheme="majorHAnsi" w:eastAsia="黑体"/>
       <w:i/>
       <w:iCs/>
       <w:color w:themeColor="text1" w:themeTint="BF" w:val="404040"/>
@@ -4946,6 +5296,7 @@
       <w:spacing w:line="240" w:lineRule="auto"/>
     </w:pPr>
     <w:rPr>
+      <w:rFonts w:eastAsia="黑体"/>
       <w:b/>
       <w:bCs/>
       <w:color w:themeColor="accent1" w:val="4F81BD"/>
@@ -4960,6 +5311,7 @@
     <w:qFormat/>
     <w:rsid w:val="00FC693F"/>
     <w:rPr>
+      <w:rFonts w:eastAsia="黑体"/>
       <w:b/>
       <w:bCs/>
     </w:rPr>
@@ -4971,6 +5323,7 @@
     <w:qFormat/>
     <w:rsid w:val="00FC693F"/>
     <w:rPr>
+      <w:rFonts w:eastAsia="黑体"/>
       <w:i/>
       <w:iCs/>
     </w:rPr>
@@ -4991,6 +5344,7 @@
       <w:ind w:left="936" w:right="936"/>
     </w:pPr>
     <w:rPr>
+      <w:rFonts w:eastAsia="黑体"/>
       <w:b/>
       <w:bCs/>
       <w:i/>
@@ -5005,6 +5359,7 @@
     <w:uiPriority w:val="30"/>
     <w:rsid w:val="00FC693F"/>
     <w:rPr>
+      <w:rFonts w:eastAsia="黑体"/>
       <w:b/>
       <w:bCs/>
       <w:i/>
@@ -5019,6 +5374,7 @@
     <w:qFormat/>
     <w:rsid w:val="00FC693F"/>
     <w:rPr>
+      <w:rFonts w:eastAsia="黑体"/>
       <w:i/>
       <w:iCs/>
       <w:color w:themeColor="text1" w:themeTint="7F" w:val="808080"/>
@@ -5031,6 +5387,7 @@
     <w:qFormat/>
     <w:rsid w:val="00FC693F"/>
     <w:rPr>
+      <w:rFonts w:eastAsia="黑体"/>
       <w:b/>
       <w:bCs/>
       <w:i/>
@@ -5045,6 +5402,7 @@
     <w:qFormat/>
     <w:rsid w:val="00FC693F"/>
     <w:rPr>
+      <w:rFonts w:eastAsia="黑体"/>
       <w:smallCaps/>
       <w:color w:themeColor="accent2" w:val="C0504D"/>
       <w:u w:val="single"/>
@@ -5057,6 +5415,7 @@
     <w:qFormat/>
     <w:rsid w:val="00FC693F"/>
     <w:rPr>
+      <w:rFonts w:eastAsia="黑体"/>
       <w:b/>
       <w:bCs/>
       <w:smallCaps/>
@@ -5072,6 +5431,7 @@
     <w:qFormat/>
     <w:rsid w:val="00FC693F"/>
     <w:rPr>
+      <w:rFonts w:eastAsia="黑体"/>
       <w:b/>
       <w:bCs/>
       <w:smallCaps/>
@@ -5126,6 +5486,7 @@
       <w:spacing w:after="0" w:line="240" w:lineRule="auto"/>
     </w:pPr>
     <w:rPr>
+      <w:rFonts w:eastAsia="黑体"/>
       <w:color w:themeColor="text1" w:themeShade="BF" w:val="000000"/>
     </w:rPr>
     <w:tblPr>
@@ -5148,6 +5509,7 @@
         <w:spacing w:after="0" w:before="0" w:line="240" w:lineRule="auto"/>
       </w:pPr>
       <w:rPr>
+        <w:rFonts w:eastAsia="黑体"/>
         <w:b/>
         <w:bCs/>
       </w:rPr>
@@ -5168,6 +5530,7 @@
         <w:spacing w:after="0" w:before="0" w:line="240" w:lineRule="auto"/>
       </w:pPr>
       <w:rPr>
+        <w:rFonts w:eastAsia="黑体"/>
         <w:b/>
         <w:bCs/>
       </w:rPr>
@@ -5185,12 +5548,14 @@
     </w:tblStylePr>
     <w:tblStylePr w:type="firstCol">
       <w:rPr>
+        <w:rFonts w:eastAsia="黑体"/>
         <w:b/>
         <w:bCs/>
       </w:rPr>
     </w:tblStylePr>
     <w:tblStylePr w:type="lastCol">
       <w:rPr>
+        <w:rFonts w:eastAsia="黑体"/>
         <w:b/>
         <w:bCs/>
       </w:rPr>
@@ -5229,6 +5594,7 @@
       <w:spacing w:after="0" w:line="240" w:lineRule="auto"/>
     </w:pPr>
     <w:rPr>
+      <w:rFonts w:eastAsia="黑体"/>
       <w:color w:themeColor="accent1" w:themeShade="BF" w:val="365F91"/>
     </w:rPr>
     <w:tblPr>
@@ -5251,6 +5617,7 @@
         <w:spacing w:after="0" w:before="0" w:line="240" w:lineRule="auto"/>
       </w:pPr>
       <w:rPr>
+        <w:rFonts w:eastAsia="黑体"/>
         <w:b/>
         <w:bCs/>
       </w:rPr>
@@ -5271,6 +5638,7 @@
         <w:spacing w:after="0" w:before="0" w:line="240" w:lineRule="auto"/>
       </w:pPr>
       <w:rPr>
+        <w:rFonts w:eastAsia="黑体"/>
         <w:b/>
         <w:bCs/>
       </w:rPr>
@@ -5288,12 +5656,14 @@
     </w:tblStylePr>
     <w:tblStylePr w:type="firstCol">
       <w:rPr>
+        <w:rFonts w:eastAsia="黑体"/>
         <w:b/>
         <w:bCs/>
       </w:rPr>
     </w:tblStylePr>
     <w:tblStylePr w:type="lastCol">
       <w:rPr>
+        <w:rFonts w:eastAsia="黑体"/>
         <w:b/>
         <w:bCs/>
       </w:rPr>
@@ -5332,6 +5702,7 @@
       <w:spacing w:after="0" w:line="240" w:lineRule="auto"/>
     </w:pPr>
     <w:rPr>
+      <w:rFonts w:eastAsia="黑体"/>
       <w:color w:themeColor="accent2" w:themeShade="BF" w:val="943634"/>
     </w:rPr>
     <w:tblPr>
@@ -5354,6 +5725,7 @@
         <w:spacing w:after="0" w:before="0" w:line="240" w:lineRule="auto"/>
       </w:pPr>
       <w:rPr>
+        <w:rFonts w:eastAsia="黑体"/>
         <w:b/>
         <w:bCs/>
       </w:rPr>
@@ -5374,6 +5746,7 @@
         <w:spacing w:after="0" w:before="0" w:line="240" w:lineRule="auto"/>
       </w:pPr>
       <w:rPr>
+        <w:rFonts w:eastAsia="黑体"/>
         <w:b/>
         <w:bCs/>
       </w:rPr>
@@ -5391,12 +5764,14 @@
     </w:tblStylePr>
     <w:tblStylePr w:type="firstCol">
       <w:rPr>
+        <w:rFonts w:eastAsia="黑体"/>
         <w:b/>
         <w:bCs/>
       </w:rPr>
     </w:tblStylePr>
     <w:tblStylePr w:type="lastCol">
       <w:rPr>
+        <w:rFonts w:eastAsia="黑体"/>
         <w:b/>
         <w:bCs/>
       </w:rPr>
@@ -5435,6 +5810,7 @@
       <w:spacing w:after="0" w:line="240" w:lineRule="auto"/>
     </w:pPr>
     <w:rPr>
+      <w:rFonts w:eastAsia="黑体"/>
       <w:color w:themeColor="accent3" w:themeShade="BF" w:val="76923C"/>
     </w:rPr>
     <w:tblPr>
@@ -5457,6 +5833,7 @@
         <w:spacing w:after="0" w:before="0" w:line="240" w:lineRule="auto"/>
       </w:pPr>
       <w:rPr>
+        <w:rFonts w:eastAsia="黑体"/>
         <w:b/>
         <w:bCs/>
       </w:rPr>
@@ -5477,6 +5854,7 @@
         <w:spacing w:after="0" w:before="0" w:line="240" w:lineRule="auto"/>
       </w:pPr>
       <w:rPr>
+        <w:rFonts w:eastAsia="黑体"/>
         <w:b/>
         <w:bCs/>
       </w:rPr>
@@ -5494,12 +5872,14 @@
     </w:tblStylePr>
     <w:tblStylePr w:type="firstCol">
       <w:rPr>
+        <w:rFonts w:eastAsia="黑体"/>
         <w:b/>
         <w:bCs/>
       </w:rPr>
     </w:tblStylePr>
     <w:tblStylePr w:type="lastCol">
       <w:rPr>
+        <w:rFonts w:eastAsia="黑体"/>
         <w:b/>
         <w:bCs/>
       </w:rPr>
@@ -5538,6 +5918,7 @@
       <w:spacing w:after="0" w:line="240" w:lineRule="auto"/>
     </w:pPr>
     <w:rPr>
+      <w:rFonts w:eastAsia="黑体"/>
       <w:color w:themeColor="accent4" w:themeShade="BF" w:val="5F497A"/>
     </w:rPr>
     <w:tblPr>
@@ -5560,6 +5941,7 @@
         <w:spacing w:after="0" w:before="0" w:line="240" w:lineRule="auto"/>
       </w:pPr>
       <w:rPr>
+        <w:rFonts w:eastAsia="黑体"/>
         <w:b/>
         <w:bCs/>
       </w:rPr>
@@ -5580,6 +5962,7 @@
         <w:spacing w:after="0" w:before="0" w:line="240" w:lineRule="auto"/>
       </w:pPr>
       <w:rPr>
+        <w:rFonts w:eastAsia="黑体"/>
         <w:b/>
         <w:bCs/>
       </w:rPr>
@@ -5597,12 +5980,14 @@
     </w:tblStylePr>
     <w:tblStylePr w:type="firstCol">
       <w:rPr>
+        <w:rFonts w:eastAsia="黑体"/>
         <w:b/>
         <w:bCs/>
       </w:rPr>
     </w:tblStylePr>
     <w:tblStylePr w:type="lastCol">
       <w:rPr>
+        <w:rFonts w:eastAsia="黑体"/>
         <w:b/>
         <w:bCs/>
       </w:rPr>
@@ -5641,6 +6026,7 @@
       <w:spacing w:after="0" w:line="240" w:lineRule="auto"/>
     </w:pPr>
     <w:rPr>
+      <w:rFonts w:eastAsia="黑体"/>
       <w:color w:themeColor="accent5" w:themeShade="BF" w:val="31849B"/>
     </w:rPr>
     <w:tblPr>
@@ -5663,6 +6049,7 @@
         <w:spacing w:after="0" w:before="0" w:line="240" w:lineRule="auto"/>
       </w:pPr>
       <w:rPr>
+        <w:rFonts w:eastAsia="黑体"/>
         <w:b/>
         <w:bCs/>
       </w:rPr>
@@ -5683,6 +6070,7 @@
         <w:spacing w:after="0" w:before="0" w:line="240" w:lineRule="auto"/>
       </w:pPr>
       <w:rPr>
+        <w:rFonts w:eastAsia="黑体"/>
         <w:b/>
         <w:bCs/>
       </w:rPr>
@@ -5700,12 +6088,14 @@
     </w:tblStylePr>
     <w:tblStylePr w:type="firstCol">
       <w:rPr>
+        <w:rFonts w:eastAsia="黑体"/>
         <w:b/>
         <w:bCs/>
       </w:rPr>
     </w:tblStylePr>
     <w:tblStylePr w:type="lastCol">
       <w:rPr>
+        <w:rFonts w:eastAsia="黑体"/>
         <w:b/>
         <w:bCs/>
       </w:rPr>
@@ -5744,6 +6134,7 @@
       <w:spacing w:after="0" w:line="240" w:lineRule="auto"/>
     </w:pPr>
     <w:rPr>
+      <w:rFonts w:eastAsia="黑体"/>
       <w:color w:themeColor="accent6" w:themeShade="BF" w:val="E36C0A"/>
     </w:rPr>
     <w:tblPr>
@@ -5766,6 +6157,7 @@
         <w:spacing w:after="0" w:before="0" w:line="240" w:lineRule="auto"/>
       </w:pPr>
       <w:rPr>
+        <w:rFonts w:eastAsia="黑体"/>
         <w:b/>
         <w:bCs/>
       </w:rPr>
@@ -5786,6 +6178,7 @@
         <w:spacing w:after="0" w:before="0" w:line="240" w:lineRule="auto"/>
       </w:pPr>
       <w:rPr>
+        <w:rFonts w:eastAsia="黑体"/>
         <w:b/>
         <w:bCs/>
       </w:rPr>
@@ -5803,12 +6196,14 @@
     </w:tblStylePr>
     <w:tblStylePr w:type="firstCol">
       <w:rPr>
+        <w:rFonts w:eastAsia="黑体"/>
         <w:b/>
         <w:bCs/>
       </w:rPr>
     </w:tblStylePr>
     <w:tblStylePr w:type="lastCol">
       <w:rPr>
+        <w:rFonts w:eastAsia="黑体"/>
         <w:b/>
         <w:bCs/>
       </w:rPr>
@@ -5868,6 +6263,7 @@
         <w:spacing w:after="0" w:before="0" w:line="240" w:lineRule="auto"/>
       </w:pPr>
       <w:rPr>
+        <w:rFonts w:eastAsia="黑体"/>
         <w:b/>
         <w:bCs/>
         <w:color w:themeColor="background1" w:val="FFFFFF"/>
@@ -5882,6 +6278,7 @@
         <w:spacing w:after="0" w:before="0" w:line="240" w:lineRule="auto"/>
       </w:pPr>
       <w:rPr>
+        <w:rFonts w:eastAsia="黑体"/>
         <w:b/>
         <w:bCs/>
       </w:rPr>
@@ -5897,12 +6294,14 @@
     </w:tblStylePr>
     <w:tblStylePr w:type="firstCol">
       <w:rPr>
+        <w:rFonts w:eastAsia="黑体"/>
         <w:b/>
         <w:bCs/>
       </w:rPr>
     </w:tblStylePr>
     <w:tblStylePr w:type="lastCol">
       <w:rPr>
+        <w:rFonts w:eastAsia="黑体"/>
         <w:b/>
         <w:bCs/>
       </w:rPr>
@@ -5960,6 +6359,7 @@
         <w:spacing w:after="0" w:before="0" w:line="240" w:lineRule="auto"/>
       </w:pPr>
       <w:rPr>
+        <w:rFonts w:eastAsia="黑体"/>
         <w:b/>
         <w:bCs/>
         <w:color w:themeColor="background1" w:val="FFFFFF"/>
@@ -5974,6 +6374,7 @@
         <w:spacing w:after="0" w:before="0" w:line="240" w:lineRule="auto"/>
       </w:pPr>
       <w:rPr>
+        <w:rFonts w:eastAsia="黑体"/>
         <w:b/>
         <w:bCs/>
       </w:rPr>
@@ -5989,12 +6390,14 @@
     </w:tblStylePr>
     <w:tblStylePr w:type="firstCol">
       <w:rPr>
+        <w:rFonts w:eastAsia="黑体"/>
         <w:b/>
         <w:bCs/>
       </w:rPr>
     </w:tblStylePr>
     <w:tblStylePr w:type="lastCol">
       <w:rPr>
+        <w:rFonts w:eastAsia="黑体"/>
         <w:b/>
         <w:bCs/>
       </w:rPr>
@@ -6052,6 +6455,7 @@
         <w:spacing w:after="0" w:before="0" w:line="240" w:lineRule="auto"/>
       </w:pPr>
       <w:rPr>
+        <w:rFonts w:eastAsia="黑体"/>
         <w:b/>
         <w:bCs/>
         <w:color w:themeColor="background1" w:val="FFFFFF"/>
@@ -6066,6 +6470,7 @@
         <w:spacing w:after="0" w:before="0" w:line="240" w:lineRule="auto"/>
       </w:pPr>
       <w:rPr>
+        <w:rFonts w:eastAsia="黑体"/>
         <w:b/>
         <w:bCs/>
       </w:rPr>
@@ -6081,12 +6486,14 @@
     </w:tblStylePr>
     <w:tblStylePr w:type="firstCol">
       <w:rPr>
+        <w:rFonts w:eastAsia="黑体"/>
         <w:b/>
         <w:bCs/>
       </w:rPr>
     </w:tblStylePr>
     <w:tblStylePr w:type="lastCol">
       <w:rPr>
+        <w:rFonts w:eastAsia="黑体"/>
         <w:b/>
         <w:bCs/>
       </w:rPr>
@@ -6144,6 +6551,7 @@
         <w:spacing w:after="0" w:before="0" w:line="240" w:lineRule="auto"/>
       </w:pPr>
       <w:rPr>
+        <w:rFonts w:eastAsia="黑体"/>
         <w:b/>
         <w:bCs/>
         <w:color w:themeColor="background1" w:val="FFFFFF"/>
@@ -6158,6 +6566,7 @@
         <w:spacing w:after="0" w:before="0" w:line="240" w:lineRule="auto"/>
       </w:pPr>
       <w:rPr>
+        <w:rFonts w:eastAsia="黑体"/>
         <w:b/>
         <w:bCs/>
       </w:rPr>
@@ -6173,12 +6582,14 @@
     </w:tblStylePr>
     <w:tblStylePr w:type="firstCol">
       <w:rPr>
+        <w:rFonts w:eastAsia="黑体"/>
         <w:b/>
         <w:bCs/>
       </w:rPr>
     </w:tblStylePr>
     <w:tblStylePr w:type="lastCol">
       <w:rPr>
+        <w:rFonts w:eastAsia="黑体"/>
         <w:b/>
         <w:bCs/>
       </w:rPr>
@@ -6236,6 +6647,7 @@
         <w:spacing w:after="0" w:before="0" w:line="240" w:lineRule="auto"/>
       </w:pPr>
       <w:rPr>
+        <w:rFonts w:eastAsia="黑体"/>
         <w:b/>
         <w:bCs/>
         <w:color w:themeColor="background1" w:val="FFFFFF"/>
@@ -6250,6 +6662,7 @@
         <w:spacing w:after="0" w:before="0" w:line="240" w:lineRule="auto"/>
       </w:pPr>
       <w:rPr>
+        <w:rFonts w:eastAsia="黑体"/>
         <w:b/>
         <w:bCs/>
       </w:rPr>
@@ -6265,12 +6678,14 @@
     </w:tblStylePr>
     <w:tblStylePr w:type="firstCol">
       <w:rPr>
+        <w:rFonts w:eastAsia="黑体"/>
         <w:b/>
         <w:bCs/>
       </w:rPr>
     </w:tblStylePr>
     <w:tblStylePr w:type="lastCol">
       <w:rPr>
+        <w:rFonts w:eastAsia="黑体"/>
         <w:b/>
         <w:bCs/>
       </w:rPr>
@@ -6328,6 +6743,7 @@
         <w:spacing w:after="0" w:before="0" w:line="240" w:lineRule="auto"/>
       </w:pPr>
       <w:rPr>
+        <w:rFonts w:eastAsia="黑体"/>
         <w:b/>
         <w:bCs/>
         <w:color w:themeColor="background1" w:val="FFFFFF"/>
@@ -6342,6 +6758,7 @@
         <w:spacing w:after="0" w:before="0" w:line="240" w:lineRule="auto"/>
       </w:pPr>
       <w:rPr>
+        <w:rFonts w:eastAsia="黑体"/>
         <w:b/>
         <w:bCs/>
       </w:rPr>
@@ -6357,12 +6774,14 @@
     </w:tblStylePr>
     <w:tblStylePr w:type="firstCol">
       <w:rPr>
+        <w:rFonts w:eastAsia="黑体"/>
         <w:b/>
         <w:bCs/>
       </w:rPr>
     </w:tblStylePr>
     <w:tblStylePr w:type="lastCol">
       <w:rPr>
+        <w:rFonts w:eastAsia="黑体"/>
         <w:b/>
         <w:bCs/>
       </w:rPr>
@@ -6420,6 +6839,7 @@
         <w:spacing w:after="0" w:before="0" w:line="240" w:lineRule="auto"/>
       </w:pPr>
       <w:rPr>
+        <w:rFonts w:eastAsia="黑体"/>
         <w:b/>
         <w:bCs/>
         <w:color w:themeColor="background1" w:val="FFFFFF"/>
@@ -6434,6 +6854,7 @@
         <w:spacing w:after="0" w:before="0" w:line="240" w:lineRule="auto"/>
       </w:pPr>
       <w:rPr>
+        <w:rFonts w:eastAsia="黑体"/>
         <w:b/>
         <w:bCs/>
       </w:rPr>
@@ -6449,12 +6870,14 @@
     </w:tblStylePr>
     <w:tblStylePr w:type="firstCol">
       <w:rPr>
+        <w:rFonts w:eastAsia="黑体"/>
         <w:b/>
         <w:bCs/>
       </w:rPr>
     </w:tblStylePr>
     <w:tblStylePr w:type="lastCol">
       <w:rPr>
+        <w:rFonts w:eastAsia="黑体"/>
         <w:b/>
         <w:bCs/>
       </w:rPr>
@@ -6514,7 +6937,7 @@
         <w:spacing w:after="0" w:before="0" w:line="240" w:lineRule="auto"/>
       </w:pPr>
       <w:rPr>
-        <w:rFonts w:asciiTheme="majorHAnsi" w:cstheme="majorBidi" w:eastAsiaTheme="majorEastAsia" w:hAnsiTheme="majorHAnsi"/>
+        <w:rFonts w:asciiTheme="majorHAnsi" w:cstheme="majorBidi" w:hAnsiTheme="majorHAnsi" w:eastAsia="黑体"/>
         <w:b/>
         <w:bCs/>
       </w:rPr>
@@ -6535,7 +6958,7 @@
         <w:spacing w:after="0" w:before="0" w:line="240" w:lineRule="auto"/>
       </w:pPr>
       <w:rPr>
-        <w:rFonts w:asciiTheme="majorHAnsi" w:cstheme="majorBidi" w:eastAsiaTheme="majorEastAsia" w:hAnsiTheme="majorHAnsi"/>
+        <w:rFonts w:asciiTheme="majorHAnsi" w:cstheme="majorBidi" w:hAnsiTheme="majorHAnsi" w:eastAsia="黑体"/>
         <w:b/>
         <w:bCs/>
       </w:rPr>
@@ -6553,14 +6976,14 @@
     </w:tblStylePr>
     <w:tblStylePr w:type="firstCol">
       <w:rPr>
-        <w:rFonts w:asciiTheme="majorHAnsi" w:cstheme="majorBidi" w:eastAsiaTheme="majorEastAsia" w:hAnsiTheme="majorHAnsi"/>
+        <w:rFonts w:asciiTheme="majorHAnsi" w:cstheme="majorBidi" w:hAnsiTheme="majorHAnsi" w:eastAsia="黑体"/>
         <w:b/>
         <w:bCs/>
       </w:rPr>
     </w:tblStylePr>
     <w:tblStylePr w:type="lastCol">
       <w:rPr>
-        <w:rFonts w:asciiTheme="majorHAnsi" w:cstheme="majorBidi" w:eastAsiaTheme="majorEastAsia" w:hAnsiTheme="majorHAnsi"/>
+        <w:rFonts w:asciiTheme="majorHAnsi" w:cstheme="majorBidi" w:hAnsiTheme="majorHAnsi" w:eastAsia="黑体"/>
         <w:b/>
         <w:bCs/>
       </w:rPr>
@@ -6644,7 +7067,7 @@
         <w:spacing w:after="0" w:before="0" w:line="240" w:lineRule="auto"/>
       </w:pPr>
       <w:rPr>
-        <w:rFonts w:asciiTheme="majorHAnsi" w:cstheme="majorBidi" w:eastAsiaTheme="majorEastAsia" w:hAnsiTheme="majorHAnsi"/>
+        <w:rFonts w:asciiTheme="majorHAnsi" w:cstheme="majorBidi" w:hAnsiTheme="majorHAnsi" w:eastAsia="黑体"/>
         <w:b/>
         <w:bCs/>
       </w:rPr>
@@ -6665,7 +7088,7 @@
         <w:spacing w:after="0" w:before="0" w:line="240" w:lineRule="auto"/>
       </w:pPr>
       <w:rPr>
-        <w:rFonts w:asciiTheme="majorHAnsi" w:cstheme="majorBidi" w:eastAsiaTheme="majorEastAsia" w:hAnsiTheme="majorHAnsi"/>
+        <w:rFonts w:asciiTheme="majorHAnsi" w:cstheme="majorBidi" w:hAnsiTheme="majorHAnsi" w:eastAsia="黑体"/>
         <w:b/>
         <w:bCs/>
       </w:rPr>
@@ -6683,14 +7106,14 @@
     </w:tblStylePr>
     <w:tblStylePr w:type="firstCol">
       <w:rPr>
-        <w:rFonts w:asciiTheme="majorHAnsi" w:cstheme="majorBidi" w:eastAsiaTheme="majorEastAsia" w:hAnsiTheme="majorHAnsi"/>
+        <w:rFonts w:asciiTheme="majorHAnsi" w:cstheme="majorBidi" w:hAnsiTheme="majorHAnsi" w:eastAsia="黑体"/>
         <w:b/>
         <w:bCs/>
       </w:rPr>
     </w:tblStylePr>
     <w:tblStylePr w:type="lastCol">
       <w:rPr>
-        <w:rFonts w:asciiTheme="majorHAnsi" w:cstheme="majorBidi" w:eastAsiaTheme="majorEastAsia" w:hAnsiTheme="majorHAnsi"/>
+        <w:rFonts w:asciiTheme="majorHAnsi" w:cstheme="majorBidi" w:hAnsiTheme="majorHAnsi" w:eastAsia="黑体"/>
         <w:b/>
         <w:bCs/>
       </w:rPr>
@@ -6774,7 +7197,7 @@
         <w:spacing w:after="0" w:before="0" w:line="240" w:lineRule="auto"/>
       </w:pPr>
       <w:rPr>
-        <w:rFonts w:asciiTheme="majorHAnsi" w:cstheme="majorBidi" w:eastAsiaTheme="majorEastAsia" w:hAnsiTheme="majorHAnsi"/>
+        <w:rFonts w:asciiTheme="majorHAnsi" w:cstheme="majorBidi" w:hAnsiTheme="majorHAnsi" w:eastAsia="黑体"/>
         <w:b/>
         <w:bCs/>
       </w:rPr>
@@ -6795,7 +7218,7 @@
         <w:spacing w:after="0" w:before="0" w:line="240" w:lineRule="auto"/>
       </w:pPr>
       <w:rPr>
-        <w:rFonts w:asciiTheme="majorHAnsi" w:cstheme="majorBidi" w:eastAsiaTheme="majorEastAsia" w:hAnsiTheme="majorHAnsi"/>
+        <w:rFonts w:asciiTheme="majorHAnsi" w:cstheme="majorBidi" w:hAnsiTheme="majorHAnsi" w:eastAsia="黑体"/>
         <w:b/>
         <w:bCs/>
       </w:rPr>
@@ -6813,14 +7236,14 @@
     </w:tblStylePr>
     <w:tblStylePr w:type="firstCol">
       <w:rPr>
-        <w:rFonts w:asciiTheme="majorHAnsi" w:cstheme="majorBidi" w:eastAsiaTheme="majorEastAsia" w:hAnsiTheme="majorHAnsi"/>
+        <w:rFonts w:asciiTheme="majorHAnsi" w:cstheme="majorBidi" w:hAnsiTheme="majorHAnsi" w:eastAsia="黑体"/>
         <w:b/>
         <w:bCs/>
       </w:rPr>
     </w:tblStylePr>
     <w:tblStylePr w:type="lastCol">
       <w:rPr>
-        <w:rFonts w:asciiTheme="majorHAnsi" w:cstheme="majorBidi" w:eastAsiaTheme="majorEastAsia" w:hAnsiTheme="majorHAnsi"/>
+        <w:rFonts w:asciiTheme="majorHAnsi" w:cstheme="majorBidi" w:hAnsiTheme="majorHAnsi" w:eastAsia="黑体"/>
         <w:b/>
         <w:bCs/>
       </w:rPr>
@@ -6904,7 +7327,7 @@
         <w:spacing w:after="0" w:before="0" w:line="240" w:lineRule="auto"/>
       </w:pPr>
       <w:rPr>
-        <w:rFonts w:asciiTheme="majorHAnsi" w:cstheme="majorBidi" w:eastAsiaTheme="majorEastAsia" w:hAnsiTheme="majorHAnsi"/>
+        <w:rFonts w:asciiTheme="majorHAnsi" w:cstheme="majorBidi" w:hAnsiTheme="majorHAnsi" w:eastAsia="黑体"/>
         <w:b/>
         <w:bCs/>
       </w:rPr>
@@ -6925,7 +7348,7 @@
         <w:spacing w:after="0" w:before="0" w:line="240" w:lineRule="auto"/>
       </w:pPr>
       <w:rPr>
-        <w:rFonts w:asciiTheme="majorHAnsi" w:cstheme="majorBidi" w:eastAsiaTheme="majorEastAsia" w:hAnsiTheme="majorHAnsi"/>
+        <w:rFonts w:asciiTheme="majorHAnsi" w:cstheme="majorBidi" w:hAnsiTheme="majorHAnsi" w:eastAsia="黑体"/>
         <w:b/>
         <w:bCs/>
       </w:rPr>
@@ -6943,14 +7366,14 @@
     </w:tblStylePr>
     <w:tblStylePr w:type="firstCol">
       <w:rPr>
-        <w:rFonts w:asciiTheme="majorHAnsi" w:cstheme="majorBidi" w:eastAsiaTheme="majorEastAsia" w:hAnsiTheme="majorHAnsi"/>
+        <w:rFonts w:asciiTheme="majorHAnsi" w:cstheme="majorBidi" w:hAnsiTheme="majorHAnsi" w:eastAsia="黑体"/>
         <w:b/>
         <w:bCs/>
       </w:rPr>
     </w:tblStylePr>
     <w:tblStylePr w:type="lastCol">
       <w:rPr>
-        <w:rFonts w:asciiTheme="majorHAnsi" w:cstheme="majorBidi" w:eastAsiaTheme="majorEastAsia" w:hAnsiTheme="majorHAnsi"/>
+        <w:rFonts w:asciiTheme="majorHAnsi" w:cstheme="majorBidi" w:hAnsiTheme="majorHAnsi" w:eastAsia="黑体"/>
         <w:b/>
         <w:bCs/>
       </w:rPr>
@@ -7034,7 +7457,7 @@
         <w:spacing w:after="0" w:before="0" w:line="240" w:lineRule="auto"/>
       </w:pPr>
       <w:rPr>
-        <w:rFonts w:asciiTheme="majorHAnsi" w:cstheme="majorBidi" w:eastAsiaTheme="majorEastAsia" w:hAnsiTheme="majorHAnsi"/>
+        <w:rFonts w:asciiTheme="majorHAnsi" w:cstheme="majorBidi" w:hAnsiTheme="majorHAnsi" w:eastAsia="黑体"/>
         <w:b/>
         <w:bCs/>
       </w:rPr>
@@ -7055,7 +7478,7 @@
         <w:spacing w:after="0" w:before="0" w:line="240" w:lineRule="auto"/>
       </w:pPr>
       <w:rPr>
-        <w:rFonts w:asciiTheme="majorHAnsi" w:cstheme="majorBidi" w:eastAsiaTheme="majorEastAsia" w:hAnsiTheme="majorHAnsi"/>
+        <w:rFonts w:asciiTheme="majorHAnsi" w:cstheme="majorBidi" w:hAnsiTheme="majorHAnsi" w:eastAsia="黑体"/>
         <w:b/>
         <w:bCs/>
       </w:rPr>
@@ -7073,14 +7496,14 @@
     </w:tblStylePr>
     <w:tblStylePr w:type="firstCol">
       <w:rPr>
-        <w:rFonts w:asciiTheme="majorHAnsi" w:cstheme="majorBidi" w:eastAsiaTheme="majorEastAsia" w:hAnsiTheme="majorHAnsi"/>
+        <w:rFonts w:asciiTheme="majorHAnsi" w:cstheme="majorBidi" w:hAnsiTheme="majorHAnsi" w:eastAsia="黑体"/>
         <w:b/>
         <w:bCs/>
       </w:rPr>
     </w:tblStylePr>
     <w:tblStylePr w:type="lastCol">
       <w:rPr>
-        <w:rFonts w:asciiTheme="majorHAnsi" w:cstheme="majorBidi" w:eastAsiaTheme="majorEastAsia" w:hAnsiTheme="majorHAnsi"/>
+        <w:rFonts w:asciiTheme="majorHAnsi" w:cstheme="majorBidi" w:hAnsiTheme="majorHAnsi" w:eastAsia="黑体"/>
         <w:b/>
         <w:bCs/>
       </w:rPr>
@@ -7164,7 +7587,7 @@
         <w:spacing w:after="0" w:before="0" w:line="240" w:lineRule="auto"/>
       </w:pPr>
       <w:rPr>
-        <w:rFonts w:asciiTheme="majorHAnsi" w:cstheme="majorBidi" w:eastAsiaTheme="majorEastAsia" w:hAnsiTheme="majorHAnsi"/>
+        <w:rFonts w:asciiTheme="majorHAnsi" w:cstheme="majorBidi" w:hAnsiTheme="majorHAnsi" w:eastAsia="黑体"/>
         <w:b/>
         <w:bCs/>
       </w:rPr>
@@ -7185,7 +7608,7 @@
         <w:spacing w:after="0" w:before="0" w:line="240" w:lineRule="auto"/>
       </w:pPr>
       <w:rPr>
-        <w:rFonts w:asciiTheme="majorHAnsi" w:cstheme="majorBidi" w:eastAsiaTheme="majorEastAsia" w:hAnsiTheme="majorHAnsi"/>
+        <w:rFonts w:asciiTheme="majorHAnsi" w:cstheme="majorBidi" w:hAnsiTheme="majorHAnsi" w:eastAsia="黑体"/>
         <w:b/>
         <w:bCs/>
       </w:rPr>
@@ -7203,14 +7626,14 @@
     </w:tblStylePr>
     <w:tblStylePr w:type="firstCol">
       <w:rPr>
-        <w:rFonts w:asciiTheme="majorHAnsi" w:cstheme="majorBidi" w:eastAsiaTheme="majorEastAsia" w:hAnsiTheme="majorHAnsi"/>
+        <w:rFonts w:asciiTheme="majorHAnsi" w:cstheme="majorBidi" w:hAnsiTheme="majorHAnsi" w:eastAsia="黑体"/>
         <w:b/>
         <w:bCs/>
       </w:rPr>
     </w:tblStylePr>
     <w:tblStylePr w:type="lastCol">
       <w:rPr>
-        <w:rFonts w:asciiTheme="majorHAnsi" w:cstheme="majorBidi" w:eastAsiaTheme="majorEastAsia" w:hAnsiTheme="majorHAnsi"/>
+        <w:rFonts w:asciiTheme="majorHAnsi" w:cstheme="majorBidi" w:hAnsiTheme="majorHAnsi" w:eastAsia="黑体"/>
         <w:b/>
         <w:bCs/>
       </w:rPr>
@@ -7294,7 +7717,7 @@
         <w:spacing w:after="0" w:before="0" w:line="240" w:lineRule="auto"/>
       </w:pPr>
       <w:rPr>
-        <w:rFonts w:asciiTheme="majorHAnsi" w:cstheme="majorBidi" w:eastAsiaTheme="majorEastAsia" w:hAnsiTheme="majorHAnsi"/>
+        <w:rFonts w:asciiTheme="majorHAnsi" w:cstheme="majorBidi" w:hAnsiTheme="majorHAnsi" w:eastAsia="黑体"/>
         <w:b/>
         <w:bCs/>
       </w:rPr>
@@ -7315,7 +7738,7 @@
         <w:spacing w:after="0" w:before="0" w:line="240" w:lineRule="auto"/>
       </w:pPr>
       <w:rPr>
-        <w:rFonts w:asciiTheme="majorHAnsi" w:cstheme="majorBidi" w:eastAsiaTheme="majorEastAsia" w:hAnsiTheme="majorHAnsi"/>
+        <w:rFonts w:asciiTheme="majorHAnsi" w:cstheme="majorBidi" w:hAnsiTheme="majorHAnsi" w:eastAsia="黑体"/>
         <w:b/>
         <w:bCs/>
       </w:rPr>
@@ -7333,14 +7756,14 @@
     </w:tblStylePr>
     <w:tblStylePr w:type="firstCol">
       <w:rPr>
-        <w:rFonts w:asciiTheme="majorHAnsi" w:cstheme="majorBidi" w:eastAsiaTheme="majorEastAsia" w:hAnsiTheme="majorHAnsi"/>
+        <w:rFonts w:asciiTheme="majorHAnsi" w:cstheme="majorBidi" w:hAnsiTheme="majorHAnsi" w:eastAsia="黑体"/>
         <w:b/>
         <w:bCs/>
       </w:rPr>
     </w:tblStylePr>
     <w:tblStylePr w:type="lastCol">
       <w:rPr>
-        <w:rFonts w:asciiTheme="majorHAnsi" w:cstheme="majorBidi" w:eastAsiaTheme="majorEastAsia" w:hAnsiTheme="majorHAnsi"/>
+        <w:rFonts w:asciiTheme="majorHAnsi" w:cstheme="majorBidi" w:hAnsiTheme="majorHAnsi" w:eastAsia="黑体"/>
         <w:b/>
         <w:bCs/>
       </w:rPr>
@@ -7423,6 +7846,7 @@
         <w:spacing w:after="0" w:before="0" w:line="240" w:lineRule="auto"/>
       </w:pPr>
       <w:rPr>
+        <w:rFonts w:eastAsia="黑体"/>
         <w:b/>
         <w:bCs/>
         <w:color w:themeColor="background1" w:val="FFFFFF"/>
@@ -7445,6 +7869,7 @@
         <w:spacing w:after="0" w:before="0" w:line="240" w:lineRule="auto"/>
       </w:pPr>
       <w:rPr>
+        <w:rFonts w:eastAsia="黑体"/>
         <w:b/>
         <w:bCs/>
       </w:rPr>
@@ -7462,12 +7887,14 @@
     </w:tblStylePr>
     <w:tblStylePr w:type="firstCol">
       <w:rPr>
+        <w:rFonts w:eastAsia="黑体"/>
         <w:b/>
         <w:bCs/>
       </w:rPr>
     </w:tblStylePr>
     <w:tblStylePr w:type="lastCol">
       <w:rPr>
+        <w:rFonts w:eastAsia="黑体"/>
         <w:b/>
         <w:bCs/>
       </w:rPr>
@@ -7529,6 +7956,7 @@
         <w:spacing w:after="0" w:before="0" w:line="240" w:lineRule="auto"/>
       </w:pPr>
       <w:rPr>
+        <w:rFonts w:eastAsia="黑体"/>
         <w:b/>
         <w:bCs/>
         <w:color w:themeColor="background1" w:val="FFFFFF"/>
@@ -7551,6 +7979,7 @@
         <w:spacing w:after="0" w:before="0" w:line="240" w:lineRule="auto"/>
       </w:pPr>
       <w:rPr>
+        <w:rFonts w:eastAsia="黑体"/>
         <w:b/>
         <w:bCs/>
       </w:rPr>
@@ -7568,12 +7997,14 @@
     </w:tblStylePr>
     <w:tblStylePr w:type="firstCol">
       <w:rPr>
+        <w:rFonts w:eastAsia="黑体"/>
         <w:b/>
         <w:bCs/>
       </w:rPr>
     </w:tblStylePr>
     <w:tblStylePr w:type="lastCol">
       <w:rPr>
+        <w:rFonts w:eastAsia="黑体"/>
         <w:b/>
         <w:bCs/>
       </w:rPr>
@@ -7635,6 +8066,7 @@
         <w:spacing w:after="0" w:before="0" w:line="240" w:lineRule="auto"/>
       </w:pPr>
       <w:rPr>
+        <w:rFonts w:eastAsia="黑体"/>
         <w:b/>
         <w:bCs/>
         <w:color w:themeColor="background1" w:val="FFFFFF"/>
@@ -7657,6 +8089,7 @@
         <w:spacing w:after="0" w:before="0" w:line="240" w:lineRule="auto"/>
       </w:pPr>
       <w:rPr>
+        <w:rFonts w:eastAsia="黑体"/>
         <w:b/>
         <w:bCs/>
       </w:rPr>
@@ -7674,12 +8107,14 @@
     </w:tblStylePr>
     <w:tblStylePr w:type="firstCol">
       <w:rPr>
+        <w:rFonts w:eastAsia="黑体"/>
         <w:b/>
         <w:bCs/>
       </w:rPr>
     </w:tblStylePr>
     <w:tblStylePr w:type="lastCol">
       <w:rPr>
+        <w:rFonts w:eastAsia="黑体"/>
         <w:b/>
         <w:bCs/>
       </w:rPr>
@@ -7741,6 +8176,7 @@
         <w:spacing w:after="0" w:before="0" w:line="240" w:lineRule="auto"/>
       </w:pPr>
       <w:rPr>
+        <w:rFonts w:eastAsia="黑体"/>
         <w:b/>
         <w:bCs/>
         <w:color w:themeColor="background1" w:val="FFFFFF"/>
@@ -7763,6 +8199,7 @@
         <w:spacing w:after="0" w:before="0" w:line="240" w:lineRule="auto"/>
       </w:pPr>
       <w:rPr>
+        <w:rFonts w:eastAsia="黑体"/>
         <w:b/>
         <w:bCs/>
       </w:rPr>
@@ -7780,12 +8217,14 @@
     </w:tblStylePr>
     <w:tblStylePr w:type="firstCol">
       <w:rPr>
+        <w:rFonts w:eastAsia="黑体"/>
         <w:b/>
         <w:bCs/>
       </w:rPr>
     </w:tblStylePr>
     <w:tblStylePr w:type="lastCol">
       <w:rPr>
+        <w:rFonts w:eastAsia="黑体"/>
         <w:b/>
         <w:bCs/>
       </w:rPr>
@@ -7847,6 +8286,7 @@
         <w:spacing w:after="0" w:before="0" w:line="240" w:lineRule="auto"/>
       </w:pPr>
       <w:rPr>
+        <w:rFonts w:eastAsia="黑体"/>
         <w:b/>
         <w:bCs/>
         <w:color w:themeColor="background1" w:val="FFFFFF"/>
@@ -7869,6 +8309,7 @@
         <w:spacing w:after="0" w:before="0" w:line="240" w:lineRule="auto"/>
       </w:pPr>
       <w:rPr>
+        <w:rFonts w:eastAsia="黑体"/>
         <w:b/>
         <w:bCs/>
       </w:rPr>
@@ -7886,12 +8327,14 @@
     </w:tblStylePr>
     <w:tblStylePr w:type="firstCol">
       <w:rPr>
+        <w:rFonts w:eastAsia="黑体"/>
         <w:b/>
         <w:bCs/>
       </w:rPr>
     </w:tblStylePr>
     <w:tblStylePr w:type="lastCol">
       <w:rPr>
+        <w:rFonts w:eastAsia="黑体"/>
         <w:b/>
         <w:bCs/>
       </w:rPr>
@@ -7953,6 +8396,7 @@
         <w:spacing w:after="0" w:before="0" w:line="240" w:lineRule="auto"/>
       </w:pPr>
       <w:rPr>
+        <w:rFonts w:eastAsia="黑体"/>
         <w:b/>
         <w:bCs/>
         <w:color w:themeColor="background1" w:val="FFFFFF"/>
@@ -7975,6 +8419,7 @@
         <w:spacing w:after="0" w:before="0" w:line="240" w:lineRule="auto"/>
       </w:pPr>
       <w:rPr>
+        <w:rFonts w:eastAsia="黑体"/>
         <w:b/>
         <w:bCs/>
       </w:rPr>
@@ -7992,12 +8437,14 @@
     </w:tblStylePr>
     <w:tblStylePr w:type="firstCol">
       <w:rPr>
+        <w:rFonts w:eastAsia="黑体"/>
         <w:b/>
         <w:bCs/>
       </w:rPr>
     </w:tblStylePr>
     <w:tblStylePr w:type="lastCol">
       <w:rPr>
+        <w:rFonts w:eastAsia="黑体"/>
         <w:b/>
         <w:bCs/>
       </w:rPr>
@@ -8059,6 +8506,7 @@
         <w:spacing w:after="0" w:before="0" w:line="240" w:lineRule="auto"/>
       </w:pPr>
       <w:rPr>
+        <w:rFonts w:eastAsia="黑体"/>
         <w:b/>
         <w:bCs/>
         <w:color w:themeColor="background1" w:val="FFFFFF"/>
@@ -8081,6 +8529,7 @@
         <w:spacing w:after="0" w:before="0" w:line="240" w:lineRule="auto"/>
       </w:pPr>
       <w:rPr>
+        <w:rFonts w:eastAsia="黑体"/>
         <w:b/>
         <w:bCs/>
       </w:rPr>
@@ -8098,12 +8547,14 @@
     </w:tblStylePr>
     <w:tblStylePr w:type="firstCol">
       <w:rPr>
+        <w:rFonts w:eastAsia="黑体"/>
         <w:b/>
         <w:bCs/>
       </w:rPr>
     </w:tblStylePr>
     <w:tblStylePr w:type="lastCol">
       <w:rPr>
+        <w:rFonts w:eastAsia="黑体"/>
         <w:b/>
         <w:bCs/>
       </w:rPr>
@@ -8162,6 +8613,7 @@
         <w:spacing w:after="0" w:before="0" w:line="240" w:lineRule="auto"/>
       </w:pPr>
       <w:rPr>
+        <w:rFonts w:eastAsia="黑体"/>
         <w:b/>
         <w:bCs/>
         <w:color w:themeColor="background1" w:val="FFFFFF"/>
@@ -8184,6 +8636,7 @@
         <w:spacing w:after="0" w:before="0" w:line="240" w:lineRule="auto"/>
       </w:pPr>
       <w:rPr>
+        <w:rFonts w:eastAsia="黑体"/>
         <w:color w:val="auto"/>
       </w:rPr>
       <w:tblPr/>
@@ -8201,6 +8654,7 @@
     </w:tblStylePr>
     <w:tblStylePr w:type="firstCol">
       <w:rPr>
+        <w:rFonts w:eastAsia="黑体"/>
         <w:b/>
         <w:bCs/>
         <w:color w:themeColor="background1" w:val="FFFFFF"/>
@@ -8220,6 +8674,7 @@
     </w:tblStylePr>
     <w:tblStylePr w:type="lastCol">
       <w:rPr>
+        <w:rFonts w:eastAsia="黑体"/>
         <w:b/>
         <w:bCs/>
         <w:color w:themeColor="background1" w:val="FFFFFF"/>
@@ -8268,6 +8723,7 @@
     </w:tblStylePr>
     <w:tblStylePr w:type="nwCell">
       <w:rPr>
+        <w:rFonts w:eastAsia="黑体"/>
         <w:color w:themeColor="background1" w:val="FFFFFF"/>
       </w:rPr>
       <w:tblPr/>
@@ -8311,6 +8767,7 @@
         <w:spacing w:after="0" w:before="0" w:line="240" w:lineRule="auto"/>
       </w:pPr>
       <w:rPr>
+        <w:rFonts w:eastAsia="黑体"/>
         <w:b/>
         <w:bCs/>
         <w:color w:themeColor="background1" w:val="FFFFFF"/>
@@ -8333,6 +8790,7 @@
         <w:spacing w:after="0" w:before="0" w:line="240" w:lineRule="auto"/>
       </w:pPr>
       <w:rPr>
+        <w:rFonts w:eastAsia="黑体"/>
         <w:color w:val="auto"/>
       </w:rPr>
       <w:tblPr/>
@@ -8350,6 +8808,7 @@
     </w:tblStylePr>
     <w:tblStylePr w:type="firstCol">
       <w:rPr>
+        <w:rFonts w:eastAsia="黑体"/>
         <w:b/>
         <w:bCs/>
         <w:color w:themeColor="background1" w:val="FFFFFF"/>
@@ -8369,6 +8828,7 @@
     </w:tblStylePr>
     <w:tblStylePr w:type="lastCol">
       <w:rPr>
+        <w:rFonts w:eastAsia="黑体"/>
         <w:b/>
         <w:bCs/>
         <w:color w:themeColor="background1" w:val="FFFFFF"/>
@@ -8417,6 +8877,7 @@
     </w:tblStylePr>
     <w:tblStylePr w:type="nwCell">
       <w:rPr>
+        <w:rFonts w:eastAsia="黑体"/>
         <w:color w:themeColor="background1" w:val="FFFFFF"/>
       </w:rPr>
       <w:tblPr/>
@@ -8460,6 +8921,7 @@
         <w:spacing w:after="0" w:before="0" w:line="240" w:lineRule="auto"/>
       </w:pPr>
       <w:rPr>
+        <w:rFonts w:eastAsia="黑体"/>
         <w:b/>
         <w:bCs/>
         <w:color w:themeColor="background1" w:val="FFFFFF"/>
@@ -8482,6 +8944,7 @@
         <w:spacing w:after="0" w:before="0" w:line="240" w:lineRule="auto"/>
       </w:pPr>
       <w:rPr>
+        <w:rFonts w:eastAsia="黑体"/>
         <w:color w:val="auto"/>
       </w:rPr>
       <w:tblPr/>
@@ -8499,6 +8962,7 @@
     </w:tblStylePr>
     <w:tblStylePr w:type="firstCol">
       <w:rPr>
+        <w:rFonts w:eastAsia="黑体"/>
         <w:b/>
         <w:bCs/>
         <w:color w:themeColor="background1" w:val="FFFFFF"/>
@@ -8518,6 +8982,7 @@
     </w:tblStylePr>
     <w:tblStylePr w:type="lastCol">
       <w:rPr>
+        <w:rFonts w:eastAsia="黑体"/>
         <w:b/>
         <w:bCs/>
         <w:color w:themeColor="background1" w:val="FFFFFF"/>
@@ -8566,6 +9031,7 @@
     </w:tblStylePr>
     <w:tblStylePr w:type="nwCell">
       <w:rPr>
+        <w:rFonts w:eastAsia="黑体"/>
         <w:color w:themeColor="background1" w:val="FFFFFF"/>
       </w:rPr>
       <w:tblPr/>
@@ -8609,6 +9075,7 @@
         <w:spacing w:after="0" w:before="0" w:line="240" w:lineRule="auto"/>
       </w:pPr>
       <w:rPr>
+        <w:rFonts w:eastAsia="黑体"/>
         <w:b/>
         <w:bCs/>
         <w:color w:themeColor="background1" w:val="FFFFFF"/>
@@ -8631,6 +9098,7 @@
         <w:spacing w:after="0" w:before="0" w:line="240" w:lineRule="auto"/>
       </w:pPr>
       <w:rPr>
+        <w:rFonts w:eastAsia="黑体"/>
         <w:color w:val="auto"/>
       </w:rPr>
       <w:tblPr/>
@@ -8648,6 +9116,7 @@
     </w:tblStylePr>
     <w:tblStylePr w:type="firstCol">
       <w:rPr>
+        <w:rFonts w:eastAsia="黑体"/>
         <w:b/>
         <w:bCs/>
         <w:color w:themeColor="background1" w:val="FFFFFF"/>
@@ -8667,6 +9136,7 @@
     </w:tblStylePr>
     <w:tblStylePr w:type="lastCol">
       <w:rPr>
+        <w:rFonts w:eastAsia="黑体"/>
         <w:b/>
         <w:bCs/>
         <w:color w:themeColor="background1" w:val="FFFFFF"/>
@@ -8715,6 +9185,7 @@
     </w:tblStylePr>
     <w:tblStylePr w:type="nwCell">
       <w:rPr>
+        <w:rFonts w:eastAsia="黑体"/>
         <w:color w:themeColor="background1" w:val="FFFFFF"/>
       </w:rPr>
       <w:tblPr/>
@@ -8758,6 +9229,7 @@
         <w:spacing w:after="0" w:before="0" w:line="240" w:lineRule="auto"/>
       </w:pPr>
       <w:rPr>
+        <w:rFonts w:eastAsia="黑体"/>
         <w:b/>
         <w:bCs/>
         <w:color w:themeColor="background1" w:val="FFFFFF"/>
@@ -8780,6 +9252,7 @@
         <w:spacing w:after="0" w:before="0" w:line="240" w:lineRule="auto"/>
       </w:pPr>
       <w:rPr>
+        <w:rFonts w:eastAsia="黑体"/>
         <w:color w:val="auto"/>
       </w:rPr>
       <w:tblPr/>
@@ -8797,6 +9270,7 @@
     </w:tblStylePr>
     <w:tblStylePr w:type="firstCol">
       <w:rPr>
+        <w:rFonts w:eastAsia="黑体"/>
         <w:b/>
         <w:bCs/>
         <w:color w:themeColor="background1" w:val="FFFFFF"/>
@@ -8816,6 +9290,7 @@
     </w:tblStylePr>
     <w:tblStylePr w:type="lastCol">
       <w:rPr>
+        <w:rFonts w:eastAsia="黑体"/>
         <w:b/>
         <w:bCs/>
         <w:color w:themeColor="background1" w:val="FFFFFF"/>
@@ -8864,6 +9339,7 @@
     </w:tblStylePr>
     <w:tblStylePr w:type="nwCell">
       <w:rPr>
+        <w:rFonts w:eastAsia="黑体"/>
         <w:color w:themeColor="background1" w:val="FFFFFF"/>
       </w:rPr>
       <w:tblPr/>
@@ -8907,6 +9383,7 @@
         <w:spacing w:after="0" w:before="0" w:line="240" w:lineRule="auto"/>
       </w:pPr>
       <w:rPr>
+        <w:rFonts w:eastAsia="黑体"/>
         <w:b/>
         <w:bCs/>
         <w:color w:themeColor="background1" w:val="FFFFFF"/>
@@ -8929,6 +9406,7 @@
         <w:spacing w:after="0" w:before="0" w:line="240" w:lineRule="auto"/>
       </w:pPr>
       <w:rPr>
+        <w:rFonts w:eastAsia="黑体"/>
         <w:color w:val="auto"/>
       </w:rPr>
       <w:tblPr/>
@@ -8946,6 +9424,7 @@
     </w:tblStylePr>
     <w:tblStylePr w:type="firstCol">
       <w:rPr>
+        <w:rFonts w:eastAsia="黑体"/>
         <w:b/>
         <w:bCs/>
         <w:color w:themeColor="background1" w:val="FFFFFF"/>
@@ -8965,6 +9444,7 @@
     </w:tblStylePr>
     <w:tblStylePr w:type="lastCol">
       <w:rPr>
+        <w:rFonts w:eastAsia="黑体"/>
         <w:b/>
         <w:bCs/>
         <w:color w:themeColor="background1" w:val="FFFFFF"/>
@@ -9013,6 +9493,7 @@
     </w:tblStylePr>
     <w:tblStylePr w:type="nwCell">
       <w:rPr>
+        <w:rFonts w:eastAsia="黑体"/>
         <w:color w:themeColor="background1" w:val="FFFFFF"/>
       </w:rPr>
       <w:tblPr/>
@@ -9056,6 +9537,7 @@
         <w:spacing w:after="0" w:before="0" w:line="240" w:lineRule="auto"/>
       </w:pPr>
       <w:rPr>
+        <w:rFonts w:eastAsia="黑体"/>
         <w:b/>
         <w:bCs/>
         <w:color w:themeColor="background1" w:val="FFFFFF"/>
@@ -9078,6 +9560,7 @@
         <w:spacing w:after="0" w:before="0" w:line="240" w:lineRule="auto"/>
       </w:pPr>
       <w:rPr>
+        <w:rFonts w:eastAsia="黑体"/>
         <w:color w:val="auto"/>
       </w:rPr>
       <w:tblPr/>
@@ -9095,6 +9578,7 @@
     </w:tblStylePr>
     <w:tblStylePr w:type="firstCol">
       <w:rPr>
+        <w:rFonts w:eastAsia="黑体"/>
         <w:b/>
         <w:bCs/>
         <w:color w:themeColor="background1" w:val="FFFFFF"/>
@@ -9114,6 +9598,7 @@
     </w:tblStylePr>
     <w:tblStylePr w:type="lastCol">
       <w:rPr>
+        <w:rFonts w:eastAsia="黑体"/>
         <w:b/>
         <w:bCs/>
         <w:color w:themeColor="background1" w:val="FFFFFF"/>
@@ -9162,6 +9647,7 @@
     </w:tblStylePr>
     <w:tblStylePr w:type="nwCell">
       <w:rPr>
+        <w:rFonts w:eastAsia="黑体"/>
         <w:color w:themeColor="background1" w:val="FFFFFF"/>
       </w:rPr>
       <w:tblPr/>
@@ -9186,6 +9672,7 @@
       <w:spacing w:after="0" w:line="240" w:lineRule="auto"/>
     </w:pPr>
     <w:rPr>
+      <w:rFonts w:eastAsia="黑体"/>
       <w:color w:themeColor="text1" w:val="000000"/>
     </w:rPr>
     <w:tblPr>
@@ -9205,7 +9692,7 @@
     </w:tblPr>
     <w:tblStylePr w:type="firstRow">
       <w:rPr>
-        <w:rFonts w:asciiTheme="majorHAnsi" w:cstheme="majorBidi" w:eastAsiaTheme="majorEastAsia" w:hAnsiTheme="majorHAnsi"/>
+        <w:rFonts w:asciiTheme="majorHAnsi" w:cstheme="majorBidi" w:hAnsiTheme="majorHAnsi" w:eastAsia="黑体"/>
       </w:rPr>
       <w:tblPr/>
       <w:tcPr>
@@ -9217,6 +9704,7 @@
     </w:tblStylePr>
     <w:tblStylePr w:type="lastRow">
       <w:rPr>
+        <w:rFonts w:eastAsia="黑体"/>
         <w:b/>
         <w:bCs/>
         <w:color w:themeColor="text2" w:val="1F497D"/>
@@ -9231,12 +9719,14 @@
     </w:tblStylePr>
     <w:tblStylePr w:type="firstCol">
       <w:rPr>
+        <w:rFonts w:eastAsia="黑体"/>
         <w:b/>
         <w:bCs/>
       </w:rPr>
     </w:tblStylePr>
     <w:tblStylePr w:type="lastCol">
       <w:rPr>
+        <w:rFonts w:eastAsia="黑体"/>
         <w:b/>
         <w:bCs/>
       </w:rPr>
@@ -9270,6 +9760,7 @@
       <w:spacing w:after="0" w:line="240" w:lineRule="auto"/>
     </w:pPr>
     <w:rPr>
+      <w:rFonts w:eastAsia="黑体"/>
       <w:color w:themeColor="text1" w:val="000000"/>
     </w:rPr>
     <w:tblPr>
@@ -9289,7 +9780,7 @@
     </w:tblPr>
     <w:tblStylePr w:type="firstRow">
       <w:rPr>
-        <w:rFonts w:asciiTheme="majorHAnsi" w:cstheme="majorBidi" w:eastAsiaTheme="majorEastAsia" w:hAnsiTheme="majorHAnsi"/>
+        <w:rFonts w:asciiTheme="majorHAnsi" w:cstheme="majorBidi" w:hAnsiTheme="majorHAnsi" w:eastAsia="黑体"/>
       </w:rPr>
       <w:tblPr/>
       <w:tcPr>
@@ -9301,6 +9792,7 @@
     </w:tblStylePr>
     <w:tblStylePr w:type="lastRow">
       <w:rPr>
+        <w:rFonts w:eastAsia="黑体"/>
         <w:b/>
         <w:bCs/>
         <w:color w:themeColor="text2" w:val="1F497D"/>
@@ -9315,12 +9807,14 @@
     </w:tblStylePr>
     <w:tblStylePr w:type="firstCol">
       <w:rPr>
+        <w:rFonts w:eastAsia="黑体"/>
         <w:b/>
         <w:bCs/>
       </w:rPr>
     </w:tblStylePr>
     <w:tblStylePr w:type="lastCol">
       <w:rPr>
+        <w:rFonts w:eastAsia="黑体"/>
         <w:b/>
         <w:bCs/>
       </w:rPr>
@@ -9354,6 +9848,7 @@
       <w:spacing w:after="0" w:line="240" w:lineRule="auto"/>
     </w:pPr>
     <w:rPr>
+      <w:rFonts w:eastAsia="黑体"/>
       <w:color w:themeColor="text1" w:val="000000"/>
     </w:rPr>
     <w:tblPr>
@@ -9373,7 +9868,7 @@
     </w:tblPr>
     <w:tblStylePr w:type="firstRow">
       <w:rPr>
-        <w:rFonts w:asciiTheme="majorHAnsi" w:cstheme="majorBidi" w:eastAsiaTheme="majorEastAsia" w:hAnsiTheme="majorHAnsi"/>
+        <w:rFonts w:asciiTheme="majorHAnsi" w:cstheme="majorBidi" w:hAnsiTheme="majorHAnsi" w:eastAsia="黑体"/>
       </w:rPr>
       <w:tblPr/>
       <w:tcPr>
@@ -9385,6 +9880,7 @@
     </w:tblStylePr>
     <w:tblStylePr w:type="lastRow">
       <w:rPr>
+        <w:rFonts w:eastAsia="黑体"/>
         <w:b/>
         <w:bCs/>
         <w:color w:themeColor="text2" w:val="1F497D"/>
@@ -9399,12 +9895,14 @@
     </w:tblStylePr>
     <w:tblStylePr w:type="firstCol">
       <w:rPr>
+        <w:rFonts w:eastAsia="黑体"/>
         <w:b/>
         <w:bCs/>
       </w:rPr>
     </w:tblStylePr>
     <w:tblStylePr w:type="lastCol">
       <w:rPr>
+        <w:rFonts w:eastAsia="黑体"/>
         <w:b/>
         <w:bCs/>
       </w:rPr>
@@ -9438,6 +9936,7 @@
       <w:spacing w:after="0" w:line="240" w:lineRule="auto"/>
     </w:pPr>
     <w:rPr>
+      <w:rFonts w:eastAsia="黑体"/>
       <w:color w:themeColor="text1" w:val="000000"/>
     </w:rPr>
     <w:tblPr>
@@ -9457,7 +9956,7 @@
     </w:tblPr>
     <w:tblStylePr w:type="firstRow">
       <w:rPr>
-        <w:rFonts w:asciiTheme="majorHAnsi" w:cstheme="majorBidi" w:eastAsiaTheme="majorEastAsia" w:hAnsiTheme="majorHAnsi"/>
+        <w:rFonts w:asciiTheme="majorHAnsi" w:cstheme="majorBidi" w:hAnsiTheme="majorHAnsi" w:eastAsia="黑体"/>
       </w:rPr>
       <w:tblPr/>
       <w:tcPr>
@@ -9469,6 +9968,7 @@
     </w:tblStylePr>
     <w:tblStylePr w:type="lastRow">
       <w:rPr>
+        <w:rFonts w:eastAsia="黑体"/>
         <w:b/>
         <w:bCs/>
         <w:color w:themeColor="text2" w:val="1F497D"/>
@@ -9483,12 +9983,14 @@
     </w:tblStylePr>
     <w:tblStylePr w:type="firstCol">
       <w:rPr>
+        <w:rFonts w:eastAsia="黑体"/>
         <w:b/>
         <w:bCs/>
       </w:rPr>
     </w:tblStylePr>
     <w:tblStylePr w:type="lastCol">
       <w:rPr>
+        <w:rFonts w:eastAsia="黑体"/>
         <w:b/>
         <w:bCs/>
       </w:rPr>
@@ -9522,6 +10024,7 @@
       <w:spacing w:after="0" w:line="240" w:lineRule="auto"/>
     </w:pPr>
     <w:rPr>
+      <w:rFonts w:eastAsia="黑体"/>
       <w:color w:themeColor="text1" w:val="000000"/>
     </w:rPr>
     <w:tblPr>
@@ -9541,7 +10044,7 @@
     </w:tblPr>
     <w:tblStylePr w:type="firstRow">
       <w:rPr>
-        <w:rFonts w:asciiTheme="majorHAnsi" w:cstheme="majorBidi" w:eastAsiaTheme="majorEastAsia" w:hAnsiTheme="majorHAnsi"/>
+        <w:rFonts w:asciiTheme="majorHAnsi" w:cstheme="majorBidi" w:hAnsiTheme="majorHAnsi" w:eastAsia="黑体"/>
       </w:rPr>
       <w:tblPr/>
       <w:tcPr>
@@ -9553,6 +10056,7 @@
     </w:tblStylePr>
     <w:tblStylePr w:type="lastRow">
       <w:rPr>
+        <w:rFonts w:eastAsia="黑体"/>
         <w:b/>
         <w:bCs/>
         <w:color w:themeColor="text2" w:val="1F497D"/>
@@ -9567,12 +10071,14 @@
     </w:tblStylePr>
     <w:tblStylePr w:type="firstCol">
       <w:rPr>
+        <w:rFonts w:eastAsia="黑体"/>
         <w:b/>
         <w:bCs/>
       </w:rPr>
     </w:tblStylePr>
     <w:tblStylePr w:type="lastCol">
       <w:rPr>
+        <w:rFonts w:eastAsia="黑体"/>
         <w:b/>
         <w:bCs/>
       </w:rPr>
@@ -9606,6 +10112,7 @@
       <w:spacing w:after="0" w:line="240" w:lineRule="auto"/>
     </w:pPr>
     <w:rPr>
+      <w:rFonts w:eastAsia="黑体"/>
       <w:color w:themeColor="text1" w:val="000000"/>
     </w:rPr>
     <w:tblPr>
@@ -9625,7 +10132,7 @@
     </w:tblPr>
     <w:tblStylePr w:type="firstRow">
       <w:rPr>
-        <w:rFonts w:asciiTheme="majorHAnsi" w:cstheme="majorBidi" w:eastAsiaTheme="majorEastAsia" w:hAnsiTheme="majorHAnsi"/>
+        <w:rFonts w:asciiTheme="majorHAnsi" w:cstheme="majorBidi" w:hAnsiTheme="majorHAnsi" w:eastAsia="黑体"/>
       </w:rPr>
       <w:tblPr/>
       <w:tcPr>
@@ -9637,6 +10144,7 @@
     </w:tblStylePr>
     <w:tblStylePr w:type="lastRow">
       <w:rPr>
+        <w:rFonts w:eastAsia="黑体"/>
         <w:b/>
         <w:bCs/>
         <w:color w:themeColor="text2" w:val="1F497D"/>
@@ -9651,12 +10159,14 @@
     </w:tblStylePr>
     <w:tblStylePr w:type="firstCol">
       <w:rPr>
+        <w:rFonts w:eastAsia="黑体"/>
         <w:b/>
         <w:bCs/>
       </w:rPr>
     </w:tblStylePr>
     <w:tblStylePr w:type="lastCol">
       <w:rPr>
+        <w:rFonts w:eastAsia="黑体"/>
         <w:b/>
         <w:bCs/>
       </w:rPr>
@@ -9690,6 +10200,7 @@
       <w:spacing w:after="0" w:line="240" w:lineRule="auto"/>
     </w:pPr>
     <w:rPr>
+      <w:rFonts w:eastAsia="黑体"/>
       <w:color w:themeColor="text1" w:val="000000"/>
     </w:rPr>
     <w:tblPr>
@@ -9709,7 +10220,7 @@
     </w:tblPr>
     <w:tblStylePr w:type="firstRow">
       <w:rPr>
-        <w:rFonts w:asciiTheme="majorHAnsi" w:cstheme="majorBidi" w:eastAsiaTheme="majorEastAsia" w:hAnsiTheme="majorHAnsi"/>
+        <w:rFonts w:asciiTheme="majorHAnsi" w:cstheme="majorBidi" w:hAnsiTheme="majorHAnsi" w:eastAsia="黑体"/>
       </w:rPr>
       <w:tblPr/>
       <w:tcPr>
@@ -9721,6 +10232,7 @@
     </w:tblStylePr>
     <w:tblStylePr w:type="lastRow">
       <w:rPr>
+        <w:rFonts w:eastAsia="黑体"/>
         <w:b/>
         <w:bCs/>
         <w:color w:themeColor="text2" w:val="1F497D"/>
@@ -9735,12 +10247,14 @@
     </w:tblStylePr>
     <w:tblStylePr w:type="firstCol">
       <w:rPr>
+        <w:rFonts w:eastAsia="黑体"/>
         <w:b/>
         <w:bCs/>
       </w:rPr>
     </w:tblStylePr>
     <w:tblStylePr w:type="lastCol">
       <w:rPr>
+        <w:rFonts w:eastAsia="黑体"/>
         <w:b/>
         <w:bCs/>
       </w:rPr>
@@ -9774,7 +10288,7 @@
       <w:spacing w:after="0" w:line="240" w:lineRule="auto"/>
     </w:pPr>
     <w:rPr>
-      <w:rFonts w:asciiTheme="majorHAnsi" w:cstheme="majorBidi" w:eastAsiaTheme="majorEastAsia" w:hAnsiTheme="majorHAnsi"/>
+      <w:rFonts w:asciiTheme="majorHAnsi" w:cstheme="majorBidi" w:hAnsiTheme="majorHAnsi" w:eastAsia="黑体"/>
       <w:color w:themeColor="text1" w:val="000000"/>
     </w:rPr>
     <w:tblPr>
@@ -9796,6 +10310,7 @@
     </w:tblPr>
     <w:tblStylePr w:type="firstRow">
       <w:rPr>
+        <w:rFonts w:eastAsia="黑体"/>
         <w:sz w:val="24"/>
         <w:szCs w:val="24"/>
       </w:rPr>
@@ -9902,7 +10417,7 @@
       <w:spacing w:after="0" w:line="240" w:lineRule="auto"/>
     </w:pPr>
     <w:rPr>
-      <w:rFonts w:asciiTheme="majorHAnsi" w:cstheme="majorBidi" w:eastAsiaTheme="majorEastAsia" w:hAnsiTheme="majorHAnsi"/>
+      <w:rFonts w:asciiTheme="majorHAnsi" w:cstheme="majorBidi" w:hAnsiTheme="majorHAnsi" w:eastAsia="黑体"/>
       <w:color w:themeColor="text1" w:val="000000"/>
     </w:rPr>
     <w:tblPr>
@@ -9924,6 +10439,7 @@
     </w:tblPr>
     <w:tblStylePr w:type="firstRow">
       <w:rPr>
+        <w:rFonts w:eastAsia="黑体"/>
         <w:sz w:val="24"/>
         <w:szCs w:val="24"/>
       </w:rPr>
@@ -10030,7 +10546,7 @@
       <w:spacing w:after="0" w:line="240" w:lineRule="auto"/>
     </w:pPr>
     <w:rPr>
-      <w:rFonts w:asciiTheme="majorHAnsi" w:cstheme="majorBidi" w:eastAsiaTheme="majorEastAsia" w:hAnsiTheme="majorHAnsi"/>
+      <w:rFonts w:asciiTheme="majorHAnsi" w:cstheme="majorBidi" w:hAnsiTheme="majorHAnsi" w:eastAsia="黑体"/>
       <w:color w:themeColor="text1" w:val="000000"/>
     </w:rPr>
     <w:tblPr>
@@ -10052,6 +10568,7 @@
     </w:tblPr>
     <w:tblStylePr w:type="firstRow">
       <w:rPr>
+        <w:rFonts w:eastAsia="黑体"/>
         <w:sz w:val="24"/>
         <w:szCs w:val="24"/>
       </w:rPr>
@@ -10158,7 +10675,7 @@
       <w:spacing w:after="0" w:line="240" w:lineRule="auto"/>
     </w:pPr>
     <w:rPr>
-      <w:rFonts w:asciiTheme="majorHAnsi" w:cstheme="majorBidi" w:eastAsiaTheme="majorEastAsia" w:hAnsiTheme="majorHAnsi"/>
+      <w:rFonts w:asciiTheme="majorHAnsi" w:cstheme="majorBidi" w:hAnsiTheme="majorHAnsi" w:eastAsia="黑体"/>
       <w:color w:themeColor="text1" w:val="000000"/>
     </w:rPr>
     <w:tblPr>
@@ -10180,6 +10697,7 @@
     </w:tblPr>
     <w:tblStylePr w:type="firstRow">
       <w:rPr>
+        <w:rFonts w:eastAsia="黑体"/>
         <w:sz w:val="24"/>
         <w:szCs w:val="24"/>
       </w:rPr>
@@ -10286,7 +10804,7 @@
       <w:spacing w:after="0" w:line="240" w:lineRule="auto"/>
     </w:pPr>
     <w:rPr>
-      <w:rFonts w:asciiTheme="majorHAnsi" w:cstheme="majorBidi" w:eastAsiaTheme="majorEastAsia" w:hAnsiTheme="majorHAnsi"/>
+      <w:rFonts w:asciiTheme="majorHAnsi" w:cstheme="majorBidi" w:hAnsiTheme="majorHAnsi" w:eastAsia="黑体"/>
       <w:color w:themeColor="text1" w:val="000000"/>
     </w:rPr>
     <w:tblPr>
@@ -10308,6 +10826,7 @@
     </w:tblPr>
     <w:tblStylePr w:type="firstRow">
       <w:rPr>
+        <w:rFonts w:eastAsia="黑体"/>
         <w:sz w:val="24"/>
         <w:szCs w:val="24"/>
       </w:rPr>
@@ -10414,7 +10933,7 @@
       <w:spacing w:after="0" w:line="240" w:lineRule="auto"/>
     </w:pPr>
     <w:rPr>
-      <w:rFonts w:asciiTheme="majorHAnsi" w:cstheme="majorBidi" w:eastAsiaTheme="majorEastAsia" w:hAnsiTheme="majorHAnsi"/>
+      <w:rFonts w:asciiTheme="majorHAnsi" w:cstheme="majorBidi" w:hAnsiTheme="majorHAnsi" w:eastAsia="黑体"/>
       <w:color w:themeColor="text1" w:val="000000"/>
     </w:rPr>
     <w:tblPr>
@@ -10436,6 +10955,7 @@
     </w:tblPr>
     <w:tblStylePr w:type="firstRow">
       <w:rPr>
+        <w:rFonts w:eastAsia="黑体"/>
         <w:sz w:val="24"/>
         <w:szCs w:val="24"/>
       </w:rPr>
@@ -10542,7 +11062,7 @@
       <w:spacing w:after="0" w:line="240" w:lineRule="auto"/>
     </w:pPr>
     <w:rPr>
-      <w:rFonts w:asciiTheme="majorHAnsi" w:cstheme="majorBidi" w:eastAsiaTheme="majorEastAsia" w:hAnsiTheme="majorHAnsi"/>
+      <w:rFonts w:asciiTheme="majorHAnsi" w:cstheme="majorBidi" w:hAnsiTheme="majorHAnsi" w:eastAsia="黑体"/>
       <w:color w:themeColor="text1" w:val="000000"/>
     </w:rPr>
     <w:tblPr>
@@ -10564,6 +11084,7 @@
     </w:tblPr>
     <w:tblStylePr w:type="firstRow">
       <w:rPr>
+        <w:rFonts w:eastAsia="黑体"/>
         <w:sz w:val="24"/>
         <w:szCs w:val="24"/>
       </w:rPr>
@@ -10693,12 +11214,14 @@
     </w:tcPr>
     <w:tblStylePr w:type="firstRow">
       <w:rPr>
+        <w:rFonts w:eastAsia="黑体"/>
         <w:b/>
         <w:bCs/>
       </w:rPr>
     </w:tblStylePr>
     <w:tblStylePr w:type="lastRow">
       <w:rPr>
+        <w:rFonts w:eastAsia="黑体"/>
         <w:b/>
         <w:bCs/>
       </w:rPr>
@@ -10711,12 +11234,14 @@
     </w:tblStylePr>
     <w:tblStylePr w:type="firstCol">
       <w:rPr>
+        <w:rFonts w:eastAsia="黑体"/>
         <w:b/>
         <w:bCs/>
       </w:rPr>
     </w:tblStylePr>
     <w:tblStylePr w:type="lastCol">
       <w:rPr>
+        <w:rFonts w:eastAsia="黑体"/>
         <w:b/>
         <w:bCs/>
       </w:rPr>
@@ -10766,12 +11291,14 @@
     </w:tcPr>
     <w:tblStylePr w:type="firstRow">
       <w:rPr>
+        <w:rFonts w:eastAsia="黑体"/>
         <w:b/>
         <w:bCs/>
       </w:rPr>
     </w:tblStylePr>
     <w:tblStylePr w:type="lastRow">
       <w:rPr>
+        <w:rFonts w:eastAsia="黑体"/>
         <w:b/>
         <w:bCs/>
       </w:rPr>
@@ -10784,12 +11311,14 @@
     </w:tblStylePr>
     <w:tblStylePr w:type="firstCol">
       <w:rPr>
+        <w:rFonts w:eastAsia="黑体"/>
         <w:b/>
         <w:bCs/>
       </w:rPr>
     </w:tblStylePr>
     <w:tblStylePr w:type="lastCol">
       <w:rPr>
+        <w:rFonts w:eastAsia="黑体"/>
         <w:b/>
         <w:bCs/>
       </w:rPr>
@@ -10839,12 +11368,14 @@
     </w:tcPr>
     <w:tblStylePr w:type="firstRow">
       <w:rPr>
+        <w:rFonts w:eastAsia="黑体"/>
         <w:b/>
         <w:bCs/>
       </w:rPr>
     </w:tblStylePr>
     <w:tblStylePr w:type="lastRow">
       <w:rPr>
+        <w:rFonts w:eastAsia="黑体"/>
         <w:b/>
         <w:bCs/>
       </w:rPr>
@@ -10857,12 +11388,14 @@
     </w:tblStylePr>
     <w:tblStylePr w:type="firstCol">
       <w:rPr>
+        <w:rFonts w:eastAsia="黑体"/>
         <w:b/>
         <w:bCs/>
       </w:rPr>
     </w:tblStylePr>
     <w:tblStylePr w:type="lastCol">
       <w:rPr>
+        <w:rFonts w:eastAsia="黑体"/>
         <w:b/>
         <w:bCs/>
       </w:rPr>
@@ -10912,12 +11445,14 @@
     </w:tcPr>
     <w:tblStylePr w:type="firstRow">
       <w:rPr>
+        <w:rFonts w:eastAsia="黑体"/>
         <w:b/>
         <w:bCs/>
       </w:rPr>
     </w:tblStylePr>
     <w:tblStylePr w:type="lastRow">
       <w:rPr>
+        <w:rFonts w:eastAsia="黑体"/>
         <w:b/>
         <w:bCs/>
       </w:rPr>
@@ -10930,12 +11465,14 @@
     </w:tblStylePr>
     <w:tblStylePr w:type="firstCol">
       <w:rPr>
+        <w:rFonts w:eastAsia="黑体"/>
         <w:b/>
         <w:bCs/>
       </w:rPr>
     </w:tblStylePr>
     <w:tblStylePr w:type="lastCol">
       <w:rPr>
+        <w:rFonts w:eastAsia="黑体"/>
         <w:b/>
         <w:bCs/>
       </w:rPr>
@@ -10985,12 +11522,14 @@
     </w:tcPr>
     <w:tblStylePr w:type="firstRow">
       <w:rPr>
+        <w:rFonts w:eastAsia="黑体"/>
         <w:b/>
         <w:bCs/>
       </w:rPr>
     </w:tblStylePr>
     <w:tblStylePr w:type="lastRow">
       <w:rPr>
+        <w:rFonts w:eastAsia="黑体"/>
         <w:b/>
         <w:bCs/>
       </w:rPr>
@@ -11003,12 +11542,14 @@
     </w:tblStylePr>
     <w:tblStylePr w:type="firstCol">
       <w:rPr>
+        <w:rFonts w:eastAsia="黑体"/>
         <w:b/>
         <w:bCs/>
       </w:rPr>
     </w:tblStylePr>
     <w:tblStylePr w:type="lastCol">
       <w:rPr>
+        <w:rFonts w:eastAsia="黑体"/>
         <w:b/>
         <w:bCs/>
       </w:rPr>
@@ -11058,12 +11599,14 @@
     </w:tcPr>
     <w:tblStylePr w:type="firstRow">
       <w:rPr>
+        <w:rFonts w:eastAsia="黑体"/>
         <w:b/>
         <w:bCs/>
       </w:rPr>
     </w:tblStylePr>
     <w:tblStylePr w:type="lastRow">
       <w:rPr>
+        <w:rFonts w:eastAsia="黑体"/>
         <w:b/>
         <w:bCs/>
       </w:rPr>
@@ -11076,12 +11619,14 @@
     </w:tblStylePr>
     <w:tblStylePr w:type="firstCol">
       <w:rPr>
+        <w:rFonts w:eastAsia="黑体"/>
         <w:b/>
         <w:bCs/>
       </w:rPr>
     </w:tblStylePr>
     <w:tblStylePr w:type="lastCol">
       <w:rPr>
+        <w:rFonts w:eastAsia="黑体"/>
         <w:b/>
         <w:bCs/>
       </w:rPr>
@@ -11131,12 +11676,14 @@
     </w:tcPr>
     <w:tblStylePr w:type="firstRow">
       <w:rPr>
+        <w:rFonts w:eastAsia="黑体"/>
         <w:b/>
         <w:bCs/>
       </w:rPr>
     </w:tblStylePr>
     <w:tblStylePr w:type="lastRow">
       <w:rPr>
+        <w:rFonts w:eastAsia="黑体"/>
         <w:b/>
         <w:bCs/>
       </w:rPr>
@@ -11149,12 +11696,14 @@
     </w:tblStylePr>
     <w:tblStylePr w:type="firstCol">
       <w:rPr>
+        <w:rFonts w:eastAsia="黑体"/>
         <w:b/>
         <w:bCs/>
       </w:rPr>
     </w:tblStylePr>
     <w:tblStylePr w:type="lastCol">
       <w:rPr>
+        <w:rFonts w:eastAsia="黑体"/>
         <w:b/>
         <w:bCs/>
       </w:rPr>
@@ -11181,7 +11730,7 @@
       <w:spacing w:after="0" w:line="240" w:lineRule="auto"/>
     </w:pPr>
     <w:rPr>
-      <w:rFonts w:asciiTheme="majorHAnsi" w:cstheme="majorBidi" w:eastAsiaTheme="majorEastAsia" w:hAnsiTheme="majorHAnsi"/>
+      <w:rFonts w:asciiTheme="majorHAnsi" w:cstheme="majorBidi" w:hAnsiTheme="majorHAnsi" w:eastAsia="黑体"/>
       <w:color w:themeColor="text1" w:val="000000"/>
     </w:rPr>
     <w:tblPr>
@@ -11208,6 +11757,7 @@
     </w:tcPr>
     <w:tblStylePr w:type="firstRow">
       <w:rPr>
+        <w:rFonts w:eastAsia="黑体"/>
         <w:b/>
         <w:bCs/>
         <w:color w:themeColor="text1" w:val="000000"/>
@@ -11219,6 +11769,7 @@
     </w:tblStylePr>
     <w:tblStylePr w:type="lastRow">
       <w:rPr>
+        <w:rFonts w:eastAsia="黑体"/>
         <w:b/>
         <w:bCs/>
         <w:color w:themeColor="text1" w:val="000000"/>
@@ -11238,6 +11789,7 @@
     </w:tblStylePr>
     <w:tblStylePr w:type="firstCol">
       <w:rPr>
+        <w:rFonts w:eastAsia="黑体"/>
         <w:b/>
         <w:bCs/>
         <w:color w:themeColor="text1" w:val="000000"/>
@@ -11257,6 +11809,7 @@
     </w:tblStylePr>
     <w:tblStylePr w:type="lastCol">
       <w:rPr>
+        <w:rFonts w:eastAsia="黑体"/>
         <w:b w:val="0"/>
         <w:bCs w:val="0"/>
         <w:color w:themeColor="text1" w:val="000000"/>
@@ -11306,7 +11859,7 @@
       <w:spacing w:after="0" w:line="240" w:lineRule="auto"/>
     </w:pPr>
     <w:rPr>
-      <w:rFonts w:asciiTheme="majorHAnsi" w:cstheme="majorBidi" w:eastAsiaTheme="majorEastAsia" w:hAnsiTheme="majorHAnsi"/>
+      <w:rFonts w:asciiTheme="majorHAnsi" w:cstheme="majorBidi" w:hAnsiTheme="majorHAnsi" w:eastAsia="黑体"/>
       <w:color w:themeColor="text1" w:val="000000"/>
     </w:rPr>
     <w:tblPr>
@@ -11333,6 +11886,7 @@
     </w:tcPr>
     <w:tblStylePr w:type="firstRow">
       <w:rPr>
+        <w:rFonts w:eastAsia="黑体"/>
         <w:b/>
         <w:bCs/>
         <w:color w:themeColor="text1" w:val="000000"/>
@@ -11344,6 +11898,7 @@
     </w:tblStylePr>
     <w:tblStylePr w:type="lastRow">
       <w:rPr>
+        <w:rFonts w:eastAsia="黑体"/>
         <w:b/>
         <w:bCs/>
         <w:color w:themeColor="text1" w:val="000000"/>
@@ -11363,6 +11918,7 @@
     </w:tblStylePr>
     <w:tblStylePr w:type="firstCol">
       <w:rPr>
+        <w:rFonts w:eastAsia="黑体"/>
         <w:b/>
         <w:bCs/>
         <w:color w:themeColor="text1" w:val="000000"/>
@@ -11382,6 +11938,7 @@
     </w:tblStylePr>
     <w:tblStylePr w:type="lastCol">
       <w:rPr>
+        <w:rFonts w:eastAsia="黑体"/>
         <w:b w:val="0"/>
         <w:bCs w:val="0"/>
         <w:color w:themeColor="text1" w:val="000000"/>
@@ -11431,7 +11988,7 @@
       <w:spacing w:after="0" w:line="240" w:lineRule="auto"/>
     </w:pPr>
     <w:rPr>
-      <w:rFonts w:asciiTheme="majorHAnsi" w:cstheme="majorBidi" w:eastAsiaTheme="majorEastAsia" w:hAnsiTheme="majorHAnsi"/>
+      <w:rFonts w:asciiTheme="majorHAnsi" w:cstheme="majorBidi" w:hAnsiTheme="majorHAnsi" w:eastAsia="黑体"/>
       <w:color w:themeColor="text1" w:val="000000"/>
     </w:rPr>
     <w:tblPr>
@@ -11458,6 +12015,7 @@
     </w:tcPr>
     <w:tblStylePr w:type="firstRow">
       <w:rPr>
+        <w:rFonts w:eastAsia="黑体"/>
         <w:b/>
         <w:bCs/>
         <w:color w:themeColor="text1" w:val="000000"/>
@@ -11469,6 +12027,7 @@
     </w:tblStylePr>
     <w:tblStylePr w:type="lastRow">
       <w:rPr>
+        <w:rFonts w:eastAsia="黑体"/>
         <w:b/>
         <w:bCs/>
         <w:color w:themeColor="text1" w:val="000000"/>
@@ -11488,6 +12047,7 @@
     </w:tblStylePr>
     <w:tblStylePr w:type="firstCol">
       <w:rPr>
+        <w:rFonts w:eastAsia="黑体"/>
         <w:b/>
         <w:bCs/>
         <w:color w:themeColor="text1" w:val="000000"/>
@@ -11507,6 +12067,7 @@
     </w:tblStylePr>
     <w:tblStylePr w:type="lastCol">
       <w:rPr>
+        <w:rFonts w:eastAsia="黑体"/>
         <w:b w:val="0"/>
         <w:bCs w:val="0"/>
         <w:color w:themeColor="text1" w:val="000000"/>
@@ -11556,7 +12117,7 @@
       <w:spacing w:after="0" w:line="240" w:lineRule="auto"/>
     </w:pPr>
     <w:rPr>
-      <w:rFonts w:asciiTheme="majorHAnsi" w:cstheme="majorBidi" w:eastAsiaTheme="majorEastAsia" w:hAnsiTheme="majorHAnsi"/>
+      <w:rFonts w:asciiTheme="majorHAnsi" w:cstheme="majorBidi" w:hAnsiTheme="majorHAnsi" w:eastAsia="黑体"/>
       <w:color w:themeColor="text1" w:val="000000"/>
     </w:rPr>
     <w:tblPr>
@@ -11583,6 +12144,7 @@
     </w:tcPr>
     <w:tblStylePr w:type="firstRow">
       <w:rPr>
+        <w:rFonts w:eastAsia="黑体"/>
         <w:b/>
         <w:bCs/>
         <w:color w:themeColor="text1" w:val="000000"/>
@@ -11594,6 +12156,7 @@
     </w:tblStylePr>
     <w:tblStylePr w:type="lastRow">
       <w:rPr>
+        <w:rFonts w:eastAsia="黑体"/>
         <w:b/>
         <w:bCs/>
         <w:color w:themeColor="text1" w:val="000000"/>
@@ -11613,6 +12176,7 @@
     </w:tblStylePr>
     <w:tblStylePr w:type="firstCol">
       <w:rPr>
+        <w:rFonts w:eastAsia="黑体"/>
         <w:b/>
         <w:bCs/>
         <w:color w:themeColor="text1" w:val="000000"/>
@@ -11632,6 +12196,7 @@
     </w:tblStylePr>
     <w:tblStylePr w:type="lastCol">
       <w:rPr>
+        <w:rFonts w:eastAsia="黑体"/>
         <w:b w:val="0"/>
         <w:bCs w:val="0"/>
         <w:color w:themeColor="text1" w:val="000000"/>
@@ -11681,7 +12246,7 @@
       <w:spacing w:after="0" w:line="240" w:lineRule="auto"/>
     </w:pPr>
     <w:rPr>
-      <w:rFonts w:asciiTheme="majorHAnsi" w:cstheme="majorBidi" w:eastAsiaTheme="majorEastAsia" w:hAnsiTheme="majorHAnsi"/>
+      <w:rFonts w:asciiTheme="majorHAnsi" w:cstheme="majorBidi" w:hAnsiTheme="majorHAnsi" w:eastAsia="黑体"/>
       <w:color w:themeColor="text1" w:val="000000"/>
     </w:rPr>
     <w:tblPr>
@@ -11708,6 +12273,7 @@
     </w:tcPr>
     <w:tblStylePr w:type="firstRow">
       <w:rPr>
+        <w:rFonts w:eastAsia="黑体"/>
         <w:b/>
         <w:bCs/>
         <w:color w:themeColor="text1" w:val="000000"/>
@@ -11719,6 +12285,7 @@
     </w:tblStylePr>
     <w:tblStylePr w:type="lastRow">
       <w:rPr>
+        <w:rFonts w:eastAsia="黑体"/>
         <w:b/>
         <w:bCs/>
         <w:color w:themeColor="text1" w:val="000000"/>
@@ -11738,6 +12305,7 @@
     </w:tblStylePr>
     <w:tblStylePr w:type="firstCol">
       <w:rPr>
+        <w:rFonts w:eastAsia="黑体"/>
         <w:b/>
         <w:bCs/>
         <w:color w:themeColor="text1" w:val="000000"/>
@@ -11757,6 +12325,7 @@
     </w:tblStylePr>
     <w:tblStylePr w:type="lastCol">
       <w:rPr>
+        <w:rFonts w:eastAsia="黑体"/>
         <w:b w:val="0"/>
         <w:bCs w:val="0"/>
         <w:color w:themeColor="text1" w:val="000000"/>
@@ -11806,7 +12375,7 @@
       <w:spacing w:after="0" w:line="240" w:lineRule="auto"/>
     </w:pPr>
     <w:rPr>
-      <w:rFonts w:asciiTheme="majorHAnsi" w:cstheme="majorBidi" w:eastAsiaTheme="majorEastAsia" w:hAnsiTheme="majorHAnsi"/>
+      <w:rFonts w:asciiTheme="majorHAnsi" w:cstheme="majorBidi" w:hAnsiTheme="majorHAnsi" w:eastAsia="黑体"/>
       <w:color w:themeColor="text1" w:val="000000"/>
     </w:rPr>
     <w:tblPr>
@@ -11833,6 +12402,7 @@
     </w:tcPr>
     <w:tblStylePr w:type="firstRow">
       <w:rPr>
+        <w:rFonts w:eastAsia="黑体"/>
         <w:b/>
         <w:bCs/>
         <w:color w:themeColor="text1" w:val="000000"/>
@@ -11844,6 +12414,7 @@
     </w:tblStylePr>
     <w:tblStylePr w:type="lastRow">
       <w:rPr>
+        <w:rFonts w:eastAsia="黑体"/>
         <w:b/>
         <w:bCs/>
         <w:color w:themeColor="text1" w:val="000000"/>
@@ -11863,6 +12434,7 @@
     </w:tblStylePr>
     <w:tblStylePr w:type="firstCol">
       <w:rPr>
+        <w:rFonts w:eastAsia="黑体"/>
         <w:b/>
         <w:bCs/>
         <w:color w:themeColor="text1" w:val="000000"/>
@@ -11882,6 +12454,7 @@
     </w:tblStylePr>
     <w:tblStylePr w:type="lastCol">
       <w:rPr>
+        <w:rFonts w:eastAsia="黑体"/>
         <w:b w:val="0"/>
         <w:bCs w:val="0"/>
         <w:color w:themeColor="text1" w:val="000000"/>
@@ -11931,7 +12504,7 @@
       <w:spacing w:after="0" w:line="240" w:lineRule="auto"/>
     </w:pPr>
     <w:rPr>
-      <w:rFonts w:asciiTheme="majorHAnsi" w:cstheme="majorBidi" w:eastAsiaTheme="majorEastAsia" w:hAnsiTheme="majorHAnsi"/>
+      <w:rFonts w:asciiTheme="majorHAnsi" w:cstheme="majorBidi" w:hAnsiTheme="majorHAnsi" w:eastAsia="黑体"/>
       <w:color w:themeColor="text1" w:val="000000"/>
     </w:rPr>
     <w:tblPr>
@@ -11958,6 +12531,7 @@
     </w:tcPr>
     <w:tblStylePr w:type="firstRow">
       <w:rPr>
+        <w:rFonts w:eastAsia="黑体"/>
         <w:b/>
         <w:bCs/>
         <w:color w:themeColor="text1" w:val="000000"/>
@@ -11969,6 +12543,7 @@
     </w:tblStylePr>
     <w:tblStylePr w:type="lastRow">
       <w:rPr>
+        <w:rFonts w:eastAsia="黑体"/>
         <w:b/>
         <w:bCs/>
         <w:color w:themeColor="text1" w:val="000000"/>
@@ -11988,6 +12563,7 @@
     </w:tblStylePr>
     <w:tblStylePr w:type="firstCol">
       <w:rPr>
+        <w:rFonts w:eastAsia="黑体"/>
         <w:b/>
         <w:bCs/>
         <w:color w:themeColor="text1" w:val="000000"/>
@@ -12007,6 +12583,7 @@
     </w:tblStylePr>
     <w:tblStylePr w:type="lastCol">
       <w:rPr>
+        <w:rFonts w:eastAsia="黑体"/>
         <w:b w:val="0"/>
         <w:bCs w:val="0"/>
         <w:color w:themeColor="text1" w:val="000000"/>
@@ -12079,6 +12656,7 @@
     </w:tcPr>
     <w:tblStylePr w:type="firstRow">
       <w:rPr>
+        <w:rFonts w:eastAsia="黑体"/>
         <w:b/>
         <w:bCs/>
         <w:i w:val="0"/>
@@ -12100,6 +12678,7 @@
     </w:tblStylePr>
     <w:tblStylePr w:type="lastRow">
       <w:rPr>
+        <w:rFonts w:eastAsia="黑体"/>
         <w:b/>
         <w:bCs/>
         <w:i w:val="0"/>
@@ -12121,6 +12700,7 @@
     </w:tblStylePr>
     <w:tblStylePr w:type="firstCol">
       <w:rPr>
+        <w:rFonts w:eastAsia="黑体"/>
         <w:b/>
         <w:bCs/>
         <w:i w:val="0"/>
@@ -12140,6 +12720,7 @@
     </w:tblStylePr>
     <w:tblStylePr w:type="lastCol">
       <w:rPr>
+        <w:rFonts w:eastAsia="黑体"/>
         <w:b/>
         <w:bCs/>
         <w:i w:val="0"/>
@@ -12220,6 +12801,7 @@
     </w:tcPr>
     <w:tblStylePr w:type="firstRow">
       <w:rPr>
+        <w:rFonts w:eastAsia="黑体"/>
         <w:b/>
         <w:bCs/>
         <w:i w:val="0"/>
@@ -12241,6 +12823,7 @@
     </w:tblStylePr>
     <w:tblStylePr w:type="lastRow">
       <w:rPr>
+        <w:rFonts w:eastAsia="黑体"/>
         <w:b/>
         <w:bCs/>
         <w:i w:val="0"/>
@@ -12262,6 +12845,7 @@
     </w:tblStylePr>
     <w:tblStylePr w:type="firstCol">
       <w:rPr>
+        <w:rFonts w:eastAsia="黑体"/>
         <w:b/>
         <w:bCs/>
         <w:i w:val="0"/>
@@ -12281,6 +12865,7 @@
     </w:tblStylePr>
     <w:tblStylePr w:type="lastCol">
       <w:rPr>
+        <w:rFonts w:eastAsia="黑体"/>
         <w:b/>
         <w:bCs/>
         <w:i w:val="0"/>
@@ -12361,6 +12946,7 @@
     </w:tcPr>
     <w:tblStylePr w:type="firstRow">
       <w:rPr>
+        <w:rFonts w:eastAsia="黑体"/>
         <w:b/>
         <w:bCs/>
         <w:i w:val="0"/>
@@ -12382,6 +12968,7 @@
     </w:tblStylePr>
     <w:tblStylePr w:type="lastRow">
       <w:rPr>
+        <w:rFonts w:eastAsia="黑体"/>
         <w:b/>
         <w:bCs/>
         <w:i w:val="0"/>
@@ -12403,6 +12990,7 @@
     </w:tblStylePr>
     <w:tblStylePr w:type="firstCol">
       <w:rPr>
+        <w:rFonts w:eastAsia="黑体"/>
         <w:b/>
         <w:bCs/>
         <w:i w:val="0"/>
@@ -12422,6 +13010,7 @@
     </w:tblStylePr>
     <w:tblStylePr w:type="lastCol">
       <w:rPr>
+        <w:rFonts w:eastAsia="黑体"/>
         <w:b/>
         <w:bCs/>
         <w:i w:val="0"/>
@@ -12502,6 +13091,7 @@
     </w:tcPr>
     <w:tblStylePr w:type="firstRow">
       <w:rPr>
+        <w:rFonts w:eastAsia="黑体"/>
         <w:b/>
         <w:bCs/>
         <w:i w:val="0"/>
@@ -12523,6 +13113,7 @@
     </w:tblStylePr>
     <w:tblStylePr w:type="lastRow">
       <w:rPr>
+        <w:rFonts w:eastAsia="黑体"/>
         <w:b/>
         <w:bCs/>
         <w:i w:val="0"/>
@@ -12544,6 +13135,7 @@
     </w:tblStylePr>
     <w:tblStylePr w:type="firstCol">
       <w:rPr>
+        <w:rFonts w:eastAsia="黑体"/>
         <w:b/>
         <w:bCs/>
         <w:i w:val="0"/>
@@ -12563,6 +13155,7 @@
     </w:tblStylePr>
     <w:tblStylePr w:type="lastCol">
       <w:rPr>
+        <w:rFonts w:eastAsia="黑体"/>
         <w:b/>
         <w:bCs/>
         <w:i w:val="0"/>
@@ -12643,6 +13236,7 @@
     </w:tcPr>
     <w:tblStylePr w:type="firstRow">
       <w:rPr>
+        <w:rFonts w:eastAsia="黑体"/>
         <w:b/>
         <w:bCs/>
         <w:i w:val="0"/>
@@ -12664,6 +13258,7 @@
     </w:tblStylePr>
     <w:tblStylePr w:type="lastRow">
       <w:rPr>
+        <w:rFonts w:eastAsia="黑体"/>
         <w:b/>
         <w:bCs/>
         <w:i w:val="0"/>
@@ -12685,6 +13280,7 @@
     </w:tblStylePr>
     <w:tblStylePr w:type="firstCol">
       <w:rPr>
+        <w:rFonts w:eastAsia="黑体"/>
         <w:b/>
         <w:bCs/>
         <w:i w:val="0"/>
@@ -12704,6 +13300,7 @@
     </w:tblStylePr>
     <w:tblStylePr w:type="lastCol">
       <w:rPr>
+        <w:rFonts w:eastAsia="黑体"/>
         <w:b/>
         <w:bCs/>
         <w:i w:val="0"/>
@@ -12784,6 +13381,7 @@
     </w:tcPr>
     <w:tblStylePr w:type="firstRow">
       <w:rPr>
+        <w:rFonts w:eastAsia="黑体"/>
         <w:b/>
         <w:bCs/>
         <w:i w:val="0"/>
@@ -12805,6 +13403,7 @@
     </w:tblStylePr>
     <w:tblStylePr w:type="lastRow">
       <w:rPr>
+        <w:rFonts w:eastAsia="黑体"/>
         <w:b/>
         <w:bCs/>
         <w:i w:val="0"/>
@@ -12826,6 +13425,7 @@
     </w:tblStylePr>
     <w:tblStylePr w:type="firstCol">
       <w:rPr>
+        <w:rFonts w:eastAsia="黑体"/>
         <w:b/>
         <w:bCs/>
         <w:i w:val="0"/>
@@ -12845,6 +13445,7 @@
     </w:tblStylePr>
     <w:tblStylePr w:type="lastCol">
       <w:rPr>
+        <w:rFonts w:eastAsia="黑体"/>
         <w:b/>
         <w:bCs/>
         <w:i w:val="0"/>
@@ -12925,6 +13526,7 @@
     </w:tcPr>
     <w:tblStylePr w:type="firstRow">
       <w:rPr>
+        <w:rFonts w:eastAsia="黑体"/>
         <w:b/>
         <w:bCs/>
         <w:i w:val="0"/>
@@ -12946,6 +13548,7 @@
     </w:tblStylePr>
     <w:tblStylePr w:type="lastRow">
       <w:rPr>
+        <w:rFonts w:eastAsia="黑体"/>
         <w:b/>
         <w:bCs/>
         <w:i w:val="0"/>
@@ -12967,6 +13570,7 @@
     </w:tblStylePr>
     <w:tblStylePr w:type="firstCol">
       <w:rPr>
+        <w:rFonts w:eastAsia="黑体"/>
         <w:b/>
         <w:bCs/>
         <w:i w:val="0"/>
@@ -12986,6 +13590,7 @@
     </w:tblStylePr>
     <w:tblStylePr w:type="lastCol">
       <w:rPr>
+        <w:rFonts w:eastAsia="黑体"/>
         <w:b/>
         <w:bCs/>
         <w:i w:val="0"/>
@@ -13043,6 +13648,7 @@
       <w:spacing w:after="0" w:line="240" w:lineRule="auto"/>
     </w:pPr>
     <w:rPr>
+      <w:rFonts w:eastAsia="黑体"/>
       <w:color w:themeColor="background1" w:val="FFFFFF"/>
     </w:rPr>
     <w:tblPr>
@@ -13061,6 +13667,7 @@
     </w:tcPr>
     <w:tblStylePr w:type="firstRow">
       <w:rPr>
+        <w:rFonts w:eastAsia="黑体"/>
         <w:b/>
         <w:bCs/>
       </w:rPr>
@@ -13157,6 +13764,7 @@
       <w:spacing w:after="0" w:line="240" w:lineRule="auto"/>
     </w:pPr>
     <w:rPr>
+      <w:rFonts w:eastAsia="黑体"/>
       <w:color w:themeColor="background1" w:val="FFFFFF"/>
     </w:rPr>
     <w:tblPr>
@@ -13175,6 +13783,7 @@
     </w:tcPr>
     <w:tblStylePr w:type="firstRow">
       <w:rPr>
+        <w:rFonts w:eastAsia="黑体"/>
         <w:b/>
         <w:bCs/>
       </w:rPr>
@@ -13271,6 +13880,7 @@
       <w:spacing w:after="0" w:line="240" w:lineRule="auto"/>
     </w:pPr>
     <w:rPr>
+      <w:rFonts w:eastAsia="黑体"/>
       <w:color w:themeColor="background1" w:val="FFFFFF"/>
     </w:rPr>
     <w:tblPr>
@@ -13289,6 +13899,7 @@
     </w:tcPr>
     <w:tblStylePr w:type="firstRow">
       <w:rPr>
+        <w:rFonts w:eastAsia="黑体"/>
         <w:b/>
         <w:bCs/>
       </w:rPr>
@@ -13385,6 +13996,7 @@
       <w:spacing w:after="0" w:line="240" w:lineRule="auto"/>
     </w:pPr>
     <w:rPr>
+      <w:rFonts w:eastAsia="黑体"/>
       <w:color w:themeColor="background1" w:val="FFFFFF"/>
     </w:rPr>
     <w:tblPr>
@@ -13403,6 +14015,7 @@
     </w:tcPr>
     <w:tblStylePr w:type="firstRow">
       <w:rPr>
+        <w:rFonts w:eastAsia="黑体"/>
         <w:b/>
         <w:bCs/>
       </w:rPr>
@@ -13499,6 +14112,7 @@
       <w:spacing w:after="0" w:line="240" w:lineRule="auto"/>
     </w:pPr>
     <w:rPr>
+      <w:rFonts w:eastAsia="黑体"/>
       <w:color w:themeColor="background1" w:val="FFFFFF"/>
     </w:rPr>
     <w:tblPr>
@@ -13517,6 +14131,7 @@
     </w:tcPr>
     <w:tblStylePr w:type="firstRow">
       <w:rPr>
+        <w:rFonts w:eastAsia="黑体"/>
         <w:b/>
         <w:bCs/>
       </w:rPr>
@@ -13613,6 +14228,7 @@
       <w:spacing w:after="0" w:line="240" w:lineRule="auto"/>
     </w:pPr>
     <w:rPr>
+      <w:rFonts w:eastAsia="黑体"/>
       <w:color w:themeColor="background1" w:val="FFFFFF"/>
     </w:rPr>
     <w:tblPr>
@@ -13631,6 +14247,7 @@
     </w:tcPr>
     <w:tblStylePr w:type="firstRow">
       <w:rPr>
+        <w:rFonts w:eastAsia="黑体"/>
         <w:b/>
         <w:bCs/>
       </w:rPr>
@@ -13727,6 +14344,7 @@
       <w:spacing w:after="0" w:line="240" w:lineRule="auto"/>
     </w:pPr>
     <w:rPr>
+      <w:rFonts w:eastAsia="黑体"/>
       <w:color w:themeColor="background1" w:val="FFFFFF"/>
     </w:rPr>
     <w:tblPr>
@@ -13745,6 +14363,7 @@
     </w:tcPr>
     <w:tblStylePr w:type="firstRow">
       <w:rPr>
+        <w:rFonts w:eastAsia="黑体"/>
         <w:b/>
         <w:bCs/>
       </w:rPr>
@@ -13841,6 +14460,7 @@
       <w:spacing w:after="0" w:line="240" w:lineRule="auto"/>
     </w:pPr>
     <w:rPr>
+      <w:rFonts w:eastAsia="黑体"/>
       <w:color w:themeColor="text1" w:val="000000"/>
     </w:rPr>
     <w:tblPr>
@@ -13867,6 +14487,7 @@
     </w:tcPr>
     <w:tblStylePr w:type="firstRow">
       <w:rPr>
+        <w:rFonts w:eastAsia="黑体"/>
         <w:b/>
         <w:bCs/>
       </w:rPr>
@@ -13885,6 +14506,7 @@
     </w:tblStylePr>
     <w:tblStylePr w:type="lastRow">
       <w:rPr>
+        <w:rFonts w:eastAsia="黑体"/>
         <w:b/>
         <w:bCs/>
         <w:color w:themeColor="background1" w:val="FFFFFF"/>
@@ -13899,6 +14521,7 @@
     </w:tblStylePr>
     <w:tblStylePr w:type="firstCol">
       <w:rPr>
+        <w:rFonts w:eastAsia="黑体"/>
         <w:color w:themeColor="background1" w:val="FFFFFF"/>
       </w:rPr>
       <w:tblPr/>
@@ -13916,6 +14539,7 @@
     </w:tblStylePr>
     <w:tblStylePr w:type="lastCol">
       <w:rPr>
+        <w:rFonts w:eastAsia="黑体"/>
         <w:color w:themeColor="background1" w:val="FFFFFF"/>
       </w:rPr>
       <w:tblPr/>
@@ -13945,11 +14569,13 @@
     </w:tblStylePr>
     <w:tblStylePr w:type="neCell">
       <w:rPr>
+        <w:rFonts w:eastAsia="黑体"/>
         <w:color w:themeColor="text1" w:val="000000"/>
       </w:rPr>
     </w:tblStylePr>
     <w:tblStylePr w:type="nwCell">
       <w:rPr>
+        <w:rFonts w:eastAsia="黑体"/>
         <w:color w:themeColor="text1" w:val="000000"/>
       </w:rPr>
     </w:tblStylePr>
@@ -13963,6 +14589,7 @@
       <w:spacing w:after="0" w:line="240" w:lineRule="auto"/>
     </w:pPr>
     <w:rPr>
+      <w:rFonts w:eastAsia="黑体"/>
       <w:color w:themeColor="text1" w:val="000000"/>
     </w:rPr>
     <w:tblPr>
@@ -13989,6 +14616,7 @@
     </w:tcPr>
     <w:tblStylePr w:type="firstRow">
       <w:rPr>
+        <w:rFonts w:eastAsia="黑体"/>
         <w:b/>
         <w:bCs/>
       </w:rPr>
@@ -14007,6 +14635,7 @@
     </w:tblStylePr>
     <w:tblStylePr w:type="lastRow">
       <w:rPr>
+        <w:rFonts w:eastAsia="黑体"/>
         <w:b/>
         <w:bCs/>
         <w:color w:themeColor="background1" w:val="FFFFFF"/>
@@ -14021,6 +14650,7 @@
     </w:tblStylePr>
     <w:tblStylePr w:type="firstCol">
       <w:rPr>
+        <w:rFonts w:eastAsia="黑体"/>
         <w:color w:themeColor="background1" w:val="FFFFFF"/>
       </w:rPr>
       <w:tblPr/>
@@ -14038,6 +14668,7 @@
     </w:tblStylePr>
     <w:tblStylePr w:type="lastCol">
       <w:rPr>
+        <w:rFonts w:eastAsia="黑体"/>
         <w:color w:themeColor="background1" w:val="FFFFFF"/>
       </w:rPr>
       <w:tblPr/>
@@ -14067,11 +14698,13 @@
     </w:tblStylePr>
     <w:tblStylePr w:type="neCell">
       <w:rPr>
+        <w:rFonts w:eastAsia="黑体"/>
         <w:color w:themeColor="text1" w:val="000000"/>
       </w:rPr>
     </w:tblStylePr>
     <w:tblStylePr w:type="nwCell">
       <w:rPr>
+        <w:rFonts w:eastAsia="黑体"/>
         <w:color w:themeColor="text1" w:val="000000"/>
       </w:rPr>
     </w:tblStylePr>
@@ -14085,6 +14718,7 @@
       <w:spacing w:after="0" w:line="240" w:lineRule="auto"/>
     </w:pPr>
     <w:rPr>
+      <w:rFonts w:eastAsia="黑体"/>
       <w:color w:themeColor="text1" w:val="000000"/>
     </w:rPr>
     <w:tblPr>
@@ -14111,6 +14745,7 @@
     </w:tcPr>
     <w:tblStylePr w:type="firstRow">
       <w:rPr>
+        <w:rFonts w:eastAsia="黑体"/>
         <w:b/>
         <w:bCs/>
       </w:rPr>
@@ -14129,6 +14764,7 @@
     </w:tblStylePr>
     <w:tblStylePr w:type="lastRow">
       <w:rPr>
+        <w:rFonts w:eastAsia="黑体"/>
         <w:b/>
         <w:bCs/>
         <w:color w:themeColor="background1" w:val="FFFFFF"/>
@@ -14143,6 +14779,7 @@
     </w:tblStylePr>
     <w:tblStylePr w:type="firstCol">
       <w:rPr>
+        <w:rFonts w:eastAsia="黑体"/>
         <w:color w:themeColor="background1" w:val="FFFFFF"/>
       </w:rPr>
       <w:tblPr/>
@@ -14160,6 +14797,7 @@
     </w:tblStylePr>
     <w:tblStylePr w:type="lastCol">
       <w:rPr>
+        <w:rFonts w:eastAsia="黑体"/>
         <w:color w:themeColor="background1" w:val="FFFFFF"/>
       </w:rPr>
       <w:tblPr/>
@@ -14189,11 +14827,13 @@
     </w:tblStylePr>
     <w:tblStylePr w:type="neCell">
       <w:rPr>
+        <w:rFonts w:eastAsia="黑体"/>
         <w:color w:themeColor="text1" w:val="000000"/>
       </w:rPr>
     </w:tblStylePr>
     <w:tblStylePr w:type="nwCell">
       <w:rPr>
+        <w:rFonts w:eastAsia="黑体"/>
         <w:color w:themeColor="text1" w:val="000000"/>
       </w:rPr>
     </w:tblStylePr>
@@ -14207,6 +14847,7 @@
       <w:spacing w:after="0" w:line="240" w:lineRule="auto"/>
     </w:pPr>
     <w:rPr>
+      <w:rFonts w:eastAsia="黑体"/>
       <w:color w:themeColor="text1" w:val="000000"/>
     </w:rPr>
     <w:tblPr>
@@ -14233,6 +14874,7 @@
     </w:tcPr>
     <w:tblStylePr w:type="firstRow">
       <w:rPr>
+        <w:rFonts w:eastAsia="黑体"/>
         <w:b/>
         <w:bCs/>
       </w:rPr>
@@ -14251,6 +14893,7 @@
     </w:tblStylePr>
     <w:tblStylePr w:type="lastRow">
       <w:rPr>
+        <w:rFonts w:eastAsia="黑体"/>
         <w:b/>
         <w:bCs/>
         <w:color w:themeColor="background1" w:val="FFFFFF"/>
@@ -14265,6 +14908,7 @@
     </w:tblStylePr>
     <w:tblStylePr w:type="firstCol">
       <w:rPr>
+        <w:rFonts w:eastAsia="黑体"/>
         <w:color w:themeColor="background1" w:val="FFFFFF"/>
       </w:rPr>
       <w:tblPr/>
@@ -14282,6 +14926,7 @@
     </w:tblStylePr>
     <w:tblStylePr w:type="lastCol">
       <w:rPr>
+        <w:rFonts w:eastAsia="黑体"/>
         <w:color w:themeColor="background1" w:val="FFFFFF"/>
       </w:rPr>
       <w:tblPr/>
@@ -14319,6 +14964,7 @@
       <w:spacing w:after="0" w:line="240" w:lineRule="auto"/>
     </w:pPr>
     <w:rPr>
+      <w:rFonts w:eastAsia="黑体"/>
       <w:color w:themeColor="text1" w:val="000000"/>
     </w:rPr>
     <w:tblPr>
@@ -14345,6 +14991,7 @@
     </w:tcPr>
     <w:tblStylePr w:type="firstRow">
       <w:rPr>
+        <w:rFonts w:eastAsia="黑体"/>
         <w:b/>
         <w:bCs/>
       </w:rPr>
@@ -14363,6 +15010,7 @@
     </w:tblStylePr>
     <w:tblStylePr w:type="lastRow">
       <w:rPr>
+        <w:rFonts w:eastAsia="黑体"/>
         <w:b/>
         <w:bCs/>
         <w:color w:themeColor="background1" w:val="FFFFFF"/>
@@ -14377,6 +15025,7 @@
     </w:tblStylePr>
     <w:tblStylePr w:type="firstCol">
       <w:rPr>
+        <w:rFonts w:eastAsia="黑体"/>
         <w:color w:themeColor="background1" w:val="FFFFFF"/>
       </w:rPr>
       <w:tblPr/>
@@ -14394,6 +15043,7 @@
     </w:tblStylePr>
     <w:tblStylePr w:type="lastCol">
       <w:rPr>
+        <w:rFonts w:eastAsia="黑体"/>
         <w:color w:themeColor="background1" w:val="FFFFFF"/>
       </w:rPr>
       <w:tblPr/>
@@ -14423,11 +15073,13 @@
     </w:tblStylePr>
     <w:tblStylePr w:type="neCell">
       <w:rPr>
+        <w:rFonts w:eastAsia="黑体"/>
         <w:color w:themeColor="text1" w:val="000000"/>
       </w:rPr>
     </w:tblStylePr>
     <w:tblStylePr w:type="nwCell">
       <w:rPr>
+        <w:rFonts w:eastAsia="黑体"/>
         <w:color w:themeColor="text1" w:val="000000"/>
       </w:rPr>
     </w:tblStylePr>
@@ -14441,6 +15093,7 @@
       <w:spacing w:after="0" w:line="240" w:lineRule="auto"/>
     </w:pPr>
     <w:rPr>
+      <w:rFonts w:eastAsia="黑体"/>
       <w:color w:themeColor="text1" w:val="000000"/>
     </w:rPr>
     <w:tblPr>
@@ -14467,6 +15120,7 @@
     </w:tcPr>
     <w:tblStylePr w:type="firstRow">
       <w:rPr>
+        <w:rFonts w:eastAsia="黑体"/>
         <w:b/>
         <w:bCs/>
       </w:rPr>
@@ -14485,6 +15139,7 @@
     </w:tblStylePr>
     <w:tblStylePr w:type="lastRow">
       <w:rPr>
+        <w:rFonts w:eastAsia="黑体"/>
         <w:b/>
         <w:bCs/>
         <w:color w:themeColor="background1" w:val="FFFFFF"/>
@@ -14499,6 +15154,7 @@
     </w:tblStylePr>
     <w:tblStylePr w:type="firstCol">
       <w:rPr>
+        <w:rFonts w:eastAsia="黑体"/>
         <w:color w:themeColor="background1" w:val="FFFFFF"/>
       </w:rPr>
       <w:tblPr/>
@@ -14516,6 +15172,7 @@
     </w:tblStylePr>
     <w:tblStylePr w:type="lastCol">
       <w:rPr>
+        <w:rFonts w:eastAsia="黑体"/>
         <w:color w:themeColor="background1" w:val="FFFFFF"/>
       </w:rPr>
       <w:tblPr/>
@@ -14545,11 +15202,13 @@
     </w:tblStylePr>
     <w:tblStylePr w:type="neCell">
       <w:rPr>
+        <w:rFonts w:eastAsia="黑体"/>
         <w:color w:themeColor="text1" w:val="000000"/>
       </w:rPr>
     </w:tblStylePr>
     <w:tblStylePr w:type="nwCell">
       <w:rPr>
+        <w:rFonts w:eastAsia="黑体"/>
         <w:color w:themeColor="text1" w:val="000000"/>
       </w:rPr>
     </w:tblStylePr>
@@ -14563,6 +15222,7 @@
       <w:spacing w:after="0" w:line="240" w:lineRule="auto"/>
     </w:pPr>
     <w:rPr>
+      <w:rFonts w:eastAsia="黑体"/>
       <w:color w:themeColor="text1" w:val="000000"/>
     </w:rPr>
     <w:tblPr>
@@ -14589,6 +15249,7 @@
     </w:tcPr>
     <w:tblStylePr w:type="firstRow">
       <w:rPr>
+        <w:rFonts w:eastAsia="黑体"/>
         <w:b/>
         <w:bCs/>
       </w:rPr>
@@ -14607,6 +15268,7 @@
     </w:tblStylePr>
     <w:tblStylePr w:type="lastRow">
       <w:rPr>
+        <w:rFonts w:eastAsia="黑体"/>
         <w:b/>
         <w:bCs/>
         <w:color w:themeColor="background1" w:val="FFFFFF"/>
@@ -14621,6 +15283,7 @@
     </w:tblStylePr>
     <w:tblStylePr w:type="firstCol">
       <w:rPr>
+        <w:rFonts w:eastAsia="黑体"/>
         <w:color w:themeColor="background1" w:val="FFFFFF"/>
       </w:rPr>
       <w:tblPr/>
@@ -14638,6 +15301,7 @@
     </w:tblStylePr>
     <w:tblStylePr w:type="lastCol">
       <w:rPr>
+        <w:rFonts w:eastAsia="黑体"/>
         <w:color w:themeColor="background1" w:val="FFFFFF"/>
       </w:rPr>
       <w:tblPr/>
@@ -14667,11 +15331,13 @@
     </w:tblStylePr>
     <w:tblStylePr w:type="neCell">
       <w:rPr>
+        <w:rFonts w:eastAsia="黑体"/>
         <w:color w:themeColor="text1" w:val="000000"/>
       </w:rPr>
     </w:tblStylePr>
     <w:tblStylePr w:type="nwCell">
       <w:rPr>
+        <w:rFonts w:eastAsia="黑体"/>
         <w:color w:themeColor="text1" w:val="000000"/>
       </w:rPr>
     </w:tblStylePr>
@@ -14685,6 +15351,7 @@
       <w:spacing w:after="0" w:line="240" w:lineRule="auto"/>
     </w:pPr>
     <w:rPr>
+      <w:rFonts w:eastAsia="黑体"/>
       <w:color w:themeColor="text1" w:val="000000"/>
     </w:rPr>
     <w:tblPr>
@@ -14703,6 +15370,7 @@
     </w:tcPr>
     <w:tblStylePr w:type="firstRow">
       <w:rPr>
+        <w:rFonts w:eastAsia="黑体"/>
         <w:b/>
         <w:bCs/>
         <w:color w:themeColor="background1" w:val="FFFFFF"/>
@@ -14717,6 +15385,7 @@
     </w:tblStylePr>
     <w:tblStylePr w:type="lastRow">
       <w:rPr>
+        <w:rFonts w:eastAsia="黑体"/>
         <w:b/>
         <w:bCs/>
         <w:color w:themeColor="accent2" w:themeShade="CC" w:val="9E3A38"/>
@@ -14731,12 +15400,14 @@
     </w:tblStylePr>
     <w:tblStylePr w:type="firstCol">
       <w:rPr>
+        <w:rFonts w:eastAsia="黑体"/>
         <w:b/>
         <w:bCs/>
       </w:rPr>
     </w:tblStylePr>
     <w:tblStylePr w:type="lastCol">
       <w:rPr>
+        <w:rFonts w:eastAsia="黑体"/>
         <w:b/>
         <w:bCs/>
       </w:rPr>
@@ -14771,6 +15442,7 @@
       <w:spacing w:after="0" w:line="240" w:lineRule="auto"/>
     </w:pPr>
     <w:rPr>
+      <w:rFonts w:eastAsia="黑体"/>
       <w:color w:themeColor="text1" w:val="000000"/>
     </w:rPr>
     <w:tblPr>
@@ -14789,6 +15461,7 @@
     </w:tcPr>
     <w:tblStylePr w:type="firstRow">
       <w:rPr>
+        <w:rFonts w:eastAsia="黑体"/>
         <w:b/>
         <w:bCs/>
         <w:color w:themeColor="background1" w:val="FFFFFF"/>
@@ -14803,6 +15476,7 @@
     </w:tblStylePr>
     <w:tblStylePr w:type="lastRow">
       <w:rPr>
+        <w:rFonts w:eastAsia="黑体"/>
         <w:b/>
         <w:bCs/>
         <w:color w:themeColor="accent2" w:themeShade="CC" w:val="9E3A38"/>
@@ -14817,12 +15491,14 @@
     </w:tblStylePr>
     <w:tblStylePr w:type="firstCol">
       <w:rPr>
+        <w:rFonts w:eastAsia="黑体"/>
         <w:b/>
         <w:bCs/>
       </w:rPr>
     </w:tblStylePr>
     <w:tblStylePr w:type="lastCol">
       <w:rPr>
+        <w:rFonts w:eastAsia="黑体"/>
         <w:b/>
         <w:bCs/>
       </w:rPr>
@@ -14857,6 +15533,7 @@
       <w:spacing w:after="0" w:line="240" w:lineRule="auto"/>
     </w:pPr>
     <w:rPr>
+      <w:rFonts w:eastAsia="黑体"/>
       <w:color w:themeColor="text1" w:val="000000"/>
     </w:rPr>
     <w:tblPr>
@@ -14875,6 +15552,7 @@
     </w:tcPr>
     <w:tblStylePr w:type="firstRow">
       <w:rPr>
+        <w:rFonts w:eastAsia="黑体"/>
         <w:b/>
         <w:bCs/>
         <w:color w:themeColor="background1" w:val="FFFFFF"/>
@@ -14889,6 +15567,7 @@
     </w:tblStylePr>
     <w:tblStylePr w:type="lastRow">
       <w:rPr>
+        <w:rFonts w:eastAsia="黑体"/>
         <w:b/>
         <w:bCs/>
         <w:color w:themeColor="accent2" w:themeShade="CC" w:val="9E3A38"/>
@@ -14903,12 +15582,14 @@
     </w:tblStylePr>
     <w:tblStylePr w:type="firstCol">
       <w:rPr>
+        <w:rFonts w:eastAsia="黑体"/>
         <w:b/>
         <w:bCs/>
       </w:rPr>
     </w:tblStylePr>
     <w:tblStylePr w:type="lastCol">
       <w:rPr>
+        <w:rFonts w:eastAsia="黑体"/>
         <w:b/>
         <w:bCs/>
       </w:rPr>
@@ -14943,6 +15624,7 @@
       <w:spacing w:after="0" w:line="240" w:lineRule="auto"/>
     </w:pPr>
     <w:rPr>
+      <w:rFonts w:eastAsia="黑体"/>
       <w:color w:themeColor="text1" w:val="000000"/>
     </w:rPr>
     <w:tblPr>
@@ -14961,6 +15643,7 @@
     </w:tcPr>
     <w:tblStylePr w:type="firstRow">
       <w:rPr>
+        <w:rFonts w:eastAsia="黑体"/>
         <w:b/>
         <w:bCs/>
         <w:color w:themeColor="background1" w:val="FFFFFF"/>
@@ -14975,6 +15658,7 @@
     </w:tblStylePr>
     <w:tblStylePr w:type="lastRow">
       <w:rPr>
+        <w:rFonts w:eastAsia="黑体"/>
         <w:b/>
         <w:bCs/>
         <w:color w:themeColor="accent4" w:themeShade="CC" w:val="664E82"/>
@@ -14989,12 +15673,14 @@
     </w:tblStylePr>
     <w:tblStylePr w:type="firstCol">
       <w:rPr>
+        <w:rFonts w:eastAsia="黑体"/>
         <w:b/>
         <w:bCs/>
       </w:rPr>
     </w:tblStylePr>
     <w:tblStylePr w:type="lastCol">
       <w:rPr>
+        <w:rFonts w:eastAsia="黑体"/>
         <w:b/>
         <w:bCs/>
       </w:rPr>
@@ -15029,6 +15715,7 @@
       <w:spacing w:after="0" w:line="240" w:lineRule="auto"/>
     </w:pPr>
     <w:rPr>
+      <w:rFonts w:eastAsia="黑体"/>
       <w:color w:themeColor="text1" w:val="000000"/>
     </w:rPr>
     <w:tblPr>
@@ -15047,6 +15734,7 @@
     </w:tcPr>
     <w:tblStylePr w:type="firstRow">
       <w:rPr>
+        <w:rFonts w:eastAsia="黑体"/>
         <w:b/>
         <w:bCs/>
         <w:color w:themeColor="background1" w:val="FFFFFF"/>
@@ -15061,6 +15749,7 @@
     </w:tblStylePr>
     <w:tblStylePr w:type="lastRow">
       <w:rPr>
+        <w:rFonts w:eastAsia="黑体"/>
         <w:b/>
         <w:bCs/>
         <w:color w:themeColor="accent3" w:themeShade="CC" w:val="7E9C40"/>
@@ -15075,12 +15764,14 @@
     </w:tblStylePr>
     <w:tblStylePr w:type="firstCol">
       <w:rPr>
+        <w:rFonts w:eastAsia="黑体"/>
         <w:b/>
         <w:bCs/>
       </w:rPr>
     </w:tblStylePr>
     <w:tblStylePr w:type="lastCol">
       <w:rPr>
+        <w:rFonts w:eastAsia="黑体"/>
         <w:b/>
         <w:bCs/>
       </w:rPr>
@@ -15115,6 +15806,7 @@
       <w:spacing w:after="0" w:line="240" w:lineRule="auto"/>
     </w:pPr>
     <w:rPr>
+      <w:rFonts w:eastAsia="黑体"/>
       <w:color w:themeColor="text1" w:val="000000"/>
     </w:rPr>
     <w:tblPr>
@@ -15133,6 +15825,7 @@
     </w:tcPr>
     <w:tblStylePr w:type="firstRow">
       <w:rPr>
+        <w:rFonts w:eastAsia="黑体"/>
         <w:b/>
         <w:bCs/>
         <w:color w:themeColor="background1" w:val="FFFFFF"/>
@@ -15147,6 +15840,7 @@
     </w:tblStylePr>
     <w:tblStylePr w:type="lastRow">
       <w:rPr>
+        <w:rFonts w:eastAsia="黑体"/>
         <w:b/>
         <w:bCs/>
         <w:color w:themeColor="accent6" w:themeShade="CC" w:val="F2730A"/>
@@ -15161,12 +15855,14 @@
     </w:tblStylePr>
     <w:tblStylePr w:type="firstCol">
       <w:rPr>
+        <w:rFonts w:eastAsia="黑体"/>
         <w:b/>
         <w:bCs/>
       </w:rPr>
     </w:tblStylePr>
     <w:tblStylePr w:type="lastCol">
       <w:rPr>
+        <w:rFonts w:eastAsia="黑体"/>
         <w:b/>
         <w:bCs/>
       </w:rPr>
@@ -15201,6 +15897,7 @@
       <w:spacing w:after="0" w:line="240" w:lineRule="auto"/>
     </w:pPr>
     <w:rPr>
+      <w:rFonts w:eastAsia="黑体"/>
       <w:color w:themeColor="text1" w:val="000000"/>
     </w:rPr>
     <w:tblPr>
@@ -15219,6 +15916,7 @@
     </w:tcPr>
     <w:tblStylePr w:type="firstRow">
       <w:rPr>
+        <w:rFonts w:eastAsia="黑体"/>
         <w:b/>
         <w:bCs/>
         <w:color w:themeColor="background1" w:val="FFFFFF"/>
@@ -15233,6 +15931,7 @@
     </w:tblStylePr>
     <w:tblStylePr w:type="lastRow">
       <w:rPr>
+        <w:rFonts w:eastAsia="黑体"/>
         <w:b/>
         <w:bCs/>
         <w:color w:themeColor="accent5" w:themeShade="CC" w:val="348DA5"/>
@@ -15247,12 +15946,14 @@
     </w:tblStylePr>
     <w:tblStylePr w:type="firstCol">
       <w:rPr>
+        <w:rFonts w:eastAsia="黑体"/>
         <w:b/>
         <w:bCs/>
       </w:rPr>
     </w:tblStylePr>
     <w:tblStylePr w:type="lastCol">
       <w:rPr>
+        <w:rFonts w:eastAsia="黑体"/>
         <w:b/>
         <w:bCs/>
       </w:rPr>
@@ -15287,6 +15988,7 @@
       <w:spacing w:after="0" w:line="240" w:lineRule="auto"/>
     </w:pPr>
     <w:rPr>
+      <w:rFonts w:eastAsia="黑体"/>
       <w:color w:themeColor="text1" w:val="000000"/>
     </w:rPr>
     <w:tblPr>
@@ -15308,6 +16010,7 @@
     </w:tcPr>
     <w:tblStylePr w:type="firstRow">
       <w:rPr>
+        <w:rFonts w:eastAsia="黑体"/>
         <w:b/>
         <w:bCs/>
       </w:rPr>
@@ -15318,6 +16021,7 @@
     </w:tblStylePr>
     <w:tblStylePr w:type="lastRow">
       <w:rPr>
+        <w:rFonts w:eastAsia="黑体"/>
         <w:b/>
         <w:bCs/>
         <w:color w:themeColor="text1" w:val="000000"/>
@@ -15329,6 +16033,7 @@
     </w:tblStylePr>
     <w:tblStylePr w:type="firstCol">
       <w:rPr>
+        <w:rFonts w:eastAsia="黑体"/>
         <w:color w:themeColor="background1" w:val="FFFFFF"/>
       </w:rPr>
       <w:tblPr/>
@@ -15338,6 +16043,7 @@
     </w:tblStylePr>
     <w:tblStylePr w:type="lastCol">
       <w:rPr>
+        <w:rFonts w:eastAsia="黑体"/>
         <w:color w:themeColor="background1" w:val="FFFFFF"/>
       </w:rPr>
       <w:tblPr/>
@@ -15367,6 +16073,7 @@
       <w:spacing w:after="0" w:line="240" w:lineRule="auto"/>
     </w:pPr>
     <w:rPr>
+      <w:rFonts w:eastAsia="黑体"/>
       <w:color w:themeColor="text1" w:val="000000"/>
     </w:rPr>
     <w:tblPr>
@@ -15388,6 +16095,7 @@
     </w:tcPr>
     <w:tblStylePr w:type="firstRow">
       <w:rPr>
+        <w:rFonts w:eastAsia="黑体"/>
         <w:b/>
         <w:bCs/>
       </w:rPr>
@@ -15398,6 +16106,7 @@
     </w:tblStylePr>
     <w:tblStylePr w:type="lastRow">
       <w:rPr>
+        <w:rFonts w:eastAsia="黑体"/>
         <w:b/>
         <w:bCs/>
         <w:color w:themeColor="text1" w:val="000000"/>
@@ -15409,6 +16118,7 @@
     </w:tblStylePr>
     <w:tblStylePr w:type="firstCol">
       <w:rPr>
+        <w:rFonts w:eastAsia="黑体"/>
         <w:color w:themeColor="background1" w:val="FFFFFF"/>
       </w:rPr>
       <w:tblPr/>
@@ -15418,6 +16128,7 @@
     </w:tblStylePr>
     <w:tblStylePr w:type="lastCol">
       <w:rPr>
+        <w:rFonts w:eastAsia="黑体"/>
         <w:color w:themeColor="background1" w:val="FFFFFF"/>
       </w:rPr>
       <w:tblPr/>
@@ -15447,6 +16158,7 @@
       <w:spacing w:after="0" w:line="240" w:lineRule="auto"/>
     </w:pPr>
     <w:rPr>
+      <w:rFonts w:eastAsia="黑体"/>
       <w:color w:themeColor="text1" w:val="000000"/>
     </w:rPr>
     <w:tblPr>
@@ -15468,6 +16180,7 @@
     </w:tcPr>
     <w:tblStylePr w:type="firstRow">
       <w:rPr>
+        <w:rFonts w:eastAsia="黑体"/>
         <w:b/>
         <w:bCs/>
       </w:rPr>
@@ -15478,6 +16191,7 @@
     </w:tblStylePr>
     <w:tblStylePr w:type="lastRow">
       <w:rPr>
+        <w:rFonts w:eastAsia="黑体"/>
         <w:b/>
         <w:bCs/>
         <w:color w:themeColor="text1" w:val="000000"/>
@@ -15489,6 +16203,7 @@
     </w:tblStylePr>
     <w:tblStylePr w:type="firstCol">
       <w:rPr>
+        <w:rFonts w:eastAsia="黑体"/>
         <w:color w:themeColor="background1" w:val="FFFFFF"/>
       </w:rPr>
       <w:tblPr/>
@@ -15498,6 +16213,7 @@
     </w:tblStylePr>
     <w:tblStylePr w:type="lastCol">
       <w:rPr>
+        <w:rFonts w:eastAsia="黑体"/>
         <w:color w:themeColor="background1" w:val="FFFFFF"/>
       </w:rPr>
       <w:tblPr/>
@@ -15527,6 +16243,7 @@
       <w:spacing w:after="0" w:line="240" w:lineRule="auto"/>
     </w:pPr>
     <w:rPr>
+      <w:rFonts w:eastAsia="黑体"/>
       <w:color w:themeColor="text1" w:val="000000"/>
     </w:rPr>
     <w:tblPr>
@@ -15548,6 +16265,7 @@
     </w:tcPr>
     <w:tblStylePr w:type="firstRow">
       <w:rPr>
+        <w:rFonts w:eastAsia="黑体"/>
         <w:b/>
         <w:bCs/>
       </w:rPr>
@@ -15558,6 +16276,7 @@
     </w:tblStylePr>
     <w:tblStylePr w:type="lastRow">
       <w:rPr>
+        <w:rFonts w:eastAsia="黑体"/>
         <w:b/>
         <w:bCs/>
         <w:color w:themeColor="text1" w:val="000000"/>
@@ -15569,6 +16288,7 @@
     </w:tblStylePr>
     <w:tblStylePr w:type="firstCol">
       <w:rPr>
+        <w:rFonts w:eastAsia="黑体"/>
         <w:color w:themeColor="background1" w:val="FFFFFF"/>
       </w:rPr>
       <w:tblPr/>
@@ -15578,6 +16298,7 @@
     </w:tblStylePr>
     <w:tblStylePr w:type="lastCol">
       <w:rPr>
+        <w:rFonts w:eastAsia="黑体"/>
         <w:color w:themeColor="background1" w:val="FFFFFF"/>
       </w:rPr>
       <w:tblPr/>
@@ -15607,6 +16328,7 @@
       <w:spacing w:after="0" w:line="240" w:lineRule="auto"/>
     </w:pPr>
     <w:rPr>
+      <w:rFonts w:eastAsia="黑体"/>
       <w:color w:themeColor="text1" w:val="000000"/>
     </w:rPr>
     <w:tblPr>
@@ -15628,6 +16350,7 @@
     </w:tcPr>
     <w:tblStylePr w:type="firstRow">
       <w:rPr>
+        <w:rFonts w:eastAsia="黑体"/>
         <w:b/>
         <w:bCs/>
       </w:rPr>
@@ -15638,6 +16361,7 @@
     </w:tblStylePr>
     <w:tblStylePr w:type="lastRow">
       <w:rPr>
+        <w:rFonts w:eastAsia="黑体"/>
         <w:b/>
         <w:bCs/>
         <w:color w:themeColor="text1" w:val="000000"/>
@@ -15649,6 +16373,7 @@
     </w:tblStylePr>
     <w:tblStylePr w:type="firstCol">
       <w:rPr>
+        <w:rFonts w:eastAsia="黑体"/>
         <w:color w:themeColor="background1" w:val="FFFFFF"/>
       </w:rPr>
       <w:tblPr/>
@@ -15658,6 +16383,7 @@
     </w:tblStylePr>
     <w:tblStylePr w:type="lastCol">
       <w:rPr>
+        <w:rFonts w:eastAsia="黑体"/>
         <w:color w:themeColor="background1" w:val="FFFFFF"/>
       </w:rPr>
       <w:tblPr/>
@@ -15687,6 +16413,7 @@
       <w:spacing w:after="0" w:line="240" w:lineRule="auto"/>
     </w:pPr>
     <w:rPr>
+      <w:rFonts w:eastAsia="黑体"/>
       <w:color w:themeColor="text1" w:val="000000"/>
     </w:rPr>
     <w:tblPr>
@@ -15708,6 +16435,7 @@
     </w:tcPr>
     <w:tblStylePr w:type="firstRow">
       <w:rPr>
+        <w:rFonts w:eastAsia="黑体"/>
         <w:b/>
         <w:bCs/>
       </w:rPr>
@@ -15718,6 +16446,7 @@
     </w:tblStylePr>
     <w:tblStylePr w:type="lastRow">
       <w:rPr>
+        <w:rFonts w:eastAsia="黑体"/>
         <w:b/>
         <w:bCs/>
         <w:color w:themeColor="text1" w:val="000000"/>
@@ -15729,6 +16458,7 @@
     </w:tblStylePr>
     <w:tblStylePr w:type="firstCol">
       <w:rPr>
+        <w:rFonts w:eastAsia="黑体"/>
         <w:color w:themeColor="background1" w:val="FFFFFF"/>
       </w:rPr>
       <w:tblPr/>
@@ -15738,6 +16468,7 @@
     </w:tblStylePr>
     <w:tblStylePr w:type="lastCol">
       <w:rPr>
+        <w:rFonts w:eastAsia="黑体"/>
         <w:color w:themeColor="background1" w:val="FFFFFF"/>
       </w:rPr>
       <w:tblPr/>
@@ -15767,6 +16498,7 @@
       <w:spacing w:after="0" w:line="240" w:lineRule="auto"/>
     </w:pPr>
     <w:rPr>
+      <w:rFonts w:eastAsia="黑体"/>
       <w:color w:themeColor="text1" w:val="000000"/>
     </w:rPr>
     <w:tblPr>
@@ -15788,6 +16520,7 @@
     </w:tcPr>
     <w:tblStylePr w:type="firstRow">
       <w:rPr>
+        <w:rFonts w:eastAsia="黑体"/>
         <w:b/>
         <w:bCs/>
       </w:rPr>
@@ -15798,6 +16531,7 @@
     </w:tblStylePr>
     <w:tblStylePr w:type="lastRow">
       <w:rPr>
+        <w:rFonts w:eastAsia="黑体"/>
         <w:b/>
         <w:bCs/>
         <w:color w:themeColor="text1" w:val="000000"/>
@@ -15809,6 +16543,7 @@
     </w:tblStylePr>
     <w:tblStylePr w:type="firstCol">
       <w:rPr>
+        <w:rFonts w:eastAsia="黑体"/>
         <w:color w:themeColor="background1" w:val="FFFFFF"/>
       </w:rPr>
       <w:tblPr/>
@@ -15818,6 +16553,7 @@
     </w:tblStylePr>
     <w:tblStylePr w:type="lastCol">
       <w:rPr>
+        <w:rFonts w:eastAsia="黑体"/>
         <w:color w:themeColor="background1" w:val="FFFFFF"/>
       </w:rPr>
       <w:tblPr/>
@@ -15850,6 +16586,7 @@
     <w:name w:val="KeywordTok"/>
     <w:basedOn w:val="VerbatimChar"/>
     <w:rPr>
+      <w:rFonts w:eastAsia="黑体"/>
       <w:b/>
       <w:color w:val="007020"/>
     </w:rPr>
@@ -15858,6 +16595,7 @@
     <w:name w:val="DataTypeTok"/>
     <w:basedOn w:val="VerbatimChar"/>
     <w:rPr>
+      <w:rFonts w:eastAsia="黑体"/>
       <w:color w:val="902000"/>
     </w:rPr>
   </w:style>
@@ -15865,6 +16603,7 @@
     <w:name w:val="DecValTok"/>
     <w:basedOn w:val="VerbatimChar"/>
     <w:rPr>
+      <w:rFonts w:eastAsia="黑体"/>
       <w:color w:val="40a070"/>
     </w:rPr>
   </w:style>
@@ -15872,6 +16611,7 @@
     <w:name w:val="BaseNTok"/>
     <w:basedOn w:val="VerbatimChar"/>
     <w:rPr>
+      <w:rFonts w:eastAsia="黑体"/>
       <w:color w:val="40a070"/>
     </w:rPr>
   </w:style>
@@ -15879,6 +16619,7 @@
     <w:name w:val="FloatTok"/>
     <w:basedOn w:val="VerbatimChar"/>
     <w:rPr>
+      <w:rFonts w:eastAsia="黑体"/>
       <w:color w:val="40a070"/>
     </w:rPr>
   </w:style>
@@ -15886,6 +16627,7 @@
     <w:name w:val="ConstantTok"/>
     <w:basedOn w:val="VerbatimChar"/>
     <w:rPr>
+      <w:rFonts w:eastAsia="黑体"/>
       <w:color w:val="880000"/>
     </w:rPr>
   </w:style>
@@ -15893,6 +16635,7 @@
     <w:name w:val="CharTok"/>
     <w:basedOn w:val="VerbatimChar"/>
     <w:rPr>
+      <w:rFonts w:eastAsia="黑体"/>
       <w:color w:val="4070a0"/>
     </w:rPr>
   </w:style>
@@ -15900,6 +16643,7 @@
     <w:name w:val="SpecialCharTok"/>
     <w:basedOn w:val="VerbatimChar"/>
     <w:rPr>
+      <w:rFonts w:eastAsia="黑体"/>
       <w:color w:val="4070a0"/>
     </w:rPr>
   </w:style>
@@ -15907,6 +16651,7 @@
     <w:name w:val="StringTok"/>
     <w:basedOn w:val="VerbatimChar"/>
     <w:rPr>
+      <w:rFonts w:eastAsia="黑体"/>
       <w:color w:val="4070a0"/>
     </w:rPr>
   </w:style>
@@ -15914,6 +16659,7 @@
     <w:name w:val="VerbatimStringTok"/>
     <w:basedOn w:val="VerbatimChar"/>
     <w:rPr>
+      <w:rFonts w:eastAsia="黑体"/>
       <w:color w:val="4070a0"/>
     </w:rPr>
   </w:style>
@@ -15921,6 +16667,7 @@
     <w:name w:val="SpecialStringTok"/>
     <w:basedOn w:val="VerbatimChar"/>
     <w:rPr>
+      <w:rFonts w:eastAsia="黑体"/>
       <w:color w:val="bb6688"/>
     </w:rPr>
   </w:style>
@@ -15928,6 +16675,7 @@
     <w:name w:val="ImportTok"/>
     <w:basedOn w:val="VerbatimChar"/>
     <w:rPr>
+      <w:rFonts w:eastAsia="黑体"/>
       <w:b/>
       <w:color w:val="008000"/>
     </w:rPr>
@@ -15936,6 +16684,7 @@
     <w:name w:val="CommentTok"/>
     <w:basedOn w:val="VerbatimChar"/>
     <w:rPr>
+      <w:rFonts w:eastAsia="黑体"/>
       <w:i/>
       <w:color w:val="60a0b0"/>
     </w:rPr>
@@ -15944,6 +16693,7 @@
     <w:name w:val="DocumentationTok"/>
     <w:basedOn w:val="VerbatimChar"/>
     <w:rPr>
+      <w:rFonts w:eastAsia="黑体"/>
       <w:i/>
       <w:color w:val="ba2121"/>
     </w:rPr>
@@ -15952,6 +16702,7 @@
     <w:name w:val="AnnotationTok"/>
     <w:basedOn w:val="VerbatimChar"/>
     <w:rPr>
+      <w:rFonts w:eastAsia="黑体"/>
       <w:b/>
       <w:i/>
       <w:color w:val="60a0b0"/>
@@ -15961,6 +16712,7 @@
     <w:name w:val="CommentVarTok"/>
     <w:basedOn w:val="VerbatimChar"/>
     <w:rPr>
+      <w:rFonts w:eastAsia="黑体"/>
       <w:b/>
       <w:i/>
       <w:color w:val="60a0b0"/>
@@ -15970,6 +16722,7 @@
     <w:name w:val="OtherTok"/>
     <w:basedOn w:val="VerbatimChar"/>
     <w:rPr>
+      <w:rFonts w:eastAsia="黑体"/>
       <w:color w:val="007020"/>
     </w:rPr>
   </w:style>
@@ -15977,6 +16730,7 @@
     <w:name w:val="FunctionTok"/>
     <w:basedOn w:val="VerbatimChar"/>
     <w:rPr>
+      <w:rFonts w:eastAsia="黑体"/>
       <w:color w:val="06287e"/>
     </w:rPr>
   </w:style>
@@ -15984,6 +16738,7 @@
     <w:name w:val="VariableTok"/>
     <w:basedOn w:val="VerbatimChar"/>
     <w:rPr>
+      <w:rFonts w:eastAsia="黑体"/>
       <w:color w:val="19177c"/>
     </w:rPr>
   </w:style>
@@ -15991,6 +16746,7 @@
     <w:name w:val="ControlFlowTok"/>
     <w:basedOn w:val="VerbatimChar"/>
     <w:rPr>
+      <w:rFonts w:eastAsia="黑体"/>
       <w:b/>
       <w:color w:val="007020"/>
     </w:rPr>
@@ -15999,6 +16755,7 @@
     <w:name w:val="OperatorTok"/>
     <w:basedOn w:val="VerbatimChar"/>
     <w:rPr>
+      <w:rFonts w:eastAsia="黑体"/>
       <w:color w:val="666666"/>
     </w:rPr>
   </w:style>
@@ -16006,18 +16763,22 @@
     <w:name w:val="BuiltInTok"/>
     <w:basedOn w:val="VerbatimChar"/>
     <w:rPr>
+      <w:rFonts w:eastAsia="黑体"/>
       <w:color w:val="008000"/>
     </w:rPr>
   </w:style>
   <w:style w:type="character" w:customStyle="1" w:styleId="ExtensionTok">
     <w:name w:val="ExtensionTok"/>
     <w:basedOn w:val="VerbatimChar"/>
-    <w:rPr/>
+    <w:rPr>
+      <w:rFonts w:eastAsia="黑体"/>
+    </w:rPr>
   </w:style>
   <w:style w:type="character" w:customStyle="1" w:styleId="PreprocessorTok">
     <w:name w:val="PreprocessorTok"/>
     <w:basedOn w:val="VerbatimChar"/>
     <w:rPr>
+      <w:rFonts w:eastAsia="黑体"/>
       <w:color w:val="bc7a00"/>
     </w:rPr>
   </w:style>
@@ -16025,18 +16786,22 @@
     <w:name w:val="AttributeTok"/>
     <w:basedOn w:val="VerbatimChar"/>
     <w:rPr>
+      <w:rFonts w:eastAsia="黑体"/>
       <w:color w:val="7d9029"/>
     </w:rPr>
   </w:style>
   <w:style w:type="character" w:customStyle="1" w:styleId="RegionMarkerTok">
     <w:name w:val="RegionMarkerTok"/>
     <w:basedOn w:val="VerbatimChar"/>
-    <w:rPr/>
+    <w:rPr>
+      <w:rFonts w:eastAsia="黑体"/>
+    </w:rPr>
   </w:style>
   <w:style w:type="character" w:customStyle="1" w:styleId="InformationTok">
     <w:name w:val="InformationTok"/>
     <w:basedOn w:val="VerbatimChar"/>
     <w:rPr>
+      <w:rFonts w:eastAsia="黑体"/>
       <w:b/>
       <w:i/>
       <w:color w:val="60a0b0"/>
@@ -16046,6 +16811,7 @@
     <w:name w:val="WarningTok"/>
     <w:basedOn w:val="VerbatimChar"/>
     <w:rPr>
+      <w:rFonts w:eastAsia="黑体"/>
       <w:b/>
       <w:i/>
       <w:color w:val="60a0b0"/>
@@ -16055,6 +16821,7 @@
     <w:name w:val="AlertTok"/>
     <w:basedOn w:val="VerbatimChar"/>
     <w:rPr>
+      <w:rFonts w:eastAsia="黑体"/>
       <w:b/>
       <w:color w:val="ff0000"/>
     </w:rPr>
@@ -16063,6 +16830,7 @@
     <w:name w:val="ErrorTok"/>
     <w:basedOn w:val="VerbatimChar"/>
     <w:rPr>
+      <w:rFonts w:eastAsia="黑体"/>
       <w:b/>
       <w:color w:val="ff0000"/>
     </w:rPr>
@@ -16070,7 +16838,9 @@
   <w:style w:type="character" w:customStyle="1" w:styleId="NormalTok">
     <w:name w:val="NormalTok"/>
     <w:basedOn w:val="VerbatimChar"/>
-    <w:rPr/>
+    <w:rPr>
+      <w:rFonts w:eastAsia="黑体"/>
+    </w:rPr>
   </w:style>
 </w:styles>
 </file>
@@ -16119,12 +16889,12 @@
     <a:fontScheme name="Office">
       <a:majorFont>
         <a:latin typeface="Calibri"/>
-        <a:ea typeface=""/>
+        <a:ea typeface="黑体"/>
         <a:cs typeface=""/>
         <a:font script="Jpan" typeface="ＭＳ ゴシック"/>
         <a:font script="Hang" typeface="맑은 고딕"/>
-        <a:font script="Hans" typeface="宋体"/>
-        <a:font script="Hant" typeface="新細明體"/>
+        <a:font script="Hans" typeface="黑体"/>
+        <a:font script="Hant" typeface="黑体"/>
         <a:font script="Arab" typeface="Times New Roman"/>
         <a:font script="Hebr" typeface="Times New Roman"/>
         <a:font script="Thai" typeface="Angsana New"/>
@@ -16154,12 +16924,12 @@
       </a:majorFont>
       <a:minorFont>
         <a:latin typeface="Cambria"/>
-        <a:ea typeface=""/>
+        <a:ea typeface="黑体"/>
         <a:cs typeface=""/>
         <a:font script="Jpan" typeface="ＭＳ 明朝"/>
         <a:font script="Hang" typeface="맑은 고딕"/>
-        <a:font script="Hans" typeface="宋体"/>
-        <a:font script="Hant" typeface="新細明體"/>
+        <a:font script="Hans" typeface="黑体"/>
+        <a:font script="Hant" typeface="黑体"/>
         <a:font script="Arab" typeface="Arial"/>
         <a:font script="Hebr" typeface="Arial"/>
         <a:font script="Thai" typeface="Cordia New"/>

--- a/04-滤波电路/03-带通滤波/多反馈带通滤波电路/多反馈带通滤波电路.docx
+++ b/04-滤波电路/03-带通滤波/多反馈带通滤波电路/多反馈带通滤波电路.docx
@@ -3818,7 +3818,7 @@
           <w:color w:val="555555"/>
           <w:sz w:val="21"/>
         </w:rPr>
-        <w:t>材料收集者：杜文杰，WX手机：19519196569，QQ:3478827729</w:t>
+        <w:t>材料收集者：杜文杰，微信/手机：19519196569，QQ:3478827729</w:t>
       </w:r>
     </w:p>
     <w:sectPr>
